--- a/downloads/workbook/ai-3-week-10.docx
+++ b/downloads/workbook/ai-3-week-10.docx
@@ -1338,6 +1338,178 @@
         <w:t>Project connection: Use Study Buddy generated diagrams only with clear provenance and checked educational labels.</w:t>
       </w:r>
     </w:p>
+    <w:p>
+      <w:pPr>
+        <w:pStyle w:val="Heading1"/>
+      </w:pPr>
+      <w:r>
+        <w:t>19. Project portfolio milestone</w:t>
+      </w:r>
+    </w:p>
+    <w:p>
+      <w:r>
+        <w:t>Project: Verified Study Buddy</w:t>
+      </w:r>
+    </w:p>
+    <w:p>
+      <w:r>
+        <w:t>Current milestone: Make a transparent first version. Keep a trace of how one input becomes an output; explain the rule or learned component.</w:t>
+      </w:r>
+    </w:p>
+    <w:p>
+      <w:r>
+        <w:t>Use Study Buddy generated diagrams only with clear provenance and checked educational labels.</w:t>
+      </w:r>
+    </w:p>
+    <w:tbl>
+      <w:tblPr>
+        <w:tblStyle w:val="LightShading-Accent1"/>
+        <w:tblW w:type="auto" w:w="0"/>
+        <w:tblLook w:firstColumn="1" w:firstRow="1" w:lastColumn="0" w:lastRow="0" w:noHBand="0" w:noVBand="1" w:val="04A0"/>
+      </w:tblPr>
+      <w:tblGrid>
+        <w:gridCol w:w="5112"/>
+        <w:gridCol w:w="5112"/>
+      </w:tblGrid>
+      <w:tr>
+        <w:trPr>
+          <w:tblHeader/>
+        </w:trPr>
+        <w:tc>
+          <w:tcPr>
+            <w:tcW w:type="dxa" w:w="5112"/>
+          </w:tcPr>
+          <w:p>
+            <w:r>
+              <w:t>Evidence to keep</w:t>
+            </w:r>
+          </w:p>
+        </w:tc>
+        <w:tc>
+          <w:tcPr>
+            <w:tcW w:type="dxa" w:w="5112"/>
+          </w:tcPr>
+          <w:p>
+            <w:r>
+              <w:t>My record</w:t>
+            </w:r>
+          </w:p>
+        </w:tc>
+      </w:tr>
+      <w:tr>
+        <w:tc>
+          <w:tcPr>
+            <w:tcW w:type="dxa" w:w="5112"/>
+          </w:tcPr>
+          <w:p>
+            <w:r>
+              <w:t>This week’s input and deciding step</w:t>
+            </w:r>
+          </w:p>
+        </w:tc>
+        <w:tc>
+          <w:tcPr>
+            <w:tcW w:type="dxa" w:w="5112"/>
+          </w:tcPr>
+          <w:p>
+            <w:r/>
+          </w:p>
+        </w:tc>
+      </w:tr>
+      <w:tr>
+        <w:tc>
+          <w:tcPr>
+            <w:tcW w:type="dxa" w:w="5112"/>
+          </w:tcPr>
+          <w:p>
+            <w:r>
+              <w:t>Prediction and actual result (or labelled paper trace)</w:t>
+            </w:r>
+          </w:p>
+        </w:tc>
+        <w:tc>
+          <w:tcPr>
+            <w:tcW w:type="dxa" w:w="5112"/>
+          </w:tcPr>
+          <w:p>
+            <w:r/>
+          </w:p>
+        </w:tc>
+      </w:tr>
+      <w:tr>
+        <w:tc>
+          <w:tcPr>
+            <w:tcW w:type="dxa" w:w="5112"/>
+          </w:tcPr>
+          <w:p>
+            <w:r>
+              <w:t>One change since the previous checkpoint and why</w:t>
+            </w:r>
+          </w:p>
+        </w:tc>
+        <w:tc>
+          <w:tcPr>
+            <w:tcW w:type="dxa" w:w="5112"/>
+          </w:tcPr>
+          <w:p>
+            <w:r/>
+          </w:p>
+        </w:tc>
+      </w:tr>
+      <w:tr>
+        <w:tc>
+          <w:tcPr>
+            <w:tcW w:type="dxa" w:w="5112"/>
+          </w:tcPr>
+          <w:p>
+            <w:r>
+              <w:t>One error or limit and the next test</w:t>
+            </w:r>
+          </w:p>
+        </w:tc>
+        <w:tc>
+          <w:tcPr>
+            <w:tcW w:type="dxa" w:w="5112"/>
+          </w:tcPr>
+          <w:p>
+            <w:r/>
+          </w:p>
+        </w:tc>
+      </w:tr>
+    </w:tbl>
+    <w:p>
+      <w:pPr>
+        <w:pStyle w:val="Heading3"/>
+      </w:pPr>
+      <w:r>
+        <w:t>Explain what this week adds to your project. Reuse last week’s record rather than starting again.</w:t>
+      </w:r>
+    </w:p>
+    <w:p>
+      <w:r>
+        <w:t>________________________________________________________________</w:t>
+      </w:r>
+    </w:p>
+    <w:p>
+      <w:r>
+        <w:t>________________________________________________________________</w:t>
+      </w:r>
+    </w:p>
+    <w:p>
+      <w:r>
+        <w:t>________________________________________________________________</w:t>
+      </w:r>
+    </w:p>
+    <w:p>
+      <w:r>
+        <w:t>________________________________________________________________</w:t>
+      </w:r>
+    </w:p>
+    <w:p>
+      <w:r>
+        <w:t>________________________________________________________________</w:t>
+      </w:r>
+    </w:p>
     <w:sectPr>
       <w:pgSz w:w="12240" w:h="15840"/>
       <w:pgMar w:top="936" w:right="1008" w:bottom="936" w:left="1008" w:header="720" w:footer="720" w:gutter="0"/>

--- a/downloads/workbook/ai-3-week-10.docx
+++ b/downloads/workbook/ai-3-week-10.docx
@@ -1510,6 +1510,240 @@
         <w:t>________________________________________________________________</w:t>
       </w:r>
     </w:p>
+    <w:p>
+      <w:pPr>
+        <w:pStyle w:val="Heading1"/>
+      </w:pPr>
+      <w:r>
+        <w:t>20. Supported practice and learning evidence</w:t>
+      </w:r>
+    </w:p>
+    <w:p>
+      <w:r>
+        <w:t>Use this supported practice once, in the browser or on paper. Keep the reserved independent assessment for a separate first attempt before teacher feedback.</w:t>
+      </w:r>
+    </w:p>
+    <w:p>
+      <w:r>
+        <w:t>A fictional lesson poster illustrates one family of image-generation approaches.</w:t>
+      </w:r>
+    </w:p>
+    <w:p>
+      <w:pPr>
+        <w:pStyle w:val="Heading3"/>
+      </w:pPr>
+      <w:r>
+        <w:t>Practice 1: explain the deciding evidence</w:t>
+      </w:r>
+    </w:p>
+    <w:p>
+      <w:r>
+        <w:t>Which labelled step matches this detail? Caption it as a generated-process illustration, not a photographed experiment.</w:t>
+      </w:r>
+    </w:p>
+    <w:p>
+      <w:r>
+        <w:t>1. Noisy representation</w:t>
+      </w:r>
+    </w:p>
+    <w:p>
+      <w:r>
+        <w:t>2. Condition on request</w:t>
+      </w:r>
+    </w:p>
+    <w:p>
+      <w:r>
+        <w:t>3. Check provenance</w:t>
+      </w:r>
+    </w:p>
+    <w:p>
+      <w:r>
+        <w:t>4. Illustrative update</w:t>
+      </w:r>
+    </w:p>
+    <w:p>
+      <w:pPr>
+        <w:pStyle w:val="Heading3"/>
+      </w:pPr>
+      <w:r>
+        <w:t>My selected conclusion, deciding fact and explanation</w:t>
+      </w:r>
+    </w:p>
+    <w:p>
+      <w:r>
+        <w:t>________________________________________________________________</w:t>
+      </w:r>
+    </w:p>
+    <w:p>
+      <w:r>
+        <w:t>________________________________________________________________</w:t>
+      </w:r>
+    </w:p>
+    <w:p>
+      <w:r>
+        <w:t>________________________________________________________________</w:t>
+      </w:r>
+    </w:p>
+    <w:p>
+      <w:r>
+        <w:t>________________________________________________________________</w:t>
+      </w:r>
+    </w:p>
+    <w:p>
+      <w:r>
+        <w:t>________________________________________________________________</w:t>
+      </w:r>
+    </w:p>
+    <w:p>
+      <w:r>
+        <w:t>Hint if needed: Read the steps in the pictorial case. Match the supplied detail to the stage that performs or records it.</w:t>
+      </w:r>
+    </w:p>
+    <w:p>
+      <w:r>
+        <w:t>After your attempt, compare with the supported explanation: Check provenance Caption it as a generated-process illustration, not a photographed experiment. Diffusion-style generators learn to remove noise in stages, often guided by text, but a real implementation can operate in a latent representation rather than direct pixels. The toy values let us inspect an update without pretending to simulate that trained process. An attractive final image still needs checks for labels, requested relations and factual claims.</w:t>
+      </w:r>
+    </w:p>
+    <w:p>
+      <w:pPr>
+        <w:pStyle w:val="Heading3"/>
+      </w:pPr>
+      <w:r>
+        <w:t>Practice 2: explain the deciding evidence</w:t>
+      </w:r>
+    </w:p>
+    <w:p>
+      <w:r>
+        <w:t>Changed-case practice: Relabel the illustration as a photograph of an actual laboratory measurement. Which conclusion is supported by the supplied facts?</w:t>
+      </w:r>
+    </w:p>
+    <w:p>
+      <w:r>
+        <w:t>1. We can decide the result without examining the changed input or the procedure.</w:t>
+      </w:r>
+    </w:p>
+    <w:p>
+      <w:r>
+        <w:t>2. That caption is unsupported.</w:t>
+      </w:r>
+    </w:p>
+    <w:p>
+      <w:r>
+        <w:t>3. This one example guarantees correct results for every future input.</w:t>
+      </w:r>
+    </w:p>
+    <w:p>
+      <w:pPr>
+        <w:pStyle w:val="Heading3"/>
+      </w:pPr>
+      <w:r>
+        <w:t>My selected conclusion, deciding fact and explanation</w:t>
+      </w:r>
+    </w:p>
+    <w:p>
+      <w:r>
+        <w:t>________________________________________________________________</w:t>
+      </w:r>
+    </w:p>
+    <w:p>
+      <w:r>
+        <w:t>________________________________________________________________</w:t>
+      </w:r>
+    </w:p>
+    <w:p>
+      <w:r>
+        <w:t>________________________________________________________________</w:t>
+      </w:r>
+    </w:p>
+    <w:p>
+      <w:r>
+        <w:t>________________________________________________________________</w:t>
+      </w:r>
+    </w:p>
+    <w:p>
+      <w:r>
+        <w:t>________________________________________________________________</w:t>
+      </w:r>
+    </w:p>
+    <w:p>
+      <w:r>
+        <w:t>Hint if needed: Use the changed condition and the deciding step in the pictorial trace. The answer must say what follows from those facts.</w:t>
+      </w:r>
+    </w:p>
+    <w:p>
+      <w:r>
+        <w:t>After your attempt, compare with the supported explanation: That caption is unsupported. Its provenance is an invented diagram of a process, not a camera record of an event.</w:t>
+      </w:r>
+    </w:p>
+    <w:p>
+      <w:pPr>
+        <w:pStyle w:val="Heading3"/>
+      </w:pPr>
+      <w:r>
+        <w:t>Repair a missing building block</w:t>
+      </w:r>
+    </w:p>
+    <w:p>
+      <w:r>
+        <w:t>Review Prompt Evaluation (ai-3/9). Goal: Explain the mechanism and terminology of controlled prompt experiments. Short practice: Why is B’s selection defensible here without calling it universally superior?. Return to this week and explain what you changed.</w:t>
+      </w:r>
+    </w:p>
+    <w:p>
+      <w:r>
+        <w:t>Review Iterative Prompting (ai-3/7). Goal: Explain the mechanism and terminology of controlled prompt experiments. Short practice: What evidence supports improvement here, and what remains unproven?. Return to this week and explain what you changed.</w:t>
+      </w:r>
+    </w:p>
+    <w:p>
+      <w:r>
+        <w:t>Review Sampling and Variability (ai-3/4). Goal: Sample from a distribution using explicit cumulative intervals. Short practice: Does T=0.5 make B impossible, and does choosing A guarantee factual accuracy?. Return to this week and explain what you changed.</w:t>
+      </w:r>
+    </w:p>
+    <w:p>
+      <w:pPr>
+        <w:pStyle w:val="Heading3"/>
+      </w:pPr>
+      <w:r>
+        <w:t>Keep your completed work</w:t>
+      </w:r>
+    </w:p>
+    <w:p>
+      <w:r>
+        <w:t>Use Download completed work in the hosted lesson to export your answers, reflections, practice feedback and code-run evidence. Open the HTML copy to read or print it. Drafts stay in this browser when storage is available; clear drafts on a shared device.</w:t>
+      </w:r>
+    </w:p>
+    <w:p>
+      <w:pPr>
+        <w:pStyle w:val="Heading3"/>
+      </w:pPr>
+      <w:r>
+        <w:t>What I repaired, the evidence I kept and the next test</w:t>
+      </w:r>
+    </w:p>
+    <w:p>
+      <w:r>
+        <w:t>________________________________________________________________</w:t>
+      </w:r>
+    </w:p>
+    <w:p>
+      <w:r>
+        <w:t>________________________________________________________________</w:t>
+      </w:r>
+    </w:p>
+    <w:p>
+      <w:r>
+        <w:t>________________________________________________________________</w:t>
+      </w:r>
+    </w:p>
+    <w:p>
+      <w:r>
+        <w:t>________________________________________________________________</w:t>
+      </w:r>
+    </w:p>
+    <w:p>
+      <w:r>
+        <w:t>________________________________________________________________</w:t>
+      </w:r>
+    </w:p>
     <w:sectPr>
       <w:pgSz w:w="12240" w:h="15840"/>
       <w:pgMar w:top="936" w:right="1008" w:bottom="936" w:left="1008" w:header="720" w:footer="720" w:gutter="0"/>

--- a/downloads/workbook/ai-3-week-10.docx
+++ b/downloads/workbook/ai-3-week-10.docx
@@ -30,6 +30,17 @@
     </w:p>
     <w:p>
       <w:r>
+        <w:t>Record your starting explanation for Image Generation Models before opening notes. Show any later correction separately.</w:t>
+      </w:r>
+    </w:p>
+    <w:p>
+      <w:pPr>
+        <w:spacing w:line="336" w:lineRule="auto" w:after="180"/>
+      </w:pPr>
+      <w:r>
+        <w:rPr>
+          <w:b w:val="0"/>
+        </w:rPr>
         <w:t>Try the recall before opening notes. Then use a different colour or a labelled second line to correct your explanation.</w:t>
       </w:r>
     </w:p>
@@ -42,7 +53,13 @@
       </w:r>
     </w:p>
     <w:p>
-      <w:r>
+      <w:pPr>
+        <w:spacing w:line="336" w:lineRule="auto" w:after="180"/>
+      </w:pPr>
+      <w:r>
+        <w:rPr>
+          <w:b w:val="0"/>
+        </w:rPr>
         <w:t>Without opening the old lesson, explain one key idea from Prompt Evaluation. Give an example and a mistake that the idea helps you avoid.</w:t>
       </w:r>
     </w:p>
@@ -78,7 +95,13 @@
       </w:r>
     </w:p>
     <w:p>
-      <w:r>
+      <w:pPr>
+        <w:spacing w:line="336" w:lineRule="auto" w:after="180"/>
+      </w:pPr>
+      <w:r>
+        <w:rPr>
+          <w:b w:val="0"/>
+        </w:rPr>
         <w:t>Without opening the old lesson, explain one key idea from Iterative Prompting. Give an example and a mistake that the idea helps you avoid.</w:t>
       </w:r>
     </w:p>
@@ -114,7 +137,13 @@
       </w:r>
     </w:p>
     <w:p>
-      <w:r>
+      <w:pPr>
+        <w:spacing w:line="336" w:lineRule="auto" w:after="180"/>
+      </w:pPr>
+      <w:r>
+        <w:rPr>
+          <w:b w:val="0"/>
+        </w:rPr>
         <w:t>Without opening the old lesson, explain one key idea from Sampling and Variability. Give an example and a mistake that the idea helps you avoid.</w:t>
       </w:r>
     </w:p>
@@ -151,7 +180,30 @@
     </w:p>
     <w:p>
       <w:r>
-        <w:t>Use W2: Trace the worked case for Image generation and provenance. Record the answer once; the lesson and workbook refer to the same attempt.</w:t>
+        <w:t>Complete the supported Image Generation Models trace and record the first step you can explain without help.</w:t>
+      </w:r>
+    </w:p>
+    <w:p>
+      <w:pPr>
+        <w:spacing w:line="336" w:lineRule="auto" w:after="180"/>
+      </w:pPr>
+      <w:r>
+        <w:rPr>
+          <w:b w:val="0"/>
+        </w:rPr>
+        <w:t xml:space="preserve">Use W2: Trace the worked case for Image generation and </w:t>
+      </w:r>
+      <w:r>
+        <w:rPr>
+          <w:b/>
+        </w:rPr>
+        <w:t>provenance</w:t>
+      </w:r>
+      <w:r>
+        <w:rPr>
+          <w:b w:val="0"/>
+        </w:rPr>
+        <w:t>. Record the answer once; the lesson and workbook refer to the same attempt.</w:t>
       </w:r>
     </w:p>
     <w:tbl>
@@ -279,7 +331,41 @@
     </w:p>
     <w:p>
       <w:r>
-        <w:t>Use the worked case for Image generation and provenance. Proposed explanation: “The worked result establishes every future case”. Decide whether this explanation is supported. Point to the step or supplied fact that decides; explain your repair if needed.</w:t>
+        <w:t>Check the proposed Image Generation Models explanation against the supplied facts before discussing it.</w:t>
+      </w:r>
+    </w:p>
+    <w:p>
+      <w:pPr>
+        <w:spacing w:line="336" w:lineRule="auto" w:after="180"/>
+      </w:pPr>
+      <w:r>
+        <w:rPr>
+          <w:b w:val="0"/>
+        </w:rPr>
+        <w:t xml:space="preserve">Use the worked case for Image generation and </w:t>
+      </w:r>
+      <w:r>
+        <w:rPr>
+          <w:b/>
+        </w:rPr>
+        <w:t>provenance</w:t>
+      </w:r>
+      <w:r>
+        <w:rPr>
+          <w:b w:val="0"/>
+        </w:rPr>
+        <w:t>. Proposed explanation: “The worked result establishes every future case”. Decide whether this explanation is supported.</w:t>
+      </w:r>
+    </w:p>
+    <w:p>
+      <w:pPr>
+        <w:spacing w:line="336" w:lineRule="auto" w:after="180"/>
+      </w:pPr>
+      <w:r>
+        <w:rPr>
+          <w:b w:val="0"/>
+        </w:rPr>
+        <w:t>Point to the step or supplied fact that decides; explain your repair if needed.</w:t>
       </w:r>
     </w:p>
     <w:p>
@@ -319,6 +405,11 @@
       </w:r>
     </w:p>
     <w:p>
+      <w:r>
+        <w:t>Write one first attempt at the reserved independent case before feedback. Repeated copies of that case refer to the same recorded attempt.</w:t>
+      </w:r>
+    </w:p>
+    <w:p>
       <w:pPr>
         <w:pStyle w:val="Heading3"/>
       </w:pPr>
@@ -327,8 +418,50 @@
       </w:r>
     </w:p>
     <w:p>
-      <w:r>
-        <w:t>A generated diagram requires two arrows and labels input/output. It has two arrows but swapped labels. Metadata records generation, yet the caption says experimental observation. Audit.</w:t>
+      <w:pPr>
+        <w:spacing w:line="336" w:lineRule="auto" w:after="180"/>
+      </w:pPr>
+      <w:r>
+        <w:rPr>
+          <w:b w:val="0"/>
+        </w:rPr>
+        <w:t xml:space="preserve">A generated diagram requires two arrows and labels </w:t>
+      </w:r>
+      <w:r>
+        <w:rPr>
+          <w:b/>
+        </w:rPr>
+        <w:t>input</w:t>
+      </w:r>
+      <w:r>
+        <w:rPr>
+          <w:b w:val="0"/>
+        </w:rPr>
+        <w:t>/</w:t>
+      </w:r>
+      <w:r>
+        <w:rPr>
+          <w:b/>
+        </w:rPr>
+        <w:t>output</w:t>
+      </w:r>
+      <w:r>
+        <w:rPr>
+          <w:b w:val="0"/>
+        </w:rPr>
+        <w:t xml:space="preserve">. It has two arrows but swapped labels. Metadata records generation, yet the caption says experimental </w:t>
+      </w:r>
+      <w:r>
+        <w:rPr>
+          <w:b/>
+        </w:rPr>
+        <w:t>observation</w:t>
+      </w:r>
+      <w:r>
+        <w:rPr>
+          <w:b w:val="0"/>
+        </w:rPr>
+        <w:t>. Audit.</w:t>
       </w:r>
     </w:p>
     <w:p>
@@ -375,7 +508,13 @@
       </w:r>
     </w:p>
     <w:p>
-      <w:r>
+      <w:pPr>
+        <w:spacing w:line="336" w:lineRule="auto" w:after="180"/>
+      </w:pPr>
+      <w:r>
+        <w:rPr>
+          <w:b w:val="0"/>
+        </w:rPr>
         <w:t>Attempt this case before feedback. Record any help. Earlier examples below are further practice; a case already practised with feedback cannot establish fresh transfer.</w:t>
       </w:r>
     </w:p>
@@ -389,7 +528,30 @@
     </w:p>
     <w:p>
       <w:r>
-        <w:t>An image generator produces a convincing picture of a school greenhouse on Mars. A student calls it photographic evidence. Explain what the image can and cannot establish.</w:t>
+        <w:t>Connect the Image Generation Models target to a trace and a justified conclusion.</w:t>
+      </w:r>
+    </w:p>
+    <w:p>
+      <w:pPr>
+        <w:spacing w:line="336" w:lineRule="auto" w:after="180"/>
+      </w:pPr>
+      <w:r>
+        <w:rPr>
+          <w:b w:val="0"/>
+        </w:rPr>
+        <w:t xml:space="preserve">An image generator produces a convincing picture of a school greenhouse on Mars. A student calls it photographic </w:t>
+      </w:r>
+      <w:r>
+        <w:rPr>
+          <w:b/>
+        </w:rPr>
+        <w:t>evidence</w:t>
+      </w:r>
+      <w:r>
+        <w:rPr>
+          <w:b w:val="0"/>
+        </w:rPr>
+        <w:t>. Explain what the image can and cannot establish.</w:t>
       </w:r>
     </w:p>
     <w:p>
@@ -402,17 +564,47 @@
     </w:p>
     <w:p>
       <w:r>
+        <w:t>Solve the supplied Image Generation Models case and show the deciding evidence.</w:t>
+      </w:r>
+    </w:p>
+    <w:p>
+      <w:pPr>
+        <w:spacing w:line="336" w:lineRule="auto" w:after="180"/>
+      </w:pPr>
+      <w:r>
+        <w:rPr>
+          <w:b w:val="0"/>
+        </w:rPr>
         <w:t>A generator creates a realistic fictional bicycle beside a tree.</w:t>
       </w:r>
     </w:p>
     <w:p>
-      <w:r>
+      <w:pPr>
+        <w:spacing w:line="336" w:lineRule="auto" w:after="180"/>
+        <w:shd w:fill="F5F1FB"/>
+      </w:pPr>
+      <w:r>
+        <w:rPr>
+          <w:b w:val="0"/>
+        </w:rPr>
         <w:t>How does this differ from event photography?</w:t>
       </w:r>
     </w:p>
     <w:p>
-      <w:r>
-        <w:t>Show your trace, calculation or evidence</w:t>
+      <w:pPr>
+        <w:spacing w:line="336" w:lineRule="auto" w:after="180"/>
+      </w:pPr>
+      <w:r>
+        <w:rPr>
+          <w:b w:val="0"/>
+        </w:rPr>
+        <w:t xml:space="preserve">Show your trace, calculation or </w:t>
+      </w:r>
+      <w:r>
+        <w:rPr>
+          <w:b/>
+        </w:rPr>
+        <w:t>evidence</w:t>
       </w:r>
     </w:p>
     <w:p>
@@ -458,11 +650,29 @@
     </w:p>
     <w:p>
       <w:r>
+        <w:t>Apply the procedure to the changed case and record why the conclusion follows.</w:t>
+      </w:r>
+    </w:p>
+    <w:p>
+      <w:pPr>
+        <w:spacing w:line="336" w:lineRule="auto" w:after="180"/>
+        <w:shd w:fill="F5F1FB"/>
+      </w:pPr>
+      <w:r>
+        <w:rPr>
+          <w:b w:val="0"/>
+        </w:rPr>
         <w:t>An image model draws a plant with seven roots after a request for exactly four. What does this show, and where should an exact count diagram be made?</w:t>
       </w:r>
     </w:p>
     <w:p>
-      <w:r>
+      <w:pPr>
+        <w:spacing w:line="336" w:lineRule="auto" w:after="180"/>
+      </w:pPr>
+      <w:r>
+        <w:rPr>
+          <w:b w:val="0"/>
+        </w:rPr>
         <w:t>My independent answer and reason</w:t>
       </w:r>
     </w:p>
@@ -517,7 +727,30 @@
     </w:p>
     <w:p>
       <w:r>
-        <w:t>Create a changed input, boundary case or missing-information case. Write the expected answer or safe response before testing.</w:t>
+        <w:t>Specify a changed input, expected result and observation separately.</w:t>
+      </w:r>
+    </w:p>
+    <w:p>
+      <w:pPr>
+        <w:spacing w:line="336" w:lineRule="auto" w:after="180"/>
+      </w:pPr>
+      <w:r>
+        <w:rPr>
+          <w:b w:val="0"/>
+        </w:rPr>
+        <w:t xml:space="preserve">Create a changed </w:t>
+      </w:r>
+      <w:r>
+        <w:rPr>
+          <w:b/>
+        </w:rPr>
+        <w:t>input</w:t>
+      </w:r>
+      <w:r>
+        <w:rPr>
+          <w:b w:val="0"/>
+        </w:rPr>
+        <w:t>, boundary case or missing-information case. Write the expected answer or safe response before testing.</w:t>
       </w:r>
     </w:p>
     <w:tbl>
@@ -646,12 +879,41 @@
     </w:p>
     <w:p>
       <w:r>
+        <w:t>Justify what Image Generation Models adds to Verified Study Buddy and keep the evidence.</w:t>
+      </w:r>
+    </w:p>
+    <w:p>
+      <w:pPr>
+        <w:spacing w:line="336" w:lineRule="auto" w:after="180"/>
+      </w:pPr>
+      <w:r>
+        <w:rPr>
+          <w:b w:val="0"/>
+        </w:rPr>
         <w:t>Treat generated diagrams as illustrations; pair factual claims with approved sources.</w:t>
       </w:r>
     </w:p>
     <w:p>
-      <w:r>
-        <w:t>The project change and evidence I will keep</w:t>
+      <w:pPr>
+        <w:spacing w:line="336" w:lineRule="auto" w:after="180"/>
+      </w:pPr>
+      <w:r>
+        <w:rPr>
+          <w:b w:val="0"/>
+        </w:rPr>
+        <w:t xml:space="preserve">The project change and </w:t>
+      </w:r>
+      <w:r>
+        <w:rPr>
+          <w:b/>
+        </w:rPr>
+        <w:t>evidence</w:t>
+      </w:r>
+      <w:r>
+        <w:rPr>
+          <w:b w:val="0"/>
+        </w:rPr>
+        <w:t xml:space="preserve"> I will keep</w:t>
       </w:r>
     </w:p>
     <w:p>
@@ -697,11 +959,54 @@
     </w:p>
     <w:p>
       <w:r>
-        <w:t>I can explain the mechanism. I can show evidence. I can handle a changed case. I can name a limit. Mark each as not yet, with help or independently, and attach supporting work.</w:t>
-      </w:r>
-    </w:p>
-    <w:p>
-      <w:r>
+        <w:t>Judge explanation, evidence, transfer and limits separately; attach the work behind your judgement.</w:t>
+      </w:r>
+    </w:p>
+    <w:p>
+      <w:pPr>
+        <w:pStyle w:val="ListBullet"/>
+      </w:pPr>
+      <w:r>
+        <w:t>I can explain the mechanism.</w:t>
+      </w:r>
+    </w:p>
+    <w:p>
+      <w:pPr>
+        <w:pStyle w:val="ListBullet"/>
+      </w:pPr>
+      <w:r>
+        <w:t>I can show evidence.</w:t>
+      </w:r>
+    </w:p>
+    <w:p>
+      <w:pPr>
+        <w:pStyle w:val="ListBullet"/>
+      </w:pPr>
+      <w:r>
+        <w:t>I can handle a changed case.</w:t>
+      </w:r>
+    </w:p>
+    <w:p>
+      <w:pPr>
+        <w:pStyle w:val="ListBullet"/>
+      </w:pPr>
+      <w:r>
+        <w:t>I can name a limit.</w:t>
+      </w:r>
+    </w:p>
+    <w:p>
+      <w:r>
+        <w:t>Mark each as not yet, with help or independently, and attach supporting work.</w:t>
+      </w:r>
+    </w:p>
+    <w:p>
+      <w:pPr>
+        <w:spacing w:line="336" w:lineRule="auto" w:after="180"/>
+      </w:pPr>
+      <w:r>
+        <w:rPr>
+          <w:b w:val="0"/>
+        </w:rPr>
         <w:t>Teacher review ____________________  Next step ____________________</w:t>
       </w:r>
     </w:p>
@@ -715,7 +1020,30 @@
     </w:p>
     <w:p>
       <w:r>
-        <w:t>An image generator produces a convincing picture of a school greenhouse on Mars. A student calls it photographic evidence. Explain what the image can and cannot establish.</w:t>
+        <w:t>Use this earlier case as transfer practice. A case already discussed with feedback is not fresh assessment evidence.</w:t>
+      </w:r>
+    </w:p>
+    <w:p>
+      <w:pPr>
+        <w:spacing w:line="336" w:lineRule="auto" w:after="180"/>
+      </w:pPr>
+      <w:r>
+        <w:rPr>
+          <w:b w:val="0"/>
+        </w:rPr>
+        <w:t xml:space="preserve">An image generator produces a convincing picture of a school greenhouse on Mars. A student calls it photographic </w:t>
+      </w:r>
+      <w:r>
+        <w:rPr>
+          <w:b/>
+        </w:rPr>
+        <w:t>evidence</w:t>
+      </w:r>
+      <w:r>
+        <w:rPr>
+          <w:b w:val="0"/>
+        </w:rPr>
+        <w:t>. Explain what the image can and cannot establish.</w:t>
       </w:r>
     </w:p>
     <w:p>
@@ -762,7 +1090,13 @@
       </w:r>
     </w:p>
     <w:p>
-      <w:r>
+      <w:pPr>
+        <w:spacing w:line="336" w:lineRule="auto" w:after="180"/>
+      </w:pPr>
+      <w:r>
+        <w:rPr>
+          <w:b w:val="0"/>
+        </w:rPr>
         <w:t>Record support used: none, hint or teacher explanation.</w:t>
       </w:r>
     </w:p>
@@ -776,7 +1110,54 @@
     </w:p>
     <w:p>
       <w:r>
-        <w:t>Explain the weekly mechanism in your own words. Use the worked scenario to name its input, decision rule and output.</w:t>
+        <w:t>Explain the mechanism. Apply the supplied Image Generation Models facts and keep your reasoning.</w:t>
+      </w:r>
+    </w:p>
+    <w:p>
+      <w:pPr>
+        <w:spacing w:line="336" w:lineRule="auto" w:after="180"/>
+      </w:pPr>
+      <w:r>
+        <w:rPr>
+          <w:b w:val="0"/>
+        </w:rPr>
+        <w:t xml:space="preserve">Explain the weekly </w:t>
+      </w:r>
+      <w:r>
+        <w:rPr>
+          <w:b/>
+        </w:rPr>
+        <w:t>mechanism</w:t>
+      </w:r>
+      <w:r>
+        <w:rPr>
+          <w:b w:val="0"/>
+        </w:rPr>
+        <w:t xml:space="preserve"> in your own words. Use the worked scenario to name its </w:t>
+      </w:r>
+      <w:r>
+        <w:rPr>
+          <w:b/>
+        </w:rPr>
+        <w:t>input</w:t>
+      </w:r>
+      <w:r>
+        <w:rPr>
+          <w:b w:val="0"/>
+        </w:rPr>
+        <w:t xml:space="preserve">, decision rule and </w:t>
+      </w:r>
+      <w:r>
+        <w:rPr>
+          <w:b/>
+        </w:rPr>
+        <w:t>output</w:t>
+      </w:r>
+      <w:r>
+        <w:rPr>
+          <w:b w:val="0"/>
+        </w:rPr>
+        <w:t>.</w:t>
       </w:r>
     </w:p>
     <w:p>
@@ -827,7 +1208,29 @@
     </w:p>
     <w:p>
       <w:r>
-        <w:t>A fictional poster requires exactly three labelled circles. Generated image shows four circles and one unreadable label. A caption calls it a photograph of a real lesson. Show the intermediate steps and give the conclusion with its scope.</w:t>
+        <w:t>Trace the worked case. Apply the supplied Image Generation Models facts and keep your reasoning.</w:t>
+      </w:r>
+    </w:p>
+    <w:p>
+      <w:pPr>
+        <w:spacing w:line="336" w:lineRule="auto" w:after="180"/>
+      </w:pPr>
+      <w:r>
+        <w:rPr>
+          <w:b w:val="0"/>
+        </w:rPr>
+        <w:t>A fictional poster requires exactly three labelled circles. Generated image shows four circles and one unreadable label. A caption calls it a photograph of a real lesson.</w:t>
+      </w:r>
+    </w:p>
+    <w:p>
+      <w:pPr>
+        <w:spacing w:line="336" w:lineRule="auto" w:after="180"/>
+      </w:pPr>
+      <w:r>
+        <w:rPr>
+          <w:b w:val="0"/>
+        </w:rPr>
+        <w:t>Show the intermediate steps and give the conclusion with its scope.</w:t>
       </w:r>
     </w:p>
     <w:p>
@@ -883,7 +1286,41 @@
     </w:p>
     <w:p>
       <w:r>
-        <w:t>A report omits this qualification: Provenance tracks production history; it does not prove the content is accurate or establish every legal permission. Explain how omitting it could change a reader's interpretation, and write an accurate replacement.</w:t>
+        <w:t>Audit the limit. Apply the supplied Image Generation Models facts and keep your reasoning.</w:t>
+      </w:r>
+    </w:p>
+    <w:p>
+      <w:pPr>
+        <w:spacing w:line="336" w:lineRule="auto" w:after="180"/>
+      </w:pPr>
+      <w:r>
+        <w:rPr>
+          <w:b w:val="0"/>
+        </w:rPr>
+        <w:t xml:space="preserve">A report omits this qualification: </w:t>
+      </w:r>
+      <w:r>
+        <w:rPr>
+          <w:b/>
+        </w:rPr>
+        <w:t>Provenance</w:t>
+      </w:r>
+      <w:r>
+        <w:rPr>
+          <w:b w:val="0"/>
+        </w:rPr>
+        <w:t xml:space="preserve"> tracks production history; it does not prove the content is accurate or establish every legal permission.</w:t>
+      </w:r>
+    </w:p>
+    <w:p>
+      <w:pPr>
+        <w:spacing w:line="336" w:lineRule="auto" w:after="180"/>
+      </w:pPr>
+      <w:r>
+        <w:rPr>
+          <w:b w:val="0"/>
+        </w:rPr>
+        <w:t>Explain how omitting it could change a reader's interpretation, and write an accurate replacement.</w:t>
       </w:r>
     </w:p>
     <w:p>
@@ -934,7 +1371,54 @@
     </w:p>
     <w:p>
       <w:r>
-        <w:t>A generated diagram requires two arrows and labels input/output. It has two arrows but swapped labels. Metadata records generation, yet the caption says experimental observation. Audit.</w:t>
+        <w:t>Attempt before feedback. If this repeats the selected independent case, reuse that first attempt; otherwise keep a separate record. Apply a new case independently. Apply the supplied Image Generation Models facts and keep your reasoning.</w:t>
+      </w:r>
+    </w:p>
+    <w:p>
+      <w:pPr>
+        <w:spacing w:line="336" w:lineRule="auto" w:after="180"/>
+      </w:pPr>
+      <w:r>
+        <w:rPr>
+          <w:b w:val="0"/>
+        </w:rPr>
+        <w:t xml:space="preserve">A generated diagram requires two arrows and labels </w:t>
+      </w:r>
+      <w:r>
+        <w:rPr>
+          <w:b/>
+        </w:rPr>
+        <w:t>input</w:t>
+      </w:r>
+      <w:r>
+        <w:rPr>
+          <w:b w:val="0"/>
+        </w:rPr>
+        <w:t>/</w:t>
+      </w:r>
+      <w:r>
+        <w:rPr>
+          <w:b/>
+        </w:rPr>
+        <w:t>output</w:t>
+      </w:r>
+      <w:r>
+        <w:rPr>
+          <w:b w:val="0"/>
+        </w:rPr>
+        <w:t xml:space="preserve">. It has two arrows but swapped labels. Metadata records generation, yet the caption says experimental </w:t>
+      </w:r>
+      <w:r>
+        <w:rPr>
+          <w:b/>
+        </w:rPr>
+        <w:t>observation</w:t>
+      </w:r>
+      <w:r>
+        <w:rPr>
+          <w:b w:val="0"/>
+        </w:rPr>
+        <w:t>. Audit.</w:t>
       </w:r>
     </w:p>
     <w:p>
@@ -995,7 +1479,29 @@
     </w:p>
     <w:p>
       <w:r>
-        <w:t>For the worked scenario, propose one additional case that could reveal a failure, describe its expected outcome before running it, and explain what would need to remain fixed for a fair comparison. Do not reuse W4 as a new final test after receiving feedback.</w:t>
+        <w:t>Design a revealing follow-up. Apply the supplied Image Generation Models facts and keep your reasoning.</w:t>
+      </w:r>
+    </w:p>
+    <w:p>
+      <w:pPr>
+        <w:spacing w:line="336" w:lineRule="auto" w:after="180"/>
+      </w:pPr>
+      <w:r>
+        <w:rPr>
+          <w:b w:val="0"/>
+        </w:rPr>
+        <w:t>For the worked scenario, propose one additional case that could reveal a failure, describe its expected outcome before running it, and explain what would need to remain fixed for a fair comparison.</w:t>
+      </w:r>
+    </w:p>
+    <w:p>
+      <w:pPr>
+        <w:spacing w:line="336" w:lineRule="auto" w:after="180"/>
+      </w:pPr>
+      <w:r>
+        <w:rPr>
+          <w:b w:val="0"/>
+        </w:rPr>
+        <w:t>Do not reuse W4 as a new final test after receiving feedback.</w:t>
       </w:r>
     </w:p>
     <w:p>
@@ -1047,6 +1553,11 @@
       </w:pPr>
       <w:r>
         <w:t>17. Feedback, return check and learning record</w:t>
+      </w:r>
+    </w:p>
+    <w:p>
+      <w:r>
+        <w:t>Record the first repaired step and a different case to revisit after a delay.</w:t>
       </w:r>
     </w:p>
     <w:tbl>
@@ -1186,7 +1697,13 @@
       </w:tr>
     </w:tbl>
     <w:p>
-      <w:r>
+      <w:pPr>
+        <w:spacing w:line="336" w:lineRule="auto" w:after="180"/>
+      </w:pPr>
+      <w:r>
+        <w:rPr>
+          <w:b w:val="0"/>
+        </w:rPr>
         <w:t>Revisit this idea with your teacher after a delay. Familiarity is different from explaining and using it on a changed case.</w:t>
       </w:r>
     </w:p>
@@ -1200,17 +1717,64 @@
     </w:p>
     <w:p>
       <w:r>
+        <w:t>A fictional lesson poster illustrates one family of image-generation approaches. Explain the labelled step before checking the changed condition.</w:t>
+      </w:r>
+    </w:p>
+    <w:p>
+      <w:pPr>
+        <w:spacing w:line="336" w:lineRule="auto" w:after="180"/>
+      </w:pPr>
+      <w:r>
+        <w:rPr>
+          <w:b w:val="0"/>
+        </w:rPr>
         <w:t>A fictional lesson poster illustrates one family of image-generation approaches.</w:t>
       </w:r>
     </w:p>
     <w:p>
-      <w:r>
-        <w:t>Toy 2×2 noisy numerical grid: [[0.2,0.8],[0.6,0.3]]. A specified illustrative denoising step gives [[0.1,0.9],[0.4,0.2]].</w:t>
-      </w:r>
-    </w:p>
-    <w:p>
-      <w:r>
-        <w:t>These supplied arrays illustrate steps only; they are not outputs from a real trained diffusion model.</w:t>
+      <w:pPr>
+        <w:spacing w:line="336" w:lineRule="auto" w:after="180"/>
+      </w:pPr>
+      <w:r>
+        <w:rPr>
+          <w:b w:val="0"/>
+        </w:rPr>
+        <w:t xml:space="preserve">Toy 2×2 noisy numerical grid: [[0.2,0.8],[0.6,0.3]]. A specified illustrative </w:t>
+      </w:r>
+      <w:r>
+        <w:rPr>
+          <w:b/>
+        </w:rPr>
+        <w:t>denoising</w:t>
+      </w:r>
+      <w:r>
+        <w:rPr>
+          <w:b w:val="0"/>
+        </w:rPr>
+        <w:t xml:space="preserve"> step gives [[0.1,0.9],[0.4,0.2]].</w:t>
+      </w:r>
+    </w:p>
+    <w:p>
+      <w:pPr>
+        <w:spacing w:line="336" w:lineRule="auto" w:after="180"/>
+      </w:pPr>
+      <w:r>
+        <w:rPr>
+          <w:b w:val="0"/>
+        </w:rPr>
+        <w:t xml:space="preserve">These supplied arrays illustrate steps only; they are not </w:t>
+      </w:r>
+      <w:r>
+        <w:rPr>
+          <w:b/>
+        </w:rPr>
+        <w:t>output</w:t>
+      </w:r>
+      <w:r>
+        <w:rPr>
+          <w:b w:val="0"/>
+        </w:rPr>
+        <w:t>s from a real trained diffusion model.</w:t>
       </w:r>
     </w:p>
     <w:p>
@@ -1286,7 +1850,14 @@
       </w:r>
     </w:p>
     <w:p>
-      <w:r>
+      <w:pPr>
+        <w:spacing w:line="336" w:lineRule="auto" w:after="180"/>
+        <w:shd w:fill="F5F1FB"/>
+      </w:pPr>
+      <w:r>
+        <w:rPr>
+          <w:b w:val="0"/>
+        </w:rPr>
         <w:t>What may these two grids explain, and what can they not establish about a real generator?</w:t>
       </w:r>
     </w:p>
@@ -1329,13 +1900,58 @@
       </w:r>
     </w:p>
     <w:p>
-      <w:r>
-        <w:t>Support used: alone / hint / worked example. This record is practice evidence.</w:t>
-      </w:r>
-    </w:p>
-    <w:p>
-      <w:r>
-        <w:t>Project connection: Use Study Buddy generated diagrams only with clear provenance and checked educational labels.</w:t>
+      <w:pPr>
+        <w:pStyle w:val="Heading3"/>
+      </w:pPr>
+      <w:r>
+        <w:t>Record the help used</w:t>
+      </w:r>
+    </w:p>
+    <w:p>
+      <w:pPr>
+        <w:spacing w:line="336" w:lineRule="auto" w:after="180"/>
+        <w:shd w:fill="F1F6F8"/>
+      </w:pPr>
+      <w:r>
+        <w:rPr>
+          <w:b w:val="0"/>
+        </w:rPr>
+        <w:t xml:space="preserve">Support used: alone / hint / worked example. This record is practice </w:t>
+      </w:r>
+      <w:r>
+        <w:rPr>
+          <w:b/>
+        </w:rPr>
+        <w:t>evidence</w:t>
+      </w:r>
+      <w:r>
+        <w:rPr>
+          <w:b w:val="0"/>
+        </w:rPr>
+        <w:t>.</w:t>
+      </w:r>
+    </w:p>
+    <w:p>
+      <w:pPr>
+        <w:spacing w:line="336" w:lineRule="auto" w:after="180"/>
+      </w:pPr>
+      <w:r>
+        <w:rPr>
+          <w:b w:val="0"/>
+        </w:rPr>
+        <w:t xml:space="preserve">Project connection: Use Study Buddy generated diagrams only with clear </w:t>
+      </w:r>
+      <w:r>
+        <w:rPr>
+          <w:b/>
+        </w:rPr>
+        <w:t>provenance</w:t>
+      </w:r>
+      <w:r>
+        <w:rPr>
+          <w:b w:val="0"/>
+        </w:rPr>
+        <w:t xml:space="preserve"> and checked educational labels.</w:t>
       </w:r>
     </w:p>
     <w:p>
@@ -1348,17 +1964,76 @@
     </w:p>
     <w:p>
       <w:r>
+        <w:t>Keep this week’s input, deciding step, result and limit together in the Verified Study Buddy record.</w:t>
+      </w:r>
+    </w:p>
+    <w:p>
+      <w:pPr>
+        <w:spacing w:line="336" w:lineRule="auto" w:after="180"/>
+      </w:pPr>
+      <w:r>
+        <w:rPr>
+          <w:b w:val="0"/>
+        </w:rPr>
         <w:t>Project: Verified Study Buddy</w:t>
       </w:r>
     </w:p>
     <w:p>
-      <w:r>
-        <w:t>Current milestone: Make a transparent first version. Keep a trace of how one input becomes an output; explain the rule or learned component.</w:t>
-      </w:r>
-    </w:p>
-    <w:p>
-      <w:r>
-        <w:t>Use Study Buddy generated diagrams only with clear provenance and checked educational labels.</w:t>
+      <w:pPr>
+        <w:spacing w:line="336" w:lineRule="auto" w:after="180"/>
+      </w:pPr>
+      <w:r>
+        <w:rPr>
+          <w:b w:val="0"/>
+        </w:rPr>
+        <w:t xml:space="preserve">Current milestone: Make a transparent first version. Keep a trace of how one </w:t>
+      </w:r>
+      <w:r>
+        <w:rPr>
+          <w:b/>
+        </w:rPr>
+        <w:t>input</w:t>
+      </w:r>
+      <w:r>
+        <w:rPr>
+          <w:b w:val="0"/>
+        </w:rPr>
+        <w:t xml:space="preserve"> becomes an </w:t>
+      </w:r>
+      <w:r>
+        <w:rPr>
+          <w:b/>
+        </w:rPr>
+        <w:t>output</w:t>
+      </w:r>
+      <w:r>
+        <w:rPr>
+          <w:b w:val="0"/>
+        </w:rPr>
+        <w:t>; explain the rule or learned component.</w:t>
+      </w:r>
+    </w:p>
+    <w:p>
+      <w:pPr>
+        <w:spacing w:line="336" w:lineRule="auto" w:after="180"/>
+      </w:pPr>
+      <w:r>
+        <w:rPr>
+          <w:b w:val="0"/>
+        </w:rPr>
+        <w:t xml:space="preserve">Use Study Buddy generated diagrams only with clear </w:t>
+      </w:r>
+      <w:r>
+        <w:rPr>
+          <w:b/>
+        </w:rPr>
+        <w:t>provenance</w:t>
+      </w:r>
+      <w:r>
+        <w:rPr>
+          <w:b w:val="0"/>
+        </w:rPr>
+        <w:t xml:space="preserve"> and checked educational labels.</w:t>
       </w:r>
     </w:p>
     <w:tbl>
@@ -1520,11 +2195,28 @@
     </w:p>
     <w:p>
       <w:r>
+        <w:t>Try the supported questions before comparing with hints and feedback. Record what you repaired and the evidence you retained.</w:t>
+      </w:r>
+    </w:p>
+    <w:p>
+      <w:pPr>
+        <w:spacing w:line="336" w:lineRule="auto" w:after="180"/>
+      </w:pPr>
+      <w:r>
+        <w:rPr>
+          <w:b w:val="0"/>
+        </w:rPr>
         <w:t>Use this supported practice once, in the browser or on paper. Keep the reserved independent assessment for a separate first attempt before teacher feedback.</w:t>
       </w:r>
     </w:p>
     <w:p>
-      <w:r>
+      <w:pPr>
+        <w:spacing w:line="336" w:lineRule="auto" w:after="180"/>
+      </w:pPr>
+      <w:r>
+        <w:rPr>
+          <w:b w:val="0"/>
+        </w:rPr>
         <w:t>A fictional lesson poster illustrates one family of image-generation approaches.</w:t>
       </w:r>
     </w:p>
@@ -1537,27 +2229,79 @@
       </w:r>
     </w:p>
     <w:p>
-      <w:r>
-        <w:t>Which labelled step matches this detail? Caption it as a generated-process illustration, not a photographed experiment.</w:t>
-      </w:r>
-    </w:p>
-    <w:p>
-      <w:r>
+      <w:pPr>
+        <w:spacing w:line="336" w:lineRule="auto" w:after="180"/>
+      </w:pPr>
+      <w:r>
+        <w:rPr>
+          <w:b w:val="0"/>
+        </w:rPr>
+        <w:t>Which labelled step matches this detail? Caption it as a generated-</w:t>
+      </w:r>
+      <w:r>
+        <w:rPr>
+          <w:b/>
+        </w:rPr>
+        <w:t>process</w:t>
+      </w:r>
+      <w:r>
+        <w:rPr>
+          <w:b w:val="0"/>
+        </w:rPr>
+        <w:t xml:space="preserve"> illustration, not a photographed experiment.</w:t>
+      </w:r>
+    </w:p>
+    <w:p>
+      <w:pPr>
+        <w:spacing w:line="336" w:lineRule="auto" w:after="180"/>
+        <w:shd w:fill="F4F9FC"/>
+      </w:pPr>
+      <w:r>
+        <w:rPr>
+          <w:b w:val="0"/>
+        </w:rPr>
         <w:t>1. Noisy representation</w:t>
       </w:r>
     </w:p>
     <w:p>
-      <w:r>
+      <w:pPr>
+        <w:spacing w:line="336" w:lineRule="auto" w:after="180"/>
+        <w:shd w:fill="F4F9FC"/>
+      </w:pPr>
+      <w:r>
+        <w:rPr>
+          <w:b w:val="0"/>
+        </w:rPr>
         <w:t>2. Condition on request</w:t>
       </w:r>
     </w:p>
     <w:p>
-      <w:r>
-        <w:t>3. Check provenance</w:t>
-      </w:r>
-    </w:p>
-    <w:p>
-      <w:r>
+      <w:pPr>
+        <w:spacing w:line="336" w:lineRule="auto" w:after="180"/>
+        <w:shd w:fill="F4F9FC"/>
+      </w:pPr>
+      <w:r>
+        <w:rPr>
+          <w:b w:val="0"/>
+        </w:rPr>
+        <w:t xml:space="preserve">3. Check </w:t>
+      </w:r>
+      <w:r>
+        <w:rPr>
+          <w:b/>
+        </w:rPr>
+        <w:t>provenance</w:t>
+      </w:r>
+    </w:p>
+    <w:p>
+      <w:pPr>
+        <w:spacing w:line="336" w:lineRule="auto" w:after="180"/>
+        <w:shd w:fill="F4F9FC"/>
+      </w:pPr>
+      <w:r>
+        <w:rPr>
+          <w:b w:val="0"/>
+        </w:rPr>
         <w:t>4. Illustrative update</w:t>
       </w:r>
     </w:p>
@@ -1595,41 +2339,215 @@
       </w:r>
     </w:p>
     <w:p>
-      <w:r>
+      <w:pPr>
+        <w:pStyle w:val="Heading3"/>
+      </w:pPr>
+      <w:r>
+        <w:t>Hint · try first</w:t>
+      </w:r>
+    </w:p>
+    <w:p>
+      <w:pPr>
+        <w:spacing w:line="336" w:lineRule="auto" w:after="180"/>
+        <w:shd w:fill="F1F6F8"/>
+      </w:pPr>
+      <w:r>
+        <w:rPr>
+          <w:b w:val="0"/>
+        </w:rPr>
         <w:t>Hint if needed: Read the steps in the pictorial case. Match the supplied detail to the stage that performs or records it.</w:t>
       </w:r>
     </w:p>
     <w:p>
-      <w:r>
-        <w:t>After your attempt, compare with the supported explanation: Check provenance Caption it as a generated-process illustration, not a photographed experiment. Diffusion-style generators learn to remove noise in stages, often guided by text, but a real implementation can operate in a latent representation rather than direct pixels. The toy values let us inspect an update without pretending to simulate that trained process. An attractive final image still needs checks for labels, requested relations and factual claims.</w:t>
-      </w:r>
-    </w:p>
-    <w:p>
       <w:pPr>
         <w:pStyle w:val="Heading3"/>
       </w:pPr>
       <w:r>
+        <w:t>Feedback · compare after trying</w:t>
+      </w:r>
+    </w:p>
+    <w:p>
+      <w:pPr>
+        <w:spacing w:line="336" w:lineRule="auto" w:after="180"/>
+        <w:shd w:fill="F1F6FC"/>
+      </w:pPr>
+      <w:r>
+        <w:rPr>
+          <w:b w:val="0"/>
+        </w:rPr>
+        <w:t xml:space="preserve">After your attempt, compare with the supported explanation: Check </w:t>
+      </w:r>
+      <w:r>
+        <w:rPr>
+          <w:b/>
+        </w:rPr>
+        <w:t>provenance</w:t>
+      </w:r>
+      <w:r>
+        <w:rPr>
+          <w:b w:val="0"/>
+        </w:rPr>
+        <w:t xml:space="preserve"> Caption it as a generated-</w:t>
+      </w:r>
+      <w:r>
+        <w:rPr>
+          <w:b/>
+        </w:rPr>
+        <w:t>process</w:t>
+      </w:r>
+      <w:r>
+        <w:rPr>
+          <w:b w:val="0"/>
+        </w:rPr>
+        <w:t xml:space="preserve"> illustration, not a photographed experiment.</w:t>
+      </w:r>
+    </w:p>
+    <w:p>
+      <w:pPr>
+        <w:spacing w:line="336" w:lineRule="auto" w:after="180"/>
+        <w:shd w:fill="F1F6FC"/>
+      </w:pPr>
+      <w:r>
+        <w:rPr>
+          <w:b w:val="0"/>
+        </w:rPr>
+        <w:t xml:space="preserve">Diffusion-style generators learn to remove </w:t>
+      </w:r>
+      <w:r>
+        <w:rPr>
+          <w:b/>
+        </w:rPr>
+        <w:t>noise</w:t>
+      </w:r>
+      <w:r>
+        <w:rPr>
+          <w:b w:val="0"/>
+        </w:rPr>
+        <w:t xml:space="preserve"> in stages, often guided by text, but a real implementation can operate in a </w:t>
+      </w:r>
+      <w:r>
+        <w:rPr>
+          <w:b/>
+        </w:rPr>
+        <w:t>latent representation</w:t>
+      </w:r>
+      <w:r>
+        <w:rPr>
+          <w:b w:val="0"/>
+        </w:rPr>
+        <w:t xml:space="preserve"> rather than direct pixels.</w:t>
+      </w:r>
+    </w:p>
+    <w:p>
+      <w:pPr>
+        <w:spacing w:line="336" w:lineRule="auto" w:after="180"/>
+        <w:shd w:fill="F1F6FC"/>
+      </w:pPr>
+      <w:r>
+        <w:rPr>
+          <w:b w:val="0"/>
+        </w:rPr>
+        <w:t xml:space="preserve">The toy values let us inspect an update without pretending to simulate that trained </w:t>
+      </w:r>
+      <w:r>
+        <w:rPr>
+          <w:b/>
+        </w:rPr>
+        <w:t>process</w:t>
+      </w:r>
+      <w:r>
+        <w:rPr>
+          <w:b w:val="0"/>
+        </w:rPr>
+        <w:t>. An attractive final image still needs checks for labels, requested relations and factual claims.</w:t>
+      </w:r>
+    </w:p>
+    <w:p>
+      <w:pPr>
+        <w:pStyle w:val="Heading3"/>
+      </w:pPr>
+      <w:r>
         <w:t>Practice 2: explain the deciding evidence</w:t>
       </w:r>
     </w:p>
     <w:p>
-      <w:r>
+      <w:pPr>
+        <w:pStyle w:val="Heading3"/>
+      </w:pPr>
+      <w:r>
+        <w:t>Changed case · predict first</w:t>
+      </w:r>
+    </w:p>
+    <w:p>
+      <w:pPr>
+        <w:spacing w:line="336" w:lineRule="auto" w:after="180"/>
+        <w:shd w:fill="F5F1FB"/>
+      </w:pPr>
+      <w:r>
+        <w:rPr>
+          <w:b w:val="0"/>
+        </w:rPr>
         <w:t>Changed-case practice: Relabel the illustration as a photograph of an actual laboratory measurement. Which conclusion is supported by the supplied facts?</w:t>
       </w:r>
     </w:p>
     <w:p>
-      <w:r>
-        <w:t>1. We can decide the result without examining the changed input or the procedure.</w:t>
-      </w:r>
-    </w:p>
-    <w:p>
-      <w:r>
+      <w:pPr>
+        <w:spacing w:line="336" w:lineRule="auto" w:after="180"/>
+        <w:shd w:fill="F4F9FC"/>
+      </w:pPr>
+      <w:r>
+        <w:rPr>
+          <w:b w:val="0"/>
+        </w:rPr>
+        <w:t xml:space="preserve">1. We can decide the result without examining the changed </w:t>
+      </w:r>
+      <w:r>
+        <w:rPr>
+          <w:b/>
+        </w:rPr>
+        <w:t>input</w:t>
+      </w:r>
+      <w:r>
+        <w:rPr>
+          <w:b w:val="0"/>
+        </w:rPr>
+        <w:t xml:space="preserve"> or the procedure.</w:t>
+      </w:r>
+    </w:p>
+    <w:p>
+      <w:pPr>
+        <w:spacing w:line="336" w:lineRule="auto" w:after="180"/>
+        <w:shd w:fill="F4F9FC"/>
+      </w:pPr>
+      <w:r>
+        <w:rPr>
+          <w:b w:val="0"/>
+        </w:rPr>
         <w:t>2. That caption is unsupported.</w:t>
       </w:r>
     </w:p>
     <w:p>
-      <w:r>
-        <w:t>3. This one example guarantees correct results for every future input.</w:t>
+      <w:pPr>
+        <w:spacing w:line="336" w:lineRule="auto" w:after="180"/>
+        <w:shd w:fill="F4F9FC"/>
+      </w:pPr>
+      <w:r>
+        <w:rPr>
+          <w:b w:val="0"/>
+        </w:rPr>
+        <w:t xml:space="preserve">3. This one example guarantees correct results for every future </w:t>
+      </w:r>
+      <w:r>
+        <w:rPr>
+          <w:b/>
+        </w:rPr>
+        <w:t>input</w:t>
+      </w:r>
+      <w:r>
+        <w:rPr>
+          <w:b w:val="0"/>
+        </w:rPr>
+        <w:t>.</w:t>
       </w:r>
     </w:p>
     <w:p>
@@ -1666,36 +2584,177 @@
       </w:r>
     </w:p>
     <w:p>
-      <w:r>
+      <w:pPr>
+        <w:pStyle w:val="Heading3"/>
+      </w:pPr>
+      <w:r>
+        <w:t>Hint · try first</w:t>
+      </w:r>
+    </w:p>
+    <w:p>
+      <w:pPr>
+        <w:spacing w:line="336" w:lineRule="auto" w:after="180"/>
+        <w:shd w:fill="F1F6F8"/>
+      </w:pPr>
+      <w:r>
+        <w:rPr>
+          <w:b w:val="0"/>
+        </w:rPr>
         <w:t>Hint if needed: Use the changed condition and the deciding step in the pictorial trace. The answer must say what follows from those facts.</w:t>
       </w:r>
     </w:p>
     <w:p>
-      <w:r>
-        <w:t>After your attempt, compare with the supported explanation: That caption is unsupported. Its provenance is an invented diagram of a process, not a camera record of an event.</w:t>
-      </w:r>
-    </w:p>
-    <w:p>
       <w:pPr>
         <w:pStyle w:val="Heading3"/>
       </w:pPr>
       <w:r>
+        <w:t>Feedback · compare after trying</w:t>
+      </w:r>
+    </w:p>
+    <w:p>
+      <w:pPr>
+        <w:spacing w:line="336" w:lineRule="auto" w:after="180"/>
+        <w:shd w:fill="F1F6FC"/>
+      </w:pPr>
+      <w:r>
+        <w:rPr>
+          <w:b w:val="0"/>
+        </w:rPr>
+        <w:t xml:space="preserve">After your attempt, compare with the supported explanation: That caption is unsupported. Its </w:t>
+      </w:r>
+      <w:r>
+        <w:rPr>
+          <w:b/>
+        </w:rPr>
+        <w:t>provenance</w:t>
+      </w:r>
+      <w:r>
+        <w:rPr>
+          <w:b w:val="0"/>
+        </w:rPr>
+        <w:t xml:space="preserve"> is an invented diagram of a </w:t>
+      </w:r>
+      <w:r>
+        <w:rPr>
+          <w:b/>
+        </w:rPr>
+        <w:t>process</w:t>
+      </w:r>
+      <w:r>
+        <w:rPr>
+          <w:b w:val="0"/>
+        </w:rPr>
+        <w:t>, not a camera record of an event.</w:t>
+      </w:r>
+    </w:p>
+    <w:p>
+      <w:pPr>
+        <w:pStyle w:val="Heading3"/>
+      </w:pPr>
+      <w:r>
         <w:t>Repair a missing building block</w:t>
       </w:r>
     </w:p>
     <w:p>
-      <w:r>
-        <w:t>Review Prompt Evaluation (ai-3/9). Goal: Explain the mechanism and terminology of controlled prompt experiments. Short practice: Why is B’s selection defensible here without calling it universally superior?. Return to this week and explain what you changed.</w:t>
-      </w:r>
-    </w:p>
-    <w:p>
-      <w:r>
-        <w:t>Review Iterative Prompting (ai-3/7). Goal: Explain the mechanism and terminology of controlled prompt experiments. Short practice: What evidence supports improvement here, and what remains unproven?. Return to this week and explain what you changed.</w:t>
-      </w:r>
-    </w:p>
-    <w:p>
-      <w:r>
-        <w:t>Review Sampling and Variability (ai-3/4). Goal: Sample from a distribution using explicit cumulative intervals. Short practice: Does T=0.5 make B impossible, and does choosing A guarantee factual accuracy?. Return to this week and explain what you changed.</w:t>
+      <w:pPr>
+        <w:spacing w:line="336" w:lineRule="auto" w:after="180"/>
+      </w:pPr>
+      <w:r>
+        <w:rPr>
+          <w:b w:val="0"/>
+        </w:rPr>
+        <w:t xml:space="preserve">Review Prompt Evaluation (ai-3/9). Goal: Explain the </w:t>
+      </w:r>
+      <w:r>
+        <w:rPr>
+          <w:b/>
+        </w:rPr>
+        <w:t>mechanism</w:t>
+      </w:r>
+      <w:r>
+        <w:rPr>
+          <w:b w:val="0"/>
+        </w:rPr>
+        <w:t xml:space="preserve"> and terminology of controlled prompt experiments. Short practice: Why is B’s selection defensible here without calling it universally superior?.</w:t>
+      </w:r>
+    </w:p>
+    <w:p>
+      <w:pPr>
+        <w:spacing w:line="336" w:lineRule="auto" w:after="180"/>
+      </w:pPr>
+      <w:r>
+        <w:rPr>
+          <w:b w:val="0"/>
+        </w:rPr>
+        <w:t>Return to this week and explain what you changed.</w:t>
+      </w:r>
+    </w:p>
+    <w:p>
+      <w:pPr>
+        <w:spacing w:line="336" w:lineRule="auto" w:after="180"/>
+      </w:pPr>
+      <w:r>
+        <w:rPr>
+          <w:b w:val="0"/>
+        </w:rPr>
+        <w:t xml:space="preserve">Review Iterative Prompting (ai-3/7). Goal: Explain the </w:t>
+      </w:r>
+      <w:r>
+        <w:rPr>
+          <w:b/>
+        </w:rPr>
+        <w:t>mechanism</w:t>
+      </w:r>
+      <w:r>
+        <w:rPr>
+          <w:b w:val="0"/>
+        </w:rPr>
+        <w:t xml:space="preserve"> and terminology of controlled prompt experiments. Short practice: What </w:t>
+      </w:r>
+      <w:r>
+        <w:rPr>
+          <w:b/>
+        </w:rPr>
+        <w:t>evidence</w:t>
+      </w:r>
+      <w:r>
+        <w:rPr>
+          <w:b w:val="0"/>
+        </w:rPr>
+        <w:t xml:space="preserve"> supports improvement here, and what remains unproven?.</w:t>
+      </w:r>
+    </w:p>
+    <w:p>
+      <w:pPr>
+        <w:spacing w:line="336" w:lineRule="auto" w:after="180"/>
+      </w:pPr>
+      <w:r>
+        <w:rPr>
+          <w:b w:val="0"/>
+        </w:rPr>
+        <w:t>Return to this week and explain what you changed.</w:t>
+      </w:r>
+    </w:p>
+    <w:p>
+      <w:pPr>
+        <w:spacing w:line="336" w:lineRule="auto" w:after="180"/>
+      </w:pPr>
+      <w:r>
+        <w:rPr>
+          <w:b w:val="0"/>
+        </w:rPr>
+        <w:t>Review Sampling and Variability (ai-3/4). Goal: Sample from a distribution using explicit cumulative intervals. Short practice: Does T=0.5 make B impossible, and does choosing A guarantee factual accuracy?.</w:t>
+      </w:r>
+    </w:p>
+    <w:p>
+      <w:pPr>
+        <w:spacing w:line="336" w:lineRule="auto" w:after="180"/>
+      </w:pPr>
+      <w:r>
+        <w:rPr>
+          <w:b w:val="0"/>
+        </w:rPr>
+        <w:t>Return to this week and explain what you changed.</w:t>
       </w:r>
     </w:p>
     <w:p>
@@ -1707,8 +2766,37 @@
       </w:r>
     </w:p>
     <w:p>
-      <w:r>
-        <w:t>Use Download completed work in the hosted lesson to export your answers, reflections, practice feedback and code-run evidence. Open the HTML copy to read or print it. Drafts stay in this browser when storage is available; clear drafts on a shared device.</w:t>
+      <w:pPr>
+        <w:spacing w:line="336" w:lineRule="auto" w:after="180"/>
+      </w:pPr>
+      <w:r>
+        <w:rPr>
+          <w:b w:val="0"/>
+        </w:rPr>
+        <w:t xml:space="preserve">Use Download completed work in the hosted lesson to export your answers, reflections, practice feedback and code-run </w:t>
+      </w:r>
+      <w:r>
+        <w:rPr>
+          <w:b/>
+        </w:rPr>
+        <w:t>evidence</w:t>
+      </w:r>
+      <w:r>
+        <w:rPr>
+          <w:b w:val="0"/>
+        </w:rPr>
+        <w:t>. Open the HTML copy to read or print it.</w:t>
+      </w:r>
+    </w:p>
+    <w:p>
+      <w:pPr>
+        <w:spacing w:line="336" w:lineRule="auto" w:after="180"/>
+      </w:pPr>
+      <w:r>
+        <w:rPr>
+          <w:b w:val="0"/>
+        </w:rPr>
+        <w:t>Drafts stay in this browser when storage is available; clear drafts on a shared device.</w:t>
       </w:r>
     </w:p>
     <w:p>
@@ -1722,6 +2810,850 @@
     <w:p>
       <w:r>
         <w:t>________________________________________________________________</w:t>
+      </w:r>
+    </w:p>
+    <w:p>
+      <w:r>
+        <w:t>________________________________________________________________</w:t>
+      </w:r>
+    </w:p>
+    <w:p>
+      <w:r>
+        <w:t>________________________________________________________________</w:t>
+      </w:r>
+    </w:p>
+    <w:p>
+      <w:r>
+        <w:t>________________________________________________________________</w:t>
+      </w:r>
+    </w:p>
+    <w:p>
+      <w:r>
+        <w:t>________________________________________________________________</w:t>
+      </w:r>
+    </w:p>
+    <w:p>
+      <w:pPr>
+        <w:pStyle w:val="Heading1"/>
+      </w:pPr>
+      <w:r>
+        <w:t>21. Visual concept journey</w:t>
+      </w:r>
+    </w:p>
+    <w:p>
+      <w:r>
+        <w:t>Explain each Image Generation Models picture from its labels, then record a relevant limit.</w:t>
+      </w:r>
+    </w:p>
+    <w:p>
+      <w:pPr>
+        <w:pStyle w:val="Heading3"/>
+      </w:pPr>
+      <w:r>
+        <w:t>01. Image Generation Models: the case</w:t>
+      </w:r>
+    </w:p>
+    <w:p>
+      <w:r>
+        <w:drawing>
+          <wp:inline xmlns:a="http://schemas.openxmlformats.org/drawingml/2006/main" xmlns:pic="http://schemas.openxmlformats.org/drawingml/2006/picture">
+            <wp:extent cx="5486400" cy="3142488"/>
+            <wp:docPr id="3" name="Picture 3" descr="A fictional lesson poster illustrates one family of image-generation approaches. Supplied facts: Toy 2×2 noisy numerical grid: [[0.2,0.8],[0.6,0.3]]. A specified illustrative denoising step gives [[0.1,0.9],[0.4,0.2]]. These supplied arrays illustrate steps only; they are not outputs from a real trained diffusion model."/>
+            <wp:cNvGraphicFramePr>
+              <a:graphicFrameLocks noChangeAspect="1"/>
+            </wp:cNvGraphicFramePr>
+            <a:graphic>
+              <a:graphicData uri="http://schemas.openxmlformats.org/drawingml/2006/picture">
+                <pic:pic>
+                  <pic:nvPicPr>
+                    <pic:cNvPr id="0" name="academy-story-ai-3-10-01.png"/>
+                    <pic:cNvPicPr/>
+                  </pic:nvPicPr>
+                  <pic:blipFill>
+                    <a:blip r:embed="rId11"/>
+                    <a:stretch>
+                      <a:fillRect/>
+                    </a:stretch>
+                  </pic:blipFill>
+                  <pic:spPr>
+                    <a:xfrm>
+                      <a:off x="0" y="0"/>
+                      <a:ext cx="5486400" cy="3142488"/>
+                    </a:xfrm>
+                    <a:prstGeom prst="rect"/>
+                  </pic:spPr>
+                </pic:pic>
+              </a:graphicData>
+            </a:graphic>
+          </wp:inline>
+        </w:drawing>
+      </w:r>
+    </w:p>
+    <w:p>
+      <w:pPr>
+        <w:spacing w:line="336" w:lineRule="auto" w:after="180"/>
+      </w:pPr>
+      <w:r>
+        <w:rPr>
+          <w:b w:val="0"/>
+        </w:rPr>
+        <w:t xml:space="preserve">A fictional lesson poster illustrates one family of image-generation approaches. Supplied facts: Toy 2×2 noisy numerical grid: [[0.2,0.8],[0.6,0.3]]. A specified illustrative </w:t>
+      </w:r>
+      <w:r>
+        <w:rPr>
+          <w:b/>
+        </w:rPr>
+        <w:t>denoising</w:t>
+      </w:r>
+      <w:r>
+        <w:rPr>
+          <w:b w:val="0"/>
+        </w:rPr>
+        <w:t xml:space="preserve"> step gives [[0.1,0.9],[0.4,0.2]].</w:t>
+      </w:r>
+    </w:p>
+    <w:p>
+      <w:pPr>
+        <w:spacing w:line="336" w:lineRule="auto" w:after="180"/>
+      </w:pPr>
+      <w:r>
+        <w:rPr>
+          <w:b w:val="0"/>
+        </w:rPr>
+        <w:t xml:space="preserve">These supplied arrays illustrate steps only; they are not </w:t>
+      </w:r>
+      <w:r>
+        <w:rPr>
+          <w:b/>
+        </w:rPr>
+        <w:t>output</w:t>
+      </w:r>
+      <w:r>
+        <w:rPr>
+          <w:b w:val="0"/>
+        </w:rPr>
+        <w:t>s from a real trained diffusion model.</w:t>
+      </w:r>
+    </w:p>
+    <w:p>
+      <w:pPr>
+        <w:spacing w:line="336" w:lineRule="auto" w:after="180"/>
+        <w:shd w:fill="F5F1FB"/>
+      </w:pPr>
+      <w:r>
+        <w:rPr>
+          <w:b w:val="0"/>
+        </w:rPr>
+        <w:t>Point to the given fact that matters most. Explain why it matters.</w:t>
+      </w:r>
+    </w:p>
+    <w:p>
+      <w:pPr>
+        <w:pStyle w:val="Heading3"/>
+      </w:pPr>
+      <w:r>
+        <w:t>My picture explanation, deciding evidence and one limit</w:t>
+      </w:r>
+    </w:p>
+    <w:p>
+      <w:r>
+        <w:t>________________________________________________________________</w:t>
+      </w:r>
+    </w:p>
+    <w:p>
+      <w:r>
+        <w:t>________________________________________________________________</w:t>
+      </w:r>
+    </w:p>
+    <w:p>
+      <w:r>
+        <w:t>________________________________________________________________</w:t>
+      </w:r>
+    </w:p>
+    <w:p>
+      <w:r>
+        <w:t>________________________________________________________________</w:t>
+      </w:r>
+    </w:p>
+    <w:p>
+      <w:pPr>
+        <w:pStyle w:val="Heading3"/>
+      </w:pPr>
+      <w:r>
+        <w:t>02. Follow the deciding steps</w:t>
+      </w:r>
+    </w:p>
+    <w:p>
+      <w:r>
+        <w:drawing>
+          <wp:inline xmlns:a="http://schemas.openxmlformats.org/drawingml/2006/main" xmlns:pic="http://schemas.openxmlformats.org/drawingml/2006/picture">
+            <wp:extent cx="5486400" cy="4005072"/>
+            <wp:docPr id="4" name="Picture 4" descr="Noisy representation: Four toy numerical cells form the starting grid. → Condition on request: A text request guides the imagined learned denoising process. → Illustrative update: Use the supplied second grid to show one change in representation. → Check provenance: Caption it as a generated-process illustration, not a photographed experiment."/>
+            <wp:cNvGraphicFramePr>
+              <a:graphicFrameLocks noChangeAspect="1"/>
+            </wp:cNvGraphicFramePr>
+            <a:graphic>
+              <a:graphicData uri="http://schemas.openxmlformats.org/drawingml/2006/picture">
+                <pic:pic>
+                  <pic:nvPicPr>
+                    <pic:cNvPr id="0" name="academy-story-ai-3-10-02.png"/>
+                    <pic:cNvPicPr/>
+                  </pic:nvPicPr>
+                  <pic:blipFill>
+                    <a:blip r:embed="rId12"/>
+                    <a:stretch>
+                      <a:fillRect/>
+                    </a:stretch>
+                  </pic:blipFill>
+                  <pic:spPr>
+                    <a:xfrm>
+                      <a:off x="0" y="0"/>
+                      <a:ext cx="5486400" cy="4005072"/>
+                    </a:xfrm>
+                    <a:prstGeom prst="rect"/>
+                  </pic:spPr>
+                </pic:pic>
+              </a:graphicData>
+            </a:graphic>
+          </wp:inline>
+        </w:drawing>
+      </w:r>
+    </w:p>
+    <w:p>
+      <w:pPr>
+        <w:spacing w:line="336" w:lineRule="auto" w:after="180"/>
+      </w:pPr>
+      <w:r>
+        <w:rPr>
+          <w:b w:val="0"/>
+        </w:rPr>
+        <w:t xml:space="preserve">Noisy representation: Four toy numerical cells form the starting grid. → Condition on request: A text request guides the imagined learned </w:t>
+      </w:r>
+      <w:r>
+        <w:rPr>
+          <w:b/>
+        </w:rPr>
+        <w:t>denoising</w:t>
+      </w:r>
+      <w:r>
+        <w:rPr>
+          <w:b w:val="0"/>
+        </w:rPr>
+        <w:t xml:space="preserve"> </w:t>
+      </w:r>
+      <w:r>
+        <w:rPr>
+          <w:b/>
+        </w:rPr>
+        <w:t>process</w:t>
+      </w:r>
+      <w:r>
+        <w:rPr>
+          <w:b w:val="0"/>
+        </w:rPr>
+        <w:t xml:space="preserve">. → Illustrative update: Use the supplied second grid to show one change in representation. → Check </w:t>
+      </w:r>
+      <w:r>
+        <w:rPr>
+          <w:b/>
+        </w:rPr>
+        <w:t>provenance</w:t>
+      </w:r>
+      <w:r>
+        <w:rPr>
+          <w:b w:val="0"/>
+        </w:rPr>
+        <w:t>: Caption it as a generated-</w:t>
+      </w:r>
+      <w:r>
+        <w:rPr>
+          <w:b/>
+        </w:rPr>
+        <w:t>process</w:t>
+      </w:r>
+      <w:r>
+        <w:rPr>
+          <w:b w:val="0"/>
+        </w:rPr>
+        <w:t xml:space="preserve"> illustration, not a photographed experiment.</w:t>
+      </w:r>
+    </w:p>
+    <w:p>
+      <w:pPr>
+        <w:spacing w:line="336" w:lineRule="auto" w:after="180"/>
+        <w:shd w:fill="F5F1FB"/>
+      </w:pPr>
+      <w:r>
+        <w:rPr>
+          <w:b w:val="0"/>
+        </w:rPr>
+        <w:t xml:space="preserve">Point to each numbered stage and explain which recorded </w:t>
+      </w:r>
+      <w:r>
+        <w:rPr>
+          <w:b/>
+        </w:rPr>
+        <w:t>input</w:t>
+      </w:r>
+      <w:r>
+        <w:rPr>
+          <w:b w:val="0"/>
+        </w:rPr>
+        <w:t xml:space="preserve"> it uses.</w:t>
+      </w:r>
+    </w:p>
+    <w:p>
+      <w:pPr>
+        <w:pStyle w:val="Heading3"/>
+      </w:pPr>
+      <w:r>
+        <w:t>My picture explanation, deciding evidence and one limit</w:t>
+      </w:r>
+    </w:p>
+    <w:p>
+      <w:r>
+        <w:t>________________________________________________________________</w:t>
+      </w:r>
+    </w:p>
+    <w:p>
+      <w:r>
+        <w:t>________________________________________________________________</w:t>
+      </w:r>
+    </w:p>
+    <w:p>
+      <w:r>
+        <w:t>________________________________________________________________</w:t>
+      </w:r>
+    </w:p>
+    <w:p>
+      <w:r>
+        <w:t>________________________________________________________________</w:t>
+      </w:r>
+    </w:p>
+    <w:p>
+      <w:pPr>
+        <w:pStyle w:val="Heading3"/>
+      </w:pPr>
+      <w:r>
+        <w:t>03. Illustrative grids, not executed model outputs</w:t>
+      </w:r>
+    </w:p>
+    <w:p>
+      <w:r>
+        <w:drawing>
+          <wp:inline xmlns:a="http://schemas.openxmlformats.org/drawingml/2006/main" xmlns:pic="http://schemas.openxmlformats.org/drawingml/2006/picture">
+            <wp:extent cx="5486400" cy="3938016"/>
+            <wp:docPr id="5" name="Picture 5" descr="Illustrative grids, not executed model outputs. Before top: Left = 0.2, Right = 0.8. Before bottom: Left = 0.6, Right = 0.3. After top: Left = 0.1, Right = 0.9. After bottom: Left = 0.4, Right = 0.2."/>
+            <wp:cNvGraphicFramePr>
+              <a:graphicFrameLocks noChangeAspect="1"/>
+            </wp:cNvGraphicFramePr>
+            <a:graphic>
+              <a:graphicData uri="http://schemas.openxmlformats.org/drawingml/2006/picture">
+                <pic:pic>
+                  <pic:nvPicPr>
+                    <pic:cNvPr id="0" name="academy-story-ai-3-10-03.png"/>
+                    <pic:cNvPicPr/>
+                  </pic:nvPicPr>
+                  <pic:blipFill>
+                    <a:blip r:embed="rId13"/>
+                    <a:stretch>
+                      <a:fillRect/>
+                    </a:stretch>
+                  </pic:blipFill>
+                  <pic:spPr>
+                    <a:xfrm>
+                      <a:off x="0" y="0"/>
+                      <a:ext cx="5486400" cy="3938016"/>
+                    </a:xfrm>
+                    <a:prstGeom prst="rect"/>
+                  </pic:spPr>
+                </pic:pic>
+              </a:graphicData>
+            </a:graphic>
+          </wp:inline>
+        </w:drawing>
+      </w:r>
+    </w:p>
+    <w:p>
+      <w:pPr>
+        <w:spacing w:line="336" w:lineRule="auto" w:after="180"/>
+      </w:pPr>
+      <w:r>
+        <w:rPr>
+          <w:b w:val="0"/>
+        </w:rPr>
+        <w:t xml:space="preserve">Illustrative grids, not executed model </w:t>
+      </w:r>
+      <w:r>
+        <w:rPr>
+          <w:b/>
+        </w:rPr>
+        <w:t>output</w:t>
+      </w:r>
+      <w:r>
+        <w:rPr>
+          <w:b w:val="0"/>
+        </w:rPr>
+        <w:t>s. Before top: Left = 0.2, Right = 0.8. Before bottom: Left = 0.6, Right = 0.3. After top: Left = 0.1, Right = 0.9. After bottom: Left = 0.4, Right = 0.2.</w:t>
+      </w:r>
+    </w:p>
+    <w:p>
+      <w:pPr>
+        <w:spacing w:line="336" w:lineRule="auto" w:after="180"/>
+        <w:shd w:fill="F5F1FB"/>
+      </w:pPr>
+      <w:r>
+        <w:rPr>
+          <w:b w:val="0"/>
+        </w:rPr>
+        <w:t>Read the labels and values. Explain the relationship the model shows.</w:t>
+      </w:r>
+    </w:p>
+    <w:p>
+      <w:pPr>
+        <w:pStyle w:val="Heading3"/>
+      </w:pPr>
+      <w:r>
+        <w:t>My picture explanation, deciding evidence and one limit</w:t>
+      </w:r>
+    </w:p>
+    <w:p>
+      <w:r>
+        <w:t>________________________________________________________________</w:t>
+      </w:r>
+    </w:p>
+    <w:p>
+      <w:r>
+        <w:t>________________________________________________________________</w:t>
+      </w:r>
+    </w:p>
+    <w:p>
+      <w:r>
+        <w:t>________________________________________________________________</w:t>
+      </w:r>
+    </w:p>
+    <w:p>
+      <w:r>
+        <w:t>________________________________________________________________</w:t>
+      </w:r>
+    </w:p>
+    <w:p>
+      <w:pPr>
+        <w:pStyle w:val="Heading3"/>
+      </w:pPr>
+      <w:r>
+        <w:t>04. Change one thing. Trace what follows.</w:t>
+      </w:r>
+    </w:p>
+    <w:p>
+      <w:r>
+        <w:drawing>
+          <wp:inline xmlns:a="http://schemas.openxmlformats.org/drawingml/2006/main" xmlns:pic="http://schemas.openxmlformats.org/drawingml/2006/picture">
+            <wp:extent cx="5486400" cy="3026664"/>
+            <wp:docPr id="6" name="Picture 6" descr="Original case: Caption it as a generated-process illustration, not a photographed experiment. Changed condition: Relabel the illustration as a photograph of an actual laboratory measurement. Expected result: That caption is unsupported. Reason: Its provenance is an invented diagram of a process, not a camera record of an event."/>
+            <wp:cNvGraphicFramePr>
+              <a:graphicFrameLocks noChangeAspect="1"/>
+            </wp:cNvGraphicFramePr>
+            <a:graphic>
+              <a:graphicData uri="http://schemas.openxmlformats.org/drawingml/2006/picture">
+                <pic:pic>
+                  <pic:nvPicPr>
+                    <pic:cNvPr id="0" name="academy-story-ai-3-10-04.png"/>
+                    <pic:cNvPicPr/>
+                  </pic:nvPicPr>
+                  <pic:blipFill>
+                    <a:blip r:embed="rId14"/>
+                    <a:stretch>
+                      <a:fillRect/>
+                    </a:stretch>
+                  </pic:blipFill>
+                  <pic:spPr>
+                    <a:xfrm>
+                      <a:off x="0" y="0"/>
+                      <a:ext cx="5486400" cy="3026664"/>
+                    </a:xfrm>
+                    <a:prstGeom prst="rect"/>
+                  </pic:spPr>
+                </pic:pic>
+              </a:graphicData>
+            </a:graphic>
+          </wp:inline>
+        </w:drawing>
+      </w:r>
+    </w:p>
+    <w:p>
+      <w:pPr>
+        <w:spacing w:line="336" w:lineRule="auto" w:after="180"/>
+      </w:pPr>
+      <w:r>
+        <w:rPr>
+          <w:b w:val="0"/>
+        </w:rPr>
+        <w:t>Original case: Caption it as a generated-</w:t>
+      </w:r>
+      <w:r>
+        <w:rPr>
+          <w:b/>
+        </w:rPr>
+        <w:t>process</w:t>
+      </w:r>
+      <w:r>
+        <w:rPr>
+          <w:b w:val="0"/>
+        </w:rPr>
+        <w:t xml:space="preserve"> illustration, not a photographed experiment. Changed condition: Relabel the illustration as a photograph of an actual laboratory measurement.</w:t>
+      </w:r>
+    </w:p>
+    <w:p>
+      <w:pPr>
+        <w:spacing w:line="336" w:lineRule="auto" w:after="180"/>
+      </w:pPr>
+      <w:r>
+        <w:rPr>
+          <w:b w:val="0"/>
+        </w:rPr>
+        <w:t xml:space="preserve">Expected result: That caption is unsupported. Reason: Its </w:t>
+      </w:r>
+      <w:r>
+        <w:rPr>
+          <w:b/>
+        </w:rPr>
+        <w:t>provenance</w:t>
+      </w:r>
+      <w:r>
+        <w:rPr>
+          <w:b w:val="0"/>
+        </w:rPr>
+        <w:t xml:space="preserve"> is an invented diagram of a </w:t>
+      </w:r>
+      <w:r>
+        <w:rPr>
+          <w:b/>
+        </w:rPr>
+        <w:t>process</w:t>
+      </w:r>
+      <w:r>
+        <w:rPr>
+          <w:b w:val="0"/>
+        </w:rPr>
+        <w:t>, not a camera record of an event.</w:t>
+      </w:r>
+    </w:p>
+    <w:p>
+      <w:pPr>
+        <w:spacing w:line="336" w:lineRule="auto" w:after="180"/>
+        <w:shd w:fill="F5F1FB"/>
+      </w:pPr>
+      <w:r>
+        <w:rPr>
+          <w:b w:val="0"/>
+        </w:rPr>
+        <w:t>Predict before checking the worked changed-case result. Name what changed and what the supplied facts allow you to conclude.</w:t>
+      </w:r>
+    </w:p>
+    <w:p>
+      <w:pPr>
+        <w:pStyle w:val="Heading3"/>
+      </w:pPr>
+      <w:r>
+        <w:t>My picture explanation, deciding evidence and one limit</w:t>
+      </w:r>
+    </w:p>
+    <w:p>
+      <w:r>
+        <w:t>________________________________________________________________</w:t>
+      </w:r>
+    </w:p>
+    <w:p>
+      <w:r>
+        <w:t>________________________________________________________________</w:t>
+      </w:r>
+    </w:p>
+    <w:p>
+      <w:r>
+        <w:t>________________________________________________________________</w:t>
+      </w:r>
+    </w:p>
+    <w:p>
+      <w:r>
+        <w:t>________________________________________________________________</w:t>
+      </w:r>
+    </w:p>
+    <w:p>
+      <w:pPr>
+        <w:pStyle w:val="Heading3"/>
+      </w:pPr>
+      <w:r>
+        <w:t>05. Connect the explanation to its limit</w:t>
+      </w:r>
+    </w:p>
+    <w:p>
+      <w:r>
+        <w:drawing>
+          <wp:inline xmlns:a="http://schemas.openxmlformats.org/drawingml/2006/main" xmlns:pic="http://schemas.openxmlformats.org/drawingml/2006/picture">
+            <wp:extent cx="5486400" cy="2834640"/>
+            <wp:docPr id="7" name="Picture 7" descr="Diffusion-style generators learn to remove noise in stages, often guided by text, but a real implementation can operate in a latent representation rather than direct pixels. The toy values let us inspect an update without pretending to simulate that trained process. An attractive final image still needs checks for labels, requested relations and factual claims. Limit: Not all image generators use diffusion; this toy step is neither a complete algorithm nor an executed model."/>
+            <wp:cNvGraphicFramePr>
+              <a:graphicFrameLocks noChangeAspect="1"/>
+            </wp:cNvGraphicFramePr>
+            <a:graphic>
+              <a:graphicData uri="http://schemas.openxmlformats.org/drawingml/2006/picture">
+                <pic:pic>
+                  <pic:nvPicPr>
+                    <pic:cNvPr id="0" name="academy-story-ai-3-10-05.png"/>
+                    <pic:cNvPicPr/>
+                  </pic:nvPicPr>
+                  <pic:blipFill>
+                    <a:blip r:embed="rId15"/>
+                    <a:stretch>
+                      <a:fillRect/>
+                    </a:stretch>
+                  </pic:blipFill>
+                  <pic:spPr>
+                    <a:xfrm>
+                      <a:off x="0" y="0"/>
+                      <a:ext cx="5486400" cy="2834640"/>
+                    </a:xfrm>
+                    <a:prstGeom prst="rect"/>
+                  </pic:spPr>
+                </pic:pic>
+              </a:graphicData>
+            </a:graphic>
+          </wp:inline>
+        </w:drawing>
+      </w:r>
+    </w:p>
+    <w:p>
+      <w:pPr>
+        <w:spacing w:line="336" w:lineRule="auto" w:after="180"/>
+      </w:pPr>
+      <w:r>
+        <w:rPr>
+          <w:b w:val="0"/>
+        </w:rPr>
+        <w:t xml:space="preserve">Diffusion-style generators learn to remove </w:t>
+      </w:r>
+      <w:r>
+        <w:rPr>
+          <w:b/>
+        </w:rPr>
+        <w:t>noise</w:t>
+      </w:r>
+      <w:r>
+        <w:rPr>
+          <w:b w:val="0"/>
+        </w:rPr>
+        <w:t xml:space="preserve"> in stages, often guided by text, but a real implementation can operate in a </w:t>
+      </w:r>
+      <w:r>
+        <w:rPr>
+          <w:b/>
+        </w:rPr>
+        <w:t>latent representation</w:t>
+      </w:r>
+      <w:r>
+        <w:rPr>
+          <w:b w:val="0"/>
+        </w:rPr>
+        <w:t xml:space="preserve"> rather than direct pixels.</w:t>
+      </w:r>
+    </w:p>
+    <w:p>
+      <w:pPr>
+        <w:spacing w:line="336" w:lineRule="auto" w:after="180"/>
+      </w:pPr>
+      <w:r>
+        <w:rPr>
+          <w:b w:val="0"/>
+        </w:rPr>
+        <w:t xml:space="preserve">The toy values let us inspect an update without pretending to simulate that trained </w:t>
+      </w:r>
+      <w:r>
+        <w:rPr>
+          <w:b/>
+        </w:rPr>
+        <w:t>process</w:t>
+      </w:r>
+      <w:r>
+        <w:rPr>
+          <w:b w:val="0"/>
+        </w:rPr>
+        <w:t>. An attractive final image still needs checks for labels, requested relations and factual claims.</w:t>
+      </w:r>
+    </w:p>
+    <w:p>
+      <w:pPr>
+        <w:spacing w:line="336" w:lineRule="auto" w:after="180"/>
+      </w:pPr>
+      <w:r>
+        <w:rPr>
+          <w:b w:val="0"/>
+        </w:rPr>
+        <w:t>Limit: Not all image generators use diffusion; this toy step is neither a complete algorithm nor an executed model.</w:t>
+      </w:r>
+    </w:p>
+    <w:p>
+      <w:pPr>
+        <w:spacing w:line="336" w:lineRule="auto" w:after="180"/>
+        <w:shd w:fill="F5F1FB"/>
+      </w:pPr>
+      <w:r>
+        <w:rPr>
+          <w:b w:val="0"/>
+        </w:rPr>
+        <w:t>Explain the case, then point to a limit on the claim.</w:t>
+      </w:r>
+    </w:p>
+    <w:p>
+      <w:pPr>
+        <w:pStyle w:val="Heading3"/>
+      </w:pPr>
+      <w:r>
+        <w:t>My picture explanation, deciding evidence and one limit</w:t>
+      </w:r>
+    </w:p>
+    <w:p>
+      <w:r>
+        <w:t>________________________________________________________________</w:t>
+      </w:r>
+    </w:p>
+    <w:p>
+      <w:r>
+        <w:t>________________________________________________________________</w:t>
+      </w:r>
+    </w:p>
+    <w:p>
+      <w:r>
+        <w:t>________________________________________________________________</w:t>
+      </w:r>
+    </w:p>
+    <w:p>
+      <w:r>
+        <w:t>________________________________________________________________</w:t>
+      </w:r>
+    </w:p>
+    <w:p>
+      <w:pPr>
+        <w:pStyle w:val="Heading3"/>
+      </w:pPr>
+      <w:r>
+        <w:t>06. Make the idea visible in your project</w:t>
+      </w:r>
+    </w:p>
+    <w:p>
+      <w:r>
+        <w:drawing>
+          <wp:inline xmlns:a="http://schemas.openxmlformats.org/drawingml/2006/main" xmlns:pic="http://schemas.openxmlformats.org/drawingml/2006/picture">
+            <wp:extent cx="5486400" cy="3233928"/>
+            <wp:docPr id="8" name="Picture 8" descr="Use Study Buddy generated diagrams only with clear provenance and checked educational labels. Draw your input, deciding step, result and limit. Supported question: What may these two grids explain, and what can they not establish about a real generator?"/>
+            <wp:cNvGraphicFramePr>
+              <a:graphicFrameLocks noChangeAspect="1"/>
+            </wp:cNvGraphicFramePr>
+            <a:graphic>
+              <a:graphicData uri="http://schemas.openxmlformats.org/drawingml/2006/picture">
+                <pic:pic>
+                  <pic:nvPicPr>
+                    <pic:cNvPr id="0" name="academy-story-ai-3-10-06.png"/>
+                    <pic:cNvPicPr/>
+                  </pic:nvPicPr>
+                  <pic:blipFill>
+                    <a:blip r:embed="rId16"/>
+                    <a:stretch>
+                      <a:fillRect/>
+                    </a:stretch>
+                  </pic:blipFill>
+                  <pic:spPr>
+                    <a:xfrm>
+                      <a:off x="0" y="0"/>
+                      <a:ext cx="5486400" cy="3233928"/>
+                    </a:xfrm>
+                    <a:prstGeom prst="rect"/>
+                  </pic:spPr>
+                </pic:pic>
+              </a:graphicData>
+            </a:graphic>
+          </wp:inline>
+        </w:drawing>
+      </w:r>
+    </w:p>
+    <w:p>
+      <w:pPr>
+        <w:spacing w:line="336" w:lineRule="auto" w:after="180"/>
+        <w:shd w:fill="F5F1FB"/>
+      </w:pPr>
+      <w:r>
+        <w:rPr>
+          <w:b w:val="0"/>
+        </w:rPr>
+        <w:t xml:space="preserve">Use Study Buddy generated diagrams only with clear </w:t>
+      </w:r>
+      <w:r>
+        <w:rPr>
+          <w:b/>
+        </w:rPr>
+        <w:t>provenance</w:t>
+      </w:r>
+      <w:r>
+        <w:rPr>
+          <w:b w:val="0"/>
+        </w:rPr>
+        <w:t xml:space="preserve"> and checked educational labels. Draw your </w:t>
+      </w:r>
+      <w:r>
+        <w:rPr>
+          <w:b/>
+        </w:rPr>
+        <w:t>input</w:t>
+      </w:r>
+      <w:r>
+        <w:rPr>
+          <w:b w:val="0"/>
+        </w:rPr>
+        <w:t>, deciding step, result and limit.</w:t>
+      </w:r>
+    </w:p>
+    <w:p>
+      <w:pPr>
+        <w:spacing w:line="336" w:lineRule="auto" w:after="180"/>
+        <w:shd w:fill="F5F1FB"/>
+      </w:pPr>
+      <w:r>
+        <w:rPr>
+          <w:b w:val="0"/>
+        </w:rPr>
+        <w:t>Supported question: What may these two grids explain, and what can they not establish about a real generator?</w:t>
+      </w:r>
+    </w:p>
+    <w:p>
+      <w:pPr>
+        <w:spacing w:line="336" w:lineRule="auto" w:after="180"/>
+        <w:shd w:fill="F5F1FB"/>
+      </w:pPr>
+      <w:r>
+        <w:rPr>
+          <w:b w:val="0"/>
+        </w:rPr>
+        <w:t xml:space="preserve">Draw your project trace and justify the deciding step using </w:t>
+      </w:r>
+      <w:r>
+        <w:rPr>
+          <w:b/>
+        </w:rPr>
+        <w:t>evidence</w:t>
+      </w:r>
+      <w:r>
+        <w:rPr>
+          <w:b w:val="0"/>
+        </w:rPr>
+        <w:t>.</w:t>
+      </w:r>
+    </w:p>
+    <w:p>
+      <w:pPr>
+        <w:pStyle w:val="Heading3"/>
+      </w:pPr>
+      <w:r>
+        <w:t>My picture explanation, deciding evidence and one limit</w:t>
       </w:r>
     </w:p>
     <w:p>

--- a/downloads/workbook/ai-3-week-10.docx
+++ b/downloads/workbook/ai-3-week-10.docx
@@ -1115,6 +1115,26 @@
     </w:p>
     <w:p>
       <w:pPr>
+        <w:pStyle w:val="Heading3"/>
+      </w:pPr>
+      <w:r>
+        <w:t>Where to find the supplied example</w:t>
+      </w:r>
+    </w:p>
+    <w:p>
+      <w:pPr>
+        <w:spacing w:line="336" w:lineRule="auto" w:after="180"/>
+        <w:shd w:fill="F1F6F8"/>
+      </w:pPr>
+      <w:r>
+        <w:rPr>
+          <w:b w:val="0"/>
+        </w:rPr>
+        <w:t>Reference for this exercise: open this week’s student lesson, “Image Generation Models”, at “See how it works” and “Follow a worked example”. Use the original worked values or code named in the question; the later pictorial case is a separate example. Keep this reference beside your workbook while practising.</w:t>
+      </w:r>
+    </w:p>
+    <w:p>
+      <w:pPr>
         <w:spacing w:line="336" w:lineRule="auto" w:after="180"/>
       </w:pPr>
       <w:r>
@@ -1480,6 +1500,26 @@
     <w:p>
       <w:r>
         <w:t>Design a revealing follow-up. Apply the supplied Image Generation Models facts and keep your reasoning.</w:t>
+      </w:r>
+    </w:p>
+    <w:p>
+      <w:pPr>
+        <w:pStyle w:val="Heading3"/>
+      </w:pPr>
+      <w:r>
+        <w:t>Where to find the supplied example</w:t>
+      </w:r>
+    </w:p>
+    <w:p>
+      <w:pPr>
+        <w:spacing w:line="336" w:lineRule="auto" w:after="180"/>
+        <w:shd w:fill="F1F6F8"/>
+      </w:pPr>
+      <w:r>
+        <w:rPr>
+          <w:b w:val="0"/>
+        </w:rPr>
+        <w:t>Reference for this exercise: open this week’s student lesson, “Image Generation Models”, at “See how it works” and “Follow a worked example”. Use the original worked values or code named in the question; the later pictorial case is a separate example. Keep this reference beside your workbook while practising.</w:t>
       </w:r>
     </w:p>
     <w:p>

--- a/downloads/workbook/ai-3-week-10.docx
+++ b/downloads/workbook/ai-3-week-10.docx
@@ -25,12 +25,518 @@
         <w:pStyle w:val="Heading1"/>
       </w:pPr>
       <w:r>
-        <w:t>01. Recall and choose your starting point</w:t>
-      </w:r>
-    </w:p>
-    <w:p>
-      <w:r>
-        <w:t>Record your starting explanation for Image Generation Models before opening notes. Show any later correction separately.</w:t>
+        <w:t>One connected image-evidence record.</w:t>
+      </w:r>
+    </w:p>
+    <w:p>
+      <w:r>
+        <w:t>Explain origin, inspect the poster, preserve the qualification and design a visual check.</w:t>
+      </w:r>
+    </w:p>
+    <w:p>
+      <w:r>
+        <w:t>Retain supplied arrays, criterion evidence, production history and unmeasured claims separately.</w:t>
+      </w:r>
+    </w:p>
+    <w:p>
+      <w:pPr>
+        <w:pStyle w:val="Heading1"/>
+      </w:pPr>
+      <w:r>
+        <w:t>01. Recall: reconnect earlier ideas</w:t>
+      </w:r>
+    </w:p>
+    <w:p>
+      <w:r>
+        <w:t>Retrieve before opening notes.</w:t>
+      </w:r>
+    </w:p>
+    <w:p>
+      <w:pPr>
+        <w:pStyle w:val="Heading2"/>
+      </w:pPr>
+      <w:r>
+        <w:t>Retrieve and explain</w:t>
+      </w:r>
+    </w:p>
+    <w:p>
+      <w:pPr>
+        <w:pStyle w:val="ListBullet"/>
+      </w:pPr>
+      <w:r>
+        <w:t>Try the recall before opening notes. Then use a different colour or a labelled second line to correct your explanation.</w:t>
+      </w:r>
+    </w:p>
+    <w:p>
+      <w:pPr>
+        <w:pStyle w:val="ListBullet"/>
+      </w:pPr>
+      <w:r>
+        <w:t>Without opening the old lesson, explain one key idea from Prompt Evaluation. Give an example and a mistake that the idea helps you avoid.</w:t>
+      </w:r>
+    </w:p>
+    <w:p>
+      <w:pPr>
+        <w:pStyle w:val="Heading3"/>
+      </w:pPr>
+      <w:r>
+        <w:t>My remembered idea, example and correction</w:t>
+      </w:r>
+    </w:p>
+    <w:p>
+      <w:r>
+        <w:t>________________________________________________________________</w:t>
+      </w:r>
+    </w:p>
+    <w:p>
+      <w:r>
+        <w:t>________________________________________________________________</w:t>
+      </w:r>
+    </w:p>
+    <w:p>
+      <w:r>
+        <w:t>________________________________________________________________</w:t>
+      </w:r>
+    </w:p>
+    <w:p>
+      <w:pPr>
+        <w:pStyle w:val="ListBullet"/>
+      </w:pPr>
+      <w:r>
+        <w:t>Without opening the old lesson, explain one key idea from Iterative Prompting. Give an example and a mistake that the idea helps you avoid.</w:t>
+      </w:r>
+    </w:p>
+    <w:p>
+      <w:pPr>
+        <w:pStyle w:val="Heading3"/>
+      </w:pPr>
+      <w:r>
+        <w:t>My remembered idea, example and correction</w:t>
+      </w:r>
+    </w:p>
+    <w:p>
+      <w:r>
+        <w:t>________________________________________________________________</w:t>
+      </w:r>
+    </w:p>
+    <w:p>
+      <w:r>
+        <w:t>________________________________________________________________</w:t>
+      </w:r>
+    </w:p>
+    <w:p>
+      <w:r>
+        <w:t>________________________________________________________________</w:t>
+      </w:r>
+    </w:p>
+    <w:p>
+      <w:pPr>
+        <w:pStyle w:val="ListBullet"/>
+      </w:pPr>
+      <w:r>
+        <w:t>Without opening the old lesson, explain one key idea from Sampling and Variability. Give an example and a mistake that the idea helps you avoid.</w:t>
+      </w:r>
+    </w:p>
+    <w:p>
+      <w:pPr>
+        <w:pStyle w:val="Heading3"/>
+      </w:pPr>
+      <w:r>
+        <w:t>My remembered idea, example and correction</w:t>
+      </w:r>
+    </w:p>
+    <w:p>
+      <w:r>
+        <w:t>________________________________________________________________</w:t>
+      </w:r>
+    </w:p>
+    <w:p>
+      <w:r>
+        <w:t>________________________________________________________________</w:t>
+      </w:r>
+    </w:p>
+    <w:p>
+      <w:r>
+        <w:t>________________________________________________________________</w:t>
+      </w:r>
+    </w:p>
+    <w:p>
+      <w:pPr>
+        <w:pStyle w:val="Heading2"/>
+      </w:pPr>
+      <w:r>
+        <w:t>Earlier wording, alternatives and picture transcripts · reference / check after trying</w:t>
+      </w:r>
+    </w:p>
+    <w:p>
+      <w:pPr>
+        <w:pStyle w:val="Heading3"/>
+      </w:pPr>
+      <w:r>
+        <w:t>Prompt Evaluation</w:t>
+      </w:r>
+    </w:p>
+    <w:p>
+      <w:pPr>
+        <w:pStyle w:val="Heading3"/>
+      </w:pPr>
+      <w:r>
+        <w:t>Iterative Prompting</w:t>
+      </w:r>
+    </w:p>
+    <w:p>
+      <w:pPr>
+        <w:pStyle w:val="Heading3"/>
+      </w:pPr>
+      <w:r>
+        <w:t>Sampling and Variability</w:t>
+      </w:r>
+    </w:p>
+    <w:p>
+      <w:pPr>
+        <w:pStyle w:val="Heading1"/>
+      </w:pPr>
+      <w:r>
+        <w:t>12. W1 · Explain generation and provenance</w:t>
+      </w:r>
+    </w:p>
+    <w:p>
+      <w:r>
+        <w:t>Distinguish a constructed picture from an observed event.</w:t>
+      </w:r>
+    </w:p>
+    <w:p>
+      <w:pPr>
+        <w:pStyle w:val="Heading2"/>
+      </w:pPr>
+      <w:r>
+        <w:t>Your evidence record</w:t>
+      </w:r>
+    </w:p>
+    <w:p>
+      <w:pPr>
+        <w:pStyle w:val="ListBullet"/>
+      </w:pPr>
+      <w:r>
+        <w:t>Poster audit: required exactly3readable circles A,B,C;constructed candidate has4circles A,B,illegible,D and a draft photograph caption. Grid process is a separate supplied2×2before/after illustration; it is not a trained diffusion run and supplies no clean target or quality score. Provenance documents production history, not the truth of every depicted fact.</w:t>
+      </w:r>
+    </w:p>
+    <w:p>
+      <w:pPr>
+        <w:pStyle w:val="ListBullet"/>
+      </w:pPr>
+      <w:r>
+        <w:t>Reference for this exercise: open this week’s student lesson, “Image Generation Models”, at “See how it works” and “Follow a worked example”. Use the original worked values or code named in the question; the later pictorial case is a separate example. Keep this reference beside your workbook while practising.</w:t>
+      </w:r>
+    </w:p>
+    <w:p>
+      <w:pPr>
+        <w:pStyle w:val="ListBullet"/>
+      </w:pPr>
+      <w:r>
+        <w:t>Explain the weekly mechanism in your own words. Use the worked scenario to name its input, decision rule and output.</w:t>
+      </w:r>
+    </w:p>
+    <w:p>
+      <w:pPr>
+        <w:pStyle w:val="Heading3"/>
+      </w:pPr>
+      <w:r>
+        <w:t>My reasoning and evidence</w:t>
+      </w:r>
+    </w:p>
+    <w:p>
+      <w:r>
+        <w:t>________________________________________________________________</w:t>
+      </w:r>
+    </w:p>
+    <w:p>
+      <w:r>
+        <w:t>________________________________________________________________</w:t>
+      </w:r>
+    </w:p>
+    <w:p>
+      <w:r>
+        <w:t>________________________________________________________________</w:t>
+      </w:r>
+    </w:p>
+    <w:p>
+      <w:r>
+        <w:t>________________________________________________________________</w:t>
+      </w:r>
+    </w:p>
+    <w:p>
+      <w:r>
+        <w:t>________________________________________________________________</w:t>
+      </w:r>
+    </w:p>
+    <w:p>
+      <w:r>
+        <w:t>________________________________________________________________</w:t>
+      </w:r>
+    </w:p>
+    <w:p>
+      <w:pPr>
+        <w:pStyle w:val="Heading1"/>
+      </w:pPr>
+      <w:r>
+        <w:t>13. W2 · Audit the complete poster candidate</w:t>
+      </w:r>
+    </w:p>
+    <w:p>
+      <w:r>
+        <w:t>Check count, labels and the draft photograph claim separately.</w:t>
+      </w:r>
+    </w:p>
+    <w:p>
+      <w:pPr>
+        <w:pStyle w:val="Heading2"/>
+      </w:pPr>
+      <w:r>
+        <w:t>Your evidence record</w:t>
+      </w:r>
+    </w:p>
+    <w:p>
+      <w:pPr>
+        <w:pStyle w:val="ListBullet"/>
+      </w:pPr>
+      <w:r>
+        <w:t>Poster audit: required exactly3readable circles A,B,C;constructed candidate has4circles A,B,illegible,D and a draft photograph caption. Grid process is a separate supplied2×2before/after illustration; it is not a trained diffusion run and supplies no clean target or quality score. Provenance documents production history, not the truth of every depicted fact.</w:t>
+      </w:r>
+    </w:p>
+    <w:p>
+      <w:pPr>
+        <w:pStyle w:val="ListBullet"/>
+      </w:pPr>
+      <w:r>
+        <w:t>A fictional poster requires exactly three labelled circles. Generated image shows four circles and one unreadable label. A caption calls it a photograph of a real lesson. Show the intermediate steps and give the conclusion with its scope.</w:t>
+      </w:r>
+    </w:p>
+    <w:p>
+      <w:pPr>
+        <w:pStyle w:val="Heading3"/>
+      </w:pPr>
+      <w:r>
+        <w:t>My reasoning and evidence</w:t>
+      </w:r>
+    </w:p>
+    <w:p>
+      <w:r>
+        <w:t>________________________________________________________________</w:t>
+      </w:r>
+    </w:p>
+    <w:p>
+      <w:r>
+        <w:t>________________________________________________________________</w:t>
+      </w:r>
+    </w:p>
+    <w:p>
+      <w:r>
+        <w:t>________________________________________________________________</w:t>
+      </w:r>
+    </w:p>
+    <w:p>
+      <w:r>
+        <w:t>________________________________________________________________</w:t>
+      </w:r>
+    </w:p>
+    <w:p>
+      <w:r>
+        <w:t>________________________________________________________________</w:t>
+      </w:r>
+    </w:p>
+    <w:p>
+      <w:r>
+        <w:t>________________________________________________________________</w:t>
+      </w:r>
+    </w:p>
+    <w:p>
+      <w:r>
+        <w:t>________________________________________________________________</w:t>
+      </w:r>
+    </w:p>
+    <w:p>
+      <w:pPr>
+        <w:pStyle w:val="Heading1"/>
+      </w:pPr>
+      <w:r>
+        <w:t>14. W3 · Preserve the provenance qualification</w:t>
+      </w:r>
+    </w:p>
+    <w:p>
+      <w:r>
+        <w:t>A production record cannot establish every factual or permission claim.</w:t>
+      </w:r>
+    </w:p>
+    <w:p>
+      <w:pPr>
+        <w:pStyle w:val="Heading2"/>
+      </w:pPr>
+      <w:r>
+        <w:t>Your evidence record</w:t>
+      </w:r>
+    </w:p>
+    <w:p>
+      <w:pPr>
+        <w:pStyle w:val="ListBullet"/>
+      </w:pPr>
+      <w:r>
+        <w:t>Poster audit: required exactly3readable circles A,B,C;constructed candidate has4circles A,B,illegible,D and a draft photograph caption. Grid process is a separate supplied2×2before/after illustration; it is not a trained diffusion run and supplies no clean target or quality score. Provenance documents production history, not the truth of every depicted fact.</w:t>
+      </w:r>
+    </w:p>
+    <w:p>
+      <w:pPr>
+        <w:pStyle w:val="ListBullet"/>
+      </w:pPr>
+      <w:r>
+        <w:t>A report omits this qualification: Provenance tracks production history; it does not prove the content is accurate or establish every legal permission. Explain how omitting it could change a reader's interpretation, and write an accurate replacement.</w:t>
+      </w:r>
+    </w:p>
+    <w:p>
+      <w:pPr>
+        <w:pStyle w:val="Heading3"/>
+      </w:pPr>
+      <w:r>
+        <w:t>My reasoning and evidence</w:t>
+      </w:r>
+    </w:p>
+    <w:p>
+      <w:r>
+        <w:t>________________________________________________________________</w:t>
+      </w:r>
+    </w:p>
+    <w:p>
+      <w:r>
+        <w:t>________________________________________________________________</w:t>
+      </w:r>
+    </w:p>
+    <w:p>
+      <w:r>
+        <w:t>________________________________________________________________</w:t>
+      </w:r>
+    </w:p>
+    <w:p>
+      <w:r>
+        <w:t>________________________________________________________________</w:t>
+      </w:r>
+    </w:p>
+    <w:p>
+      <w:r>
+        <w:t>________________________________________________________________</w:t>
+      </w:r>
+    </w:p>
+    <w:p>
+      <w:r>
+        <w:t>________________________________________________________________</w:t>
+      </w:r>
+    </w:p>
+    <w:p>
+      <w:pPr>
+        <w:pStyle w:val="Heading1"/>
+      </w:pPr>
+      <w:r>
+        <w:t>16. W5 · Design a revealing visual check</w:t>
+      </w:r>
+    </w:p>
+    <w:p>
+      <w:r>
+        <w:t>State the expected criterion result before changing a specification or drawing.</w:t>
+      </w:r>
+    </w:p>
+    <w:p>
+      <w:pPr>
+        <w:pStyle w:val="Heading2"/>
+      </w:pPr>
+      <w:r>
+        <w:t>Your evidence record</w:t>
+      </w:r>
+    </w:p>
+    <w:p>
+      <w:pPr>
+        <w:pStyle w:val="ListBullet"/>
+      </w:pPr>
+      <w:r>
+        <w:t>Poster audit: required exactly3readable circles A,B,C;constructed candidate has4circles A,B,illegible,D and a draft photograph caption. Grid process is a separate supplied2×2before/after illustration; it is not a trained diffusion run and supplies no clean target or quality score. Provenance documents production history, not the truth of every depicted fact.</w:t>
+      </w:r>
+    </w:p>
+    <w:p>
+      <w:pPr>
+        <w:pStyle w:val="ListBullet"/>
+      </w:pPr>
+      <w:r>
+        <w:t>Reference for this exercise: open this week’s student lesson, “Image Generation Models”, at “See how it works” and “Follow a worked example”. Use the original worked values or code named in the question; the later pictorial case is a separate example. Keep this reference beside your workbook while practising.</w:t>
+      </w:r>
+    </w:p>
+    <w:p>
+      <w:pPr>
+        <w:pStyle w:val="ListBullet"/>
+      </w:pPr>
+      <w:r>
+        <w:t>For the worked scenario, propose one additional case that could reveal a failure, describe its expected outcome before running it, and explain what would need to remain fixed for a fair comparison. Do not reuse W4 as a new final test after receiving feedback.</w:t>
+      </w:r>
+    </w:p>
+    <w:p>
+      <w:pPr>
+        <w:pStyle w:val="Heading3"/>
+      </w:pPr>
+      <w:r>
+        <w:t>My reasoning and evidence</w:t>
+      </w:r>
+    </w:p>
+    <w:p>
+      <w:r>
+        <w:t>________________________________________________________________</w:t>
+      </w:r>
+    </w:p>
+    <w:p>
+      <w:r>
+        <w:t>________________________________________________________________</w:t>
+      </w:r>
+    </w:p>
+    <w:p>
+      <w:r>
+        <w:t>________________________________________________________________</w:t>
+      </w:r>
+    </w:p>
+    <w:p>
+      <w:r>
+        <w:t>________________________________________________________________</w:t>
+      </w:r>
+    </w:p>
+    <w:p>
+      <w:r>
+        <w:t>________________________________________________________________</w:t>
+      </w:r>
+    </w:p>
+    <w:p>
+      <w:r>
+        <w:t>________________________________________________________________</w:t>
+      </w:r>
+    </w:p>
+    <w:p>
+      <w:r>
+        <w:t>________________________________________________________________</w:t>
+      </w:r>
+    </w:p>
+    <w:p>
+      <w:pPr>
+        <w:pStyle w:val="Heading1"/>
+      </w:pPr>
+      <w:r>
+        <w:t>04. W4 · Audit a new diagram independently</w:t>
+      </w:r>
+    </w:p>
+    <w:p>
+      <w:r>
+        <w:t>Keep one first attempt before hints or feedback.</w:t>
+      </w:r>
+    </w:p>
+    <w:p>
+      <w:pPr>
+        <w:pStyle w:val="Heading2"/>
+      </w:pPr>
+      <w:r>
+        <w:t>Read and explain independently</w:t>
       </w:r>
     </w:p>
     <w:p>
@@ -41,380 +547,7 @@
         <w:rPr>
           <w:b w:val="0"/>
         </w:rPr>
-        <w:t>Try the recall before opening notes. Then use a different colour or a labelled second line to correct your explanation.</w:t>
-      </w:r>
-    </w:p>
-    <w:p>
-      <w:pPr>
-        <w:pStyle w:val="Heading3"/>
-      </w:pPr>
-      <w:r>
-        <w:t>Prompt Evaluation</w:t>
-      </w:r>
-    </w:p>
-    <w:p>
-      <w:pPr>
-        <w:spacing w:line="336" w:lineRule="auto" w:after="180"/>
-      </w:pPr>
-      <w:r>
-        <w:rPr>
-          <w:b w:val="0"/>
-        </w:rPr>
-        <w:t>Without opening the old lesson, explain one key idea from Prompt Evaluation. Give an example and a mistake that the idea helps you avoid.</w:t>
-      </w:r>
-    </w:p>
-    <w:p>
-      <w:pPr>
-        <w:pStyle w:val="Heading3"/>
-      </w:pPr>
-      <w:r>
-        <w:t>My remembered idea, example and correction</w:t>
-      </w:r>
-    </w:p>
-    <w:p>
-      <w:r>
-        <w:t>________________________________________________________________</w:t>
-      </w:r>
-    </w:p>
-    <w:p>
-      <w:r>
-        <w:t>________________________________________________________________</w:t>
-      </w:r>
-    </w:p>
-    <w:p>
-      <w:r>
-        <w:t>________________________________________________________________</w:t>
-      </w:r>
-    </w:p>
-    <w:p>
-      <w:pPr>
-        <w:pStyle w:val="Heading3"/>
-      </w:pPr>
-      <w:r>
-        <w:t>Iterative Prompting</w:t>
-      </w:r>
-    </w:p>
-    <w:p>
-      <w:pPr>
-        <w:spacing w:line="336" w:lineRule="auto" w:after="180"/>
-      </w:pPr>
-      <w:r>
-        <w:rPr>
-          <w:b w:val="0"/>
-        </w:rPr>
-        <w:t>Without opening the old lesson, explain one key idea from Iterative Prompting. Give an example and a mistake that the idea helps you avoid.</w:t>
-      </w:r>
-    </w:p>
-    <w:p>
-      <w:pPr>
-        <w:pStyle w:val="Heading3"/>
-      </w:pPr>
-      <w:r>
-        <w:t>My remembered idea, example and correction</w:t>
-      </w:r>
-    </w:p>
-    <w:p>
-      <w:r>
-        <w:t>________________________________________________________________</w:t>
-      </w:r>
-    </w:p>
-    <w:p>
-      <w:r>
-        <w:t>________________________________________________________________</w:t>
-      </w:r>
-    </w:p>
-    <w:p>
-      <w:r>
-        <w:t>________________________________________________________________</w:t>
-      </w:r>
-    </w:p>
-    <w:p>
-      <w:pPr>
-        <w:pStyle w:val="Heading3"/>
-      </w:pPr>
-      <w:r>
-        <w:t>Sampling and Variability</w:t>
-      </w:r>
-    </w:p>
-    <w:p>
-      <w:pPr>
-        <w:spacing w:line="336" w:lineRule="auto" w:after="180"/>
-      </w:pPr>
-      <w:r>
-        <w:rPr>
-          <w:b w:val="0"/>
-        </w:rPr>
-        <w:t>Without opening the old lesson, explain one key idea from Sampling and Variability. Give an example and a mistake that the idea helps you avoid.</w:t>
-      </w:r>
-    </w:p>
-    <w:p>
-      <w:pPr>
-        <w:pStyle w:val="Heading3"/>
-      </w:pPr>
-      <w:r>
-        <w:t>My remembered idea, example and correction</w:t>
-      </w:r>
-    </w:p>
-    <w:p>
-      <w:r>
-        <w:t>________________________________________________________________</w:t>
-      </w:r>
-    </w:p>
-    <w:p>
-      <w:r>
-        <w:t>________________________________________________________________</w:t>
-      </w:r>
-    </w:p>
-    <w:p>
-      <w:r>
-        <w:t>________________________________________________________________</w:t>
-      </w:r>
-    </w:p>
-    <w:p>
-      <w:pPr>
-        <w:pStyle w:val="Heading1"/>
-      </w:pPr>
-      <w:r>
-        <w:t>02. Practise with fading help</w:t>
-      </w:r>
-    </w:p>
-    <w:p>
-      <w:r>
-        <w:t>Complete the supported Image Generation Models trace and record the first step you can explain without help.</w:t>
-      </w:r>
-    </w:p>
-    <w:p>
-      <w:pPr>
-        <w:spacing w:line="336" w:lineRule="auto" w:after="180"/>
-      </w:pPr>
-      <w:r>
-        <w:rPr>
-          <w:b w:val="0"/>
-        </w:rPr>
-        <w:t xml:space="preserve">Use W2: Trace the worked case for Image generation and </w:t>
-      </w:r>
-      <w:r>
-        <w:rPr>
-          <w:b/>
-        </w:rPr>
-        <w:t>provenance</w:t>
-      </w:r>
-      <w:r>
-        <w:rPr>
-          <w:b w:val="0"/>
-        </w:rPr>
-        <w:t>. Record the answer once; the lesson and workbook refer to the same attempt.</w:t>
-      </w:r>
-    </w:p>
-    <w:tbl>
-      <w:tblPr>
-        <w:tblStyle w:val="LightShading-Accent1"/>
-        <w:tblW w:type="auto" w:w="0"/>
-        <w:tblLook w:firstColumn="1" w:firstRow="1" w:lastColumn="0" w:lastRow="0" w:noHBand="0" w:noVBand="1" w:val="04A0"/>
-      </w:tblPr>
-      <w:tblGrid>
-        <w:gridCol w:w="2556"/>
-        <w:gridCol w:w="2556"/>
-        <w:gridCol w:w="2556"/>
-        <w:gridCol w:w="2556"/>
-      </w:tblGrid>
-      <w:tr>
-        <w:trPr>
-          <w:tblHeader/>
-        </w:trPr>
-        <w:tc>
-          <w:tcPr>
-            <w:tcW w:type="dxa" w:w="2556"/>
-          </w:tcPr>
-          <w:p>
-            <w:r>
-              <w:t>Given inputs</w:t>
-            </w:r>
-          </w:p>
-        </w:tc>
-        <w:tc>
-          <w:tcPr>
-            <w:tcW w:type="dxa" w:w="2556"/>
-          </w:tcPr>
-          <w:p>
-            <w:r>
-              <w:t>Procedure I chose</w:t>
-            </w:r>
-          </w:p>
-        </w:tc>
-        <w:tc>
-          <w:tcPr>
-            <w:tcW w:type="dxa" w:w="2556"/>
-          </w:tcPr>
-          <w:p>
-            <w:r>
-              <w:t>Middle steps</w:t>
-            </w:r>
-          </w:p>
-        </w:tc>
-        <w:tc>
-          <w:tcPr>
-            <w:tcW w:type="dxa" w:w="2556"/>
-          </w:tcPr>
-          <w:p>
-            <w:r>
-              <w:t>Result and check</w:t>
-            </w:r>
-          </w:p>
-        </w:tc>
-      </w:tr>
-      <w:tr>
-        <w:tc>
-          <w:tcPr>
-            <w:tcW w:type="dxa" w:w="2556"/>
-          </w:tcPr>
-          <w:p>
-            <w:r/>
-          </w:p>
-        </w:tc>
-        <w:tc>
-          <w:tcPr>
-            <w:tcW w:type="dxa" w:w="2556"/>
-          </w:tcPr>
-          <w:p>
-            <w:r/>
-          </w:p>
-        </w:tc>
-        <w:tc>
-          <w:tcPr>
-            <w:tcW w:type="dxa" w:w="2556"/>
-          </w:tcPr>
-          <w:p>
-            <w:r/>
-          </w:p>
-        </w:tc>
-        <w:tc>
-          <w:tcPr>
-            <w:tcW w:type="dxa" w:w="2556"/>
-          </w:tcPr>
-          <w:p>
-            <w:r/>
-          </w:p>
-        </w:tc>
-      </w:tr>
-    </w:tbl>
-    <w:p>
-      <w:pPr>
-        <w:pStyle w:val="Heading3"/>
-      </w:pPr>
-      <w:r>
-        <w:t>The step I completed without help, and the hint I needed</w:t>
-      </w:r>
-    </w:p>
-    <w:p>
-      <w:r>
-        <w:t>________________________________________________________________</w:t>
-      </w:r>
-    </w:p>
-    <w:p>
-      <w:r>
-        <w:t>________________________________________________________________</w:t>
-      </w:r>
-    </w:p>
-    <w:p>
-      <w:r>
-        <w:t>________________________________________________________________</w:t>
-      </w:r>
-    </w:p>
-    <w:p>
-      <w:pPr>
-        <w:pStyle w:val="Heading1"/>
-      </w:pPr>
-      <w:r>
-        <w:t>03. Individual reasoning check</w:t>
-      </w:r>
-    </w:p>
-    <w:p>
-      <w:r>
-        <w:t>Check the proposed Image Generation Models explanation against the supplied facts before discussing it.</w:t>
-      </w:r>
-    </w:p>
-    <w:p>
-      <w:pPr>
-        <w:spacing w:line="336" w:lineRule="auto" w:after="180"/>
-      </w:pPr>
-      <w:r>
-        <w:rPr>
-          <w:b w:val="0"/>
-        </w:rPr>
-        <w:t xml:space="preserve">Use the worked case for Image generation and </w:t>
-      </w:r>
-      <w:r>
-        <w:rPr>
-          <w:b/>
-        </w:rPr>
-        <w:t>provenance</w:t>
-      </w:r>
-      <w:r>
-        <w:rPr>
-          <w:b w:val="0"/>
-        </w:rPr>
-        <w:t>. Proposed explanation: “The worked result establishes every future case”. Decide whether this explanation is supported.</w:t>
-      </w:r>
-    </w:p>
-    <w:p>
-      <w:pPr>
-        <w:spacing w:line="336" w:lineRule="auto" w:after="180"/>
-      </w:pPr>
-      <w:r>
-        <w:rPr>
-          <w:b w:val="0"/>
-        </w:rPr>
-        <w:t>Point to the step or supplied fact that decides; explain your repair if needed.</w:t>
-      </w:r>
-    </w:p>
-    <w:p>
-      <w:pPr>
-        <w:pStyle w:val="Heading3"/>
-      </w:pPr>
-      <w:r>
-        <w:t>My explanation before partner discussion</w:t>
-      </w:r>
-    </w:p>
-    <w:p>
-      <w:r>
-        <w:t>________________________________________________________________</w:t>
-      </w:r>
-    </w:p>
-    <w:p>
-      <w:r>
-        <w:t>________________________________________________________________</w:t>
-      </w:r>
-    </w:p>
-    <w:p>
-      <w:r>
-        <w:t>________________________________________________________________</w:t>
-      </w:r>
-    </w:p>
-    <w:p>
-      <w:r>
-        <w:t>________________________________________________________________</w:t>
-      </w:r>
-    </w:p>
-    <w:p>
-      <w:pPr>
-        <w:pStyle w:val="Heading1"/>
-      </w:pPr>
-      <w:r>
-        <w:t>04. Independent transfer case</w:t>
-      </w:r>
-    </w:p>
-    <w:p>
-      <w:r>
-        <w:t>Write one first attempt at the reserved independent case before feedback. Repeated copies of that case refer to the same recorded attempt.</w:t>
-      </w:r>
-    </w:p>
-    <w:p>
-      <w:pPr>
-        <w:pStyle w:val="Heading3"/>
-      </w:pPr>
-      <w:r>
-        <w:t>Independent case: Apply a new case independently</w:t>
+        <w:t>Audit the supplied description of the independent diagram. No actual image or camera record is provided, so do not invent geometry or an observed experiment. Treat arrow count, label meaning and the authenticity caption as separate requirements.</w:t>
       </w:r>
     </w:p>
     <w:p>
@@ -509,6 +642,14 @@
     </w:p>
     <w:p>
       <w:pPr>
+        <w:pStyle w:val="Heading2"/>
+      </w:pPr>
+      <w:r>
+        <w:t>Keep a fair record</w:t>
+      </w:r>
+    </w:p>
+    <w:p>
+      <w:pPr>
         <w:spacing w:line="336" w:lineRule="auto" w:after="180"/>
       </w:pPr>
       <w:r>
@@ -520,15 +661,39 @@
     </w:p>
     <w:p>
       <w:pPr>
+        <w:pStyle w:val="Heading2"/>
+      </w:pPr>
+      <w:r>
+        <w:t>Earlier wording, alternatives and picture transcripts · reference / check after trying</w:t>
+      </w:r>
+    </w:p>
+    <w:p>
+      <w:pPr>
+        <w:pStyle w:val="Heading3"/>
+      </w:pPr>
+      <w:r>
+        <w:t>Independent case: Apply a new case independently</w:t>
+      </w:r>
+    </w:p>
+    <w:p>
+      <w:pPr>
         <w:pStyle w:val="Heading1"/>
       </w:pPr>
       <w:r>
-        <w:t>05. Your learning target</w:t>
-      </w:r>
-    </w:p>
-    <w:p>
-      <w:r>
-        <w:t>Connect the Image Generation Models target to a trace and a justified conclusion.</w:t>
+        <w:t>09. Project · Keep the decision and its evidence</w:t>
+      </w:r>
+    </w:p>
+    <w:p>
+      <w:r>
+        <w:t>Add this week’s change to your existing project record.</w:t>
+      </w:r>
+    </w:p>
+    <w:p>
+      <w:pPr>
+        <w:pStyle w:val="Heading2"/>
+      </w:pPr>
+      <w:r>
+        <w:t>Your evidence record</w:t>
       </w:r>
     </w:p>
     <w:p>
@@ -539,7 +704,18 @@
         <w:rPr>
           <w:b w:val="0"/>
         </w:rPr>
-        <w:t xml:space="preserve">An image generator produces a convincing picture of a school greenhouse on Mars. A student calls it photographic </w:t>
+        <w:t>Treat generated diagrams as illustrations; pair factual claims with approved sources.</w:t>
+      </w:r>
+    </w:p>
+    <w:p>
+      <w:pPr>
+        <w:spacing w:line="336" w:lineRule="auto" w:after="180"/>
+      </w:pPr>
+      <w:r>
+        <w:rPr>
+          <w:b w:val="0"/>
+        </w:rPr>
+        <w:t xml:space="preserve">The project change and </w:t>
       </w:r>
       <w:r>
         <w:rPr>
@@ -551,7 +727,40 @@
         <w:rPr>
           <w:b w:val="0"/>
         </w:rPr>
-        <w:t>. Explain what the image can and cannot establish.</w:t>
+        <w:t xml:space="preserve"> I will keep</w:t>
+      </w:r>
+    </w:p>
+    <w:p>
+      <w:pPr>
+        <w:pStyle w:val="Heading3"/>
+      </w:pPr>
+      <w:r>
+        <w:t>Write or draw your reasoning and evidence.</w:t>
+      </w:r>
+    </w:p>
+    <w:p>
+      <w:r>
+        <w:t>________________________________________________________________</w:t>
+      </w:r>
+    </w:p>
+    <w:p>
+      <w:r>
+        <w:t>________________________________________________________________</w:t>
+      </w:r>
+    </w:p>
+    <w:p>
+      <w:r>
+        <w:t>________________________________________________________________</w:t>
+      </w:r>
+    </w:p>
+    <w:p>
+      <w:r>
+        <w:t>________________________________________________________________</w:t>
+      </w:r>
+    </w:p>
+    <w:p>
+      <w:r>
+        <w:t>________________________________________________________________</w:t>
       </w:r>
     </w:p>
     <w:p>
@@ -559,1045 +768,20 @@
         <w:pStyle w:val="Heading1"/>
       </w:pPr>
       <w:r>
-        <w:t>06. Solve the given case</w:t>
-      </w:r>
-    </w:p>
-    <w:p>
-      <w:r>
-        <w:t>Solve the supplied Image Generation Models case and show the deciding evidence.</w:t>
-      </w:r>
-    </w:p>
-    <w:p>
-      <w:pPr>
-        <w:spacing w:line="336" w:lineRule="auto" w:after="180"/>
-      </w:pPr>
-      <w:r>
-        <w:rPr>
-          <w:b w:val="0"/>
-        </w:rPr>
-        <w:t>A generator creates a realistic fictional bicycle beside a tree.</w:t>
-      </w:r>
-    </w:p>
-    <w:p>
-      <w:pPr>
-        <w:spacing w:line="336" w:lineRule="auto" w:after="180"/>
-        <w:shd w:fill="F5F1FB"/>
-      </w:pPr>
-      <w:r>
-        <w:rPr>
-          <w:b w:val="0"/>
-        </w:rPr>
-        <w:t>How does this differ from event photography?</w:t>
-      </w:r>
-    </w:p>
-    <w:p>
-      <w:pPr>
-        <w:spacing w:line="336" w:lineRule="auto" w:after="180"/>
-      </w:pPr>
-      <w:r>
-        <w:rPr>
-          <w:b w:val="0"/>
-        </w:rPr>
-        <w:t xml:space="preserve">Show your trace, calculation or </w:t>
-      </w:r>
-      <w:r>
-        <w:rPr>
-          <w:b/>
-        </w:rPr>
-        <w:t>evidence</w:t>
-      </w:r>
-    </w:p>
-    <w:p>
-      <w:pPr>
-        <w:pStyle w:val="Heading3"/>
-      </w:pPr>
-      <w:r>
-        <w:t>Write or draw your reasoning and evidence.</w:t>
-      </w:r>
-    </w:p>
-    <w:p>
-      <w:r>
-        <w:t>________________________________________________________________</w:t>
-      </w:r>
-    </w:p>
-    <w:p>
-      <w:r>
-        <w:t>________________________________________________________________</w:t>
-      </w:r>
-    </w:p>
-    <w:p>
-      <w:r>
-        <w:t>________________________________________________________________</w:t>
-      </w:r>
-    </w:p>
-    <w:p>
-      <w:r>
-        <w:t>________________________________________________________________</w:t>
-      </w:r>
-    </w:p>
-    <w:p>
-      <w:r>
-        <w:t>________________________________________________________________</w:t>
-      </w:r>
-    </w:p>
-    <w:p>
-      <w:pPr>
-        <w:pStyle w:val="Heading1"/>
-      </w:pPr>
-      <w:r>
-        <w:t>07. Check a changed case</w:t>
-      </w:r>
-    </w:p>
-    <w:p>
-      <w:r>
-        <w:t>Apply the procedure to the changed case and record why the conclusion follows.</w:t>
-      </w:r>
-    </w:p>
-    <w:p>
-      <w:pPr>
-        <w:spacing w:line="336" w:lineRule="auto" w:after="180"/>
-        <w:shd w:fill="F5F1FB"/>
-      </w:pPr>
-      <w:r>
-        <w:rPr>
-          <w:b w:val="0"/>
-        </w:rPr>
-        <w:t>An image model draws a plant with seven roots after a request for exactly four. What does this show, and where should an exact count diagram be made?</w:t>
-      </w:r>
-    </w:p>
-    <w:p>
-      <w:pPr>
-        <w:spacing w:line="336" w:lineRule="auto" w:after="180"/>
-      </w:pPr>
-      <w:r>
-        <w:rPr>
-          <w:b w:val="0"/>
-        </w:rPr>
-        <w:t>My independent answer and reason</w:t>
-      </w:r>
-    </w:p>
-    <w:p>
-      <w:pPr>
-        <w:pStyle w:val="Heading3"/>
-      </w:pPr>
-      <w:r>
-        <w:t>Write or draw your reasoning and evidence.</w:t>
-      </w:r>
-    </w:p>
-    <w:p>
-      <w:r>
-        <w:t>________________________________________________________________</w:t>
-      </w:r>
-    </w:p>
-    <w:p>
-      <w:r>
-        <w:t>________________________________________________________________</w:t>
-      </w:r>
-    </w:p>
-    <w:p>
-      <w:r>
-        <w:t>________________________________________________________________</w:t>
-      </w:r>
-    </w:p>
-    <w:p>
-      <w:r>
-        <w:t>________________________________________________________________</w:t>
-      </w:r>
-    </w:p>
-    <w:p>
-      <w:r>
-        <w:t>________________________________________________________________</w:t>
-      </w:r>
-    </w:p>
-    <w:p>
-      <w:pPr>
-        <w:pStyle w:val="Heading3"/>
-      </w:pPr>
-      <w:r>
-        <w:t>Week 10 Test and reflect</w:t>
-      </w:r>
-    </w:p>
-    <w:p>
-      <w:pPr>
-        <w:pStyle w:val="Heading1"/>
-      </w:pPr>
-      <w:r>
-        <w:t>08. Design a revealing test</w:t>
-      </w:r>
-    </w:p>
-    <w:p>
-      <w:r>
-        <w:t>Specify a changed input, expected result and observation separately.</w:t>
-      </w:r>
-    </w:p>
-    <w:p>
-      <w:pPr>
-        <w:spacing w:line="336" w:lineRule="auto" w:after="180"/>
-      </w:pPr>
-      <w:r>
-        <w:rPr>
-          <w:b w:val="0"/>
-        </w:rPr>
-        <w:t xml:space="preserve">Create a changed </w:t>
-      </w:r>
-      <w:r>
-        <w:rPr>
-          <w:b/>
-        </w:rPr>
-        <w:t>input</w:t>
-      </w:r>
-      <w:r>
-        <w:rPr>
-          <w:b w:val="0"/>
-        </w:rPr>
-        <w:t>, boundary case or missing-information case. Write the expected answer or safe response before testing.</w:t>
-      </w:r>
-    </w:p>
-    <w:tbl>
-      <w:tblPr>
-        <w:tblStyle w:val="LightShading-Accent1"/>
-        <w:tblW w:type="auto" w:w="0"/>
-        <w:tblLook w:firstColumn="1" w:firstRow="1" w:lastColumn="0" w:lastRow="0" w:noHBand="0" w:noVBand="1" w:val="04A0"/>
-      </w:tblPr>
-      <w:tblGrid>
-        <w:gridCol w:w="5112"/>
-        <w:gridCol w:w="5112"/>
-      </w:tblGrid>
-      <w:tr>
-        <w:trPr>
-          <w:tblHeader/>
-        </w:trPr>
-        <w:tc>
-          <w:tcPr>
-            <w:tcW w:type="dxa" w:w="5112"/>
-          </w:tcPr>
-          <w:p>
-            <w:r>
-              <w:t>Test record</w:t>
-            </w:r>
-          </w:p>
-        </w:tc>
-        <w:tc>
-          <w:tcPr>
-            <w:tcW w:type="dxa" w:w="5112"/>
-          </w:tcPr>
-          <w:p>
-            <w:r>
-              <w:t>My evidence</w:t>
-            </w:r>
-          </w:p>
-        </w:tc>
-      </w:tr>
-      <w:tr>
-        <w:tc>
-          <w:tcPr>
-            <w:tcW w:type="dxa" w:w="5112"/>
-          </w:tcPr>
-          <w:p>
-            <w:r>
-              <w:t>Changed input or condition</w:t>
-            </w:r>
-          </w:p>
-        </w:tc>
-        <w:tc>
-          <w:tcPr>
-            <w:tcW w:type="dxa" w:w="5112"/>
-          </w:tcPr>
-          <w:p>
-            <w:r/>
-          </w:p>
-        </w:tc>
-      </w:tr>
-      <w:tr>
-        <w:tc>
-          <w:tcPr>
-            <w:tcW w:type="dxa" w:w="5112"/>
-          </w:tcPr>
-          <w:p>
-            <w:r>
-              <w:t>Expected answer or fallback</w:t>
-            </w:r>
-          </w:p>
-        </w:tc>
-        <w:tc>
-          <w:tcPr>
-            <w:tcW w:type="dxa" w:w="5112"/>
-          </w:tcPr>
-          <w:p>
-            <w:r/>
-          </w:p>
-        </w:tc>
-      </w:tr>
-      <w:tr>
-        <w:tc>
-          <w:tcPr>
-            <w:tcW w:type="dxa" w:w="5112"/>
-          </w:tcPr>
-          <w:p>
-            <w:r>
-              <w:t>Observed result</w:t>
-            </w:r>
-          </w:p>
-        </w:tc>
-        <w:tc>
-          <w:tcPr>
-            <w:tcW w:type="dxa" w:w="5112"/>
-          </w:tcPr>
-          <w:p>
-            <w:r/>
-          </w:p>
-        </w:tc>
-      </w:tr>
-      <w:tr>
-        <w:tc>
-          <w:tcPr>
-            <w:tcW w:type="dxa" w:w="5112"/>
-          </w:tcPr>
-          <w:p>
-            <w:r>
-              <w:t>Why the result occurred</w:t>
-            </w:r>
-          </w:p>
-        </w:tc>
-        <w:tc>
-          <w:tcPr>
-            <w:tcW w:type="dxa" w:w="5112"/>
-          </w:tcPr>
-          <w:p>
-            <w:r/>
-          </w:p>
-        </w:tc>
-      </w:tr>
-    </w:tbl>
-    <w:p>
-      <w:pPr>
-        <w:pStyle w:val="Heading1"/>
-      </w:pPr>
-      <w:r>
-        <w:t>09. Project checkpoint</w:t>
-      </w:r>
-    </w:p>
-    <w:p>
-      <w:r>
-        <w:t>Justify what Image Generation Models adds to Verified Study Buddy and keep the evidence.</w:t>
-      </w:r>
-    </w:p>
-    <w:p>
-      <w:pPr>
-        <w:spacing w:line="336" w:lineRule="auto" w:after="180"/>
-      </w:pPr>
-      <w:r>
-        <w:rPr>
-          <w:b w:val="0"/>
-        </w:rPr>
-        <w:t>Treat generated diagrams as illustrations; pair factual claims with approved sources.</w:t>
-      </w:r>
-    </w:p>
-    <w:p>
-      <w:pPr>
-        <w:spacing w:line="336" w:lineRule="auto" w:after="180"/>
-      </w:pPr>
-      <w:r>
-        <w:rPr>
-          <w:b w:val="0"/>
-        </w:rPr>
-        <w:t xml:space="preserve">The project change and </w:t>
-      </w:r>
-      <w:r>
-        <w:rPr>
-          <w:b/>
-        </w:rPr>
-        <w:t>evidence</w:t>
-      </w:r>
-      <w:r>
-        <w:rPr>
-          <w:b w:val="0"/>
-        </w:rPr>
-        <w:t xml:space="preserve"> I will keep</w:t>
-      </w:r>
-    </w:p>
-    <w:p>
-      <w:pPr>
-        <w:pStyle w:val="Heading3"/>
-      </w:pPr>
-      <w:r>
-        <w:t>Write or draw your reasoning and evidence.</w:t>
-      </w:r>
-    </w:p>
-    <w:p>
-      <w:r>
-        <w:t>________________________________________________________________</w:t>
-      </w:r>
-    </w:p>
-    <w:p>
-      <w:r>
-        <w:t>________________________________________________________________</w:t>
-      </w:r>
-    </w:p>
-    <w:p>
-      <w:r>
-        <w:t>________________________________________________________________</w:t>
-      </w:r>
-    </w:p>
-    <w:p>
-      <w:r>
-        <w:t>________________________________________________________________</w:t>
-      </w:r>
-    </w:p>
-    <w:p>
-      <w:r>
-        <w:t>________________________________________________________________</w:t>
-      </w:r>
-    </w:p>
-    <w:p>
-      <w:pPr>
-        <w:pStyle w:val="Heading1"/>
-      </w:pPr>
-      <w:r>
-        <w:t>10. Self check</w:t>
-      </w:r>
-    </w:p>
-    <w:p>
-      <w:r>
-        <w:t>Judge explanation, evidence, transfer and limits separately; attach the work behind your judgement.</w:t>
-      </w:r>
-    </w:p>
-    <w:p>
-      <w:pPr>
-        <w:pStyle w:val="ListBullet"/>
-      </w:pPr>
-      <w:r>
-        <w:t>I can explain the mechanism.</w:t>
-      </w:r>
-    </w:p>
-    <w:p>
-      <w:pPr>
-        <w:pStyle w:val="ListBullet"/>
-      </w:pPr>
-      <w:r>
-        <w:t>I can show evidence.</w:t>
-      </w:r>
-    </w:p>
-    <w:p>
-      <w:pPr>
-        <w:pStyle w:val="ListBullet"/>
-      </w:pPr>
-      <w:r>
-        <w:t>I can handle a changed case.</w:t>
-      </w:r>
-    </w:p>
-    <w:p>
-      <w:pPr>
-        <w:pStyle w:val="ListBullet"/>
-      </w:pPr>
-      <w:r>
-        <w:t>I can name a limit.</w:t>
-      </w:r>
-    </w:p>
-    <w:p>
-      <w:r>
-        <w:t>Mark each as not yet, with help or independently, and attach supporting work.</w:t>
-      </w:r>
-    </w:p>
-    <w:p>
-      <w:pPr>
-        <w:spacing w:line="336" w:lineRule="auto" w:after="180"/>
-      </w:pPr>
-      <w:r>
-        <w:rPr>
-          <w:b w:val="0"/>
-        </w:rPr>
-        <w:t>Teacher review ____________________  Next step ____________________</w:t>
-      </w:r>
-    </w:p>
-    <w:p>
-      <w:pPr>
-        <w:pStyle w:val="Heading1"/>
-      </w:pPr>
-      <w:r>
-        <w:t>11. Transfer practice from the original programme</w:t>
-      </w:r>
-    </w:p>
-    <w:p>
-      <w:r>
-        <w:t>Use this earlier case as transfer practice. A case already discussed with feedback is not fresh assessment evidence.</w:t>
-      </w:r>
-    </w:p>
-    <w:p>
-      <w:pPr>
-        <w:spacing w:line="336" w:lineRule="auto" w:after="180"/>
-      </w:pPr>
-      <w:r>
-        <w:rPr>
-          <w:b w:val="0"/>
-        </w:rPr>
-        <w:t xml:space="preserve">An image generator produces a convincing picture of a school greenhouse on Mars. A student calls it photographic </w:t>
-      </w:r>
-      <w:r>
-        <w:rPr>
-          <w:b/>
-        </w:rPr>
-        <w:t>evidence</w:t>
-      </w:r>
-      <w:r>
-        <w:rPr>
-          <w:b w:val="0"/>
-        </w:rPr>
-        <w:t>. Explain what the image can and cannot establish.</w:t>
-      </w:r>
-    </w:p>
-    <w:p>
-      <w:pPr>
-        <w:pStyle w:val="Heading3"/>
-      </w:pPr>
-      <w:r>
-        <w:t>My independently reasoned answer</w:t>
-      </w:r>
-    </w:p>
-    <w:p>
-      <w:r>
-        <w:t>________________________________________________________________</w:t>
-      </w:r>
-    </w:p>
-    <w:p>
-      <w:r>
-        <w:t>________________________________________________________________</w:t>
-      </w:r>
-    </w:p>
-    <w:p>
-      <w:r>
-        <w:t>________________________________________________________________</w:t>
-      </w:r>
-    </w:p>
-    <w:p>
-      <w:r>
-        <w:t>________________________________________________________________</w:t>
-      </w:r>
-    </w:p>
-    <w:p>
-      <w:r>
-        <w:t>________________________________________________________________</w:t>
-      </w:r>
-    </w:p>
-    <w:p>
-      <w:r>
-        <w:t>________________________________________________________________</w:t>
-      </w:r>
-    </w:p>
-    <w:p>
-      <w:r>
-        <w:t>________________________________________________________________</w:t>
-      </w:r>
-    </w:p>
-    <w:p>
-      <w:pPr>
-        <w:spacing w:line="336" w:lineRule="auto" w:after="180"/>
-      </w:pPr>
-      <w:r>
-        <w:rPr>
-          <w:b w:val="0"/>
-        </w:rPr>
-        <w:t>Record support used: none, hint or teacher explanation.</w:t>
-      </w:r>
-    </w:p>
-    <w:p>
-      <w:pPr>
-        <w:pStyle w:val="Heading1"/>
-      </w:pPr>
-      <w:r>
-        <w:t>12. W1 Explain the mechanism</w:t>
-      </w:r>
-    </w:p>
-    <w:p>
-      <w:r>
-        <w:t>Explain the mechanism. Apply the supplied Image Generation Models facts and keep your reasoning.</w:t>
-      </w:r>
-    </w:p>
-    <w:p>
-      <w:pPr>
-        <w:pStyle w:val="Heading3"/>
-      </w:pPr>
-      <w:r>
-        <w:t>Where to find the supplied example</w:t>
-      </w:r>
-    </w:p>
-    <w:p>
-      <w:pPr>
-        <w:spacing w:line="336" w:lineRule="auto" w:after="180"/>
-        <w:shd w:fill="F1F6F8"/>
-      </w:pPr>
-      <w:r>
-        <w:rPr>
-          <w:b w:val="0"/>
-        </w:rPr>
-        <w:t>Reference for this exercise: open this week’s student lesson, “Image Generation Models”, at “See how it works” and “Follow a worked example”. Use the original worked values or code named in the question; the later pictorial case is a separate example. Keep this reference beside your workbook while practising.</w:t>
-      </w:r>
-    </w:p>
-    <w:p>
-      <w:pPr>
-        <w:spacing w:line="336" w:lineRule="auto" w:after="180"/>
-      </w:pPr>
-      <w:r>
-        <w:rPr>
-          <w:b w:val="0"/>
-        </w:rPr>
-        <w:t xml:space="preserve">Explain the weekly </w:t>
-      </w:r>
-      <w:r>
-        <w:rPr>
-          <w:b/>
-        </w:rPr>
-        <w:t>mechanism</w:t>
-      </w:r>
-      <w:r>
-        <w:rPr>
-          <w:b w:val="0"/>
-        </w:rPr>
-        <w:t xml:space="preserve"> in your own words. Use the worked scenario to name its </w:t>
-      </w:r>
-      <w:r>
-        <w:rPr>
-          <w:b/>
-        </w:rPr>
-        <w:t>input</w:t>
-      </w:r>
-      <w:r>
-        <w:rPr>
-          <w:b w:val="0"/>
-        </w:rPr>
-        <w:t xml:space="preserve">, decision rule and </w:t>
-      </w:r>
-      <w:r>
-        <w:rPr>
-          <w:b/>
-        </w:rPr>
-        <w:t>output</w:t>
-      </w:r>
-      <w:r>
-        <w:rPr>
-          <w:b w:val="0"/>
-        </w:rPr>
-        <w:t>.</w:t>
-      </w:r>
-    </w:p>
-    <w:p>
-      <w:pPr>
-        <w:pStyle w:val="Heading3"/>
-      </w:pPr>
-      <w:r>
-        <w:t>My reasoning and evidence</w:t>
-      </w:r>
-    </w:p>
-    <w:p>
-      <w:r>
-        <w:t>________________________________________________________________</w:t>
-      </w:r>
-    </w:p>
-    <w:p>
-      <w:r>
-        <w:t>________________________________________________________________</w:t>
-      </w:r>
-    </w:p>
-    <w:p>
-      <w:r>
-        <w:t>________________________________________________________________</w:t>
-      </w:r>
-    </w:p>
-    <w:p>
-      <w:r>
-        <w:t>________________________________________________________________</w:t>
-      </w:r>
-    </w:p>
-    <w:p>
-      <w:r>
-        <w:t>________________________________________________________________</w:t>
-      </w:r>
-    </w:p>
-    <w:p>
-      <w:r>
-        <w:t>________________________________________________________________</w:t>
-      </w:r>
-    </w:p>
-    <w:p>
-      <w:pPr>
-        <w:pStyle w:val="Heading1"/>
-      </w:pPr>
-      <w:r>
-        <w:t>13. W2 Trace the worked case</w:t>
-      </w:r>
-    </w:p>
-    <w:p>
-      <w:r>
-        <w:t>Trace the worked case. Apply the supplied Image Generation Models facts and keep your reasoning.</w:t>
-      </w:r>
-    </w:p>
-    <w:p>
-      <w:pPr>
-        <w:spacing w:line="336" w:lineRule="auto" w:after="180"/>
-      </w:pPr>
-      <w:r>
-        <w:rPr>
-          <w:b w:val="0"/>
-        </w:rPr>
-        <w:t>A fictional poster requires exactly three labelled circles. Generated image shows four circles and one unreadable label. A caption calls it a photograph of a real lesson.</w:t>
-      </w:r>
-    </w:p>
-    <w:p>
-      <w:pPr>
-        <w:spacing w:line="336" w:lineRule="auto" w:after="180"/>
-      </w:pPr>
-      <w:r>
-        <w:rPr>
-          <w:b w:val="0"/>
-        </w:rPr>
-        <w:t>Show the intermediate steps and give the conclusion with its scope.</w:t>
-      </w:r>
-    </w:p>
-    <w:p>
-      <w:pPr>
-        <w:pStyle w:val="Heading3"/>
-      </w:pPr>
-      <w:r>
-        <w:t>My reasoning and evidence</w:t>
-      </w:r>
-    </w:p>
-    <w:p>
-      <w:r>
-        <w:t>________________________________________________________________</w:t>
-      </w:r>
-    </w:p>
-    <w:p>
-      <w:r>
-        <w:t>________________________________________________________________</w:t>
-      </w:r>
-    </w:p>
-    <w:p>
-      <w:r>
-        <w:t>________________________________________________________________</w:t>
-      </w:r>
-    </w:p>
-    <w:p>
-      <w:r>
-        <w:t>________________________________________________________________</w:t>
-      </w:r>
-    </w:p>
-    <w:p>
-      <w:r>
-        <w:t>________________________________________________________________</w:t>
-      </w:r>
-    </w:p>
-    <w:p>
-      <w:r>
-        <w:t>________________________________________________________________</w:t>
-      </w:r>
-    </w:p>
-    <w:p>
-      <w:r>
-        <w:t>________________________________________________________________</w:t>
-      </w:r>
-    </w:p>
-    <w:p>
-      <w:pPr>
-        <w:pStyle w:val="Heading1"/>
-      </w:pPr>
-      <w:r>
-        <w:t>14. W3 Audit the limit</w:t>
-      </w:r>
-    </w:p>
-    <w:p>
-      <w:r>
-        <w:t>Audit the limit. Apply the supplied Image Generation Models facts and keep your reasoning.</w:t>
-      </w:r>
-    </w:p>
-    <w:p>
-      <w:pPr>
-        <w:spacing w:line="336" w:lineRule="auto" w:after="180"/>
-      </w:pPr>
-      <w:r>
-        <w:rPr>
-          <w:b w:val="0"/>
-        </w:rPr>
-        <w:t xml:space="preserve">A report omits this qualification: </w:t>
-      </w:r>
-      <w:r>
-        <w:rPr>
-          <w:b/>
-        </w:rPr>
-        <w:t>Provenance</w:t>
-      </w:r>
-      <w:r>
-        <w:rPr>
-          <w:b w:val="0"/>
-        </w:rPr>
-        <w:t xml:space="preserve"> tracks production history; it does not prove the content is accurate or establish every legal permission.</w:t>
-      </w:r>
-    </w:p>
-    <w:p>
-      <w:pPr>
-        <w:spacing w:line="336" w:lineRule="auto" w:after="180"/>
-      </w:pPr>
-      <w:r>
-        <w:rPr>
-          <w:b w:val="0"/>
-        </w:rPr>
-        <w:t>Explain how omitting it could change a reader's interpretation, and write an accurate replacement.</w:t>
-      </w:r>
-    </w:p>
-    <w:p>
-      <w:pPr>
-        <w:pStyle w:val="Heading3"/>
-      </w:pPr>
-      <w:r>
-        <w:t>My reasoning and evidence</w:t>
-      </w:r>
-    </w:p>
-    <w:p>
-      <w:r>
-        <w:t>________________________________________________________________</w:t>
-      </w:r>
-    </w:p>
-    <w:p>
-      <w:r>
-        <w:t>________________________________________________________________</w:t>
-      </w:r>
-    </w:p>
-    <w:p>
-      <w:r>
-        <w:t>________________________________________________________________</w:t>
-      </w:r>
-    </w:p>
-    <w:p>
-      <w:r>
-        <w:t>________________________________________________________________</w:t>
-      </w:r>
-    </w:p>
-    <w:p>
-      <w:r>
-        <w:t>________________________________________________________________</w:t>
-      </w:r>
-    </w:p>
-    <w:p>
-      <w:r>
-        <w:t>________________________________________________________________</w:t>
-      </w:r>
-    </w:p>
-    <w:p>
-      <w:pPr>
-        <w:pStyle w:val="Heading1"/>
-      </w:pPr>
-      <w:r>
-        <w:t>15. W4 Apply a new case independently</w:t>
-      </w:r>
-    </w:p>
-    <w:p>
-      <w:r>
-        <w:t>Attempt before feedback. If this repeats the selected independent case, reuse that first attempt; otherwise keep a separate record. Apply a new case independently. Apply the supplied Image Generation Models facts and keep your reasoning.</w:t>
-      </w:r>
-    </w:p>
-    <w:p>
-      <w:pPr>
-        <w:spacing w:line="336" w:lineRule="auto" w:after="180"/>
-      </w:pPr>
-      <w:r>
-        <w:rPr>
-          <w:b w:val="0"/>
-        </w:rPr>
-        <w:t xml:space="preserve">A generated diagram requires two arrows and labels </w:t>
-      </w:r>
-      <w:r>
-        <w:rPr>
-          <w:b/>
-        </w:rPr>
-        <w:t>input</w:t>
-      </w:r>
-      <w:r>
-        <w:rPr>
-          <w:b w:val="0"/>
-        </w:rPr>
-        <w:t>/</w:t>
-      </w:r>
-      <w:r>
-        <w:rPr>
-          <w:b/>
-        </w:rPr>
-        <w:t>output</w:t>
-      </w:r>
-      <w:r>
-        <w:rPr>
-          <w:b w:val="0"/>
-        </w:rPr>
-        <w:t xml:space="preserve">. It has two arrows but swapped labels. Metadata records generation, yet the caption says experimental </w:t>
-      </w:r>
-      <w:r>
-        <w:rPr>
-          <w:b/>
-        </w:rPr>
-        <w:t>observation</w:t>
-      </w:r>
-      <w:r>
-        <w:rPr>
-          <w:b w:val="0"/>
-        </w:rPr>
-        <w:t>. Audit.</w:t>
-      </w:r>
-    </w:p>
-    <w:p>
-      <w:pPr>
-        <w:pStyle w:val="Heading3"/>
-      </w:pPr>
-      <w:r>
-        <w:t>My reasoning and evidence</w:t>
-      </w:r>
-    </w:p>
-    <w:p>
-      <w:r>
-        <w:t>________________________________________________________________</w:t>
-      </w:r>
-    </w:p>
-    <w:p>
-      <w:r>
-        <w:t>________________________________________________________________</w:t>
-      </w:r>
-    </w:p>
-    <w:p>
-      <w:r>
-        <w:t>________________________________________________________________</w:t>
-      </w:r>
-    </w:p>
-    <w:p>
-      <w:r>
-        <w:t>________________________________________________________________</w:t>
-      </w:r>
-    </w:p>
-    <w:p>
-      <w:r>
-        <w:t>________________________________________________________________</w:t>
-      </w:r>
-    </w:p>
-    <w:p>
-      <w:r>
-        <w:t>________________________________________________________________</w:t>
-      </w:r>
-    </w:p>
-    <w:p>
-      <w:r>
-        <w:t>________________________________________________________________</w:t>
-      </w:r>
-    </w:p>
-    <w:p>
-      <w:r>
-        <w:t>________________________________________________________________</w:t>
-      </w:r>
-    </w:p>
-    <w:p>
-      <w:pPr>
-        <w:pStyle w:val="Heading1"/>
-      </w:pPr>
-      <w:r>
-        <w:t>16. W5 Design a revealing follow-up</w:t>
-      </w:r>
-    </w:p>
-    <w:p>
-      <w:r>
-        <w:t>Design a revealing follow-up. Apply the supplied Image Generation Models facts and keep your reasoning.</w:t>
-      </w:r>
-    </w:p>
-    <w:p>
-      <w:pPr>
-        <w:pStyle w:val="Heading3"/>
-      </w:pPr>
-      <w:r>
-        <w:t>Where to find the supplied example</w:t>
-      </w:r>
-    </w:p>
-    <w:p>
-      <w:pPr>
-        <w:spacing w:line="336" w:lineRule="auto" w:after="180"/>
-        <w:shd w:fill="F1F6F8"/>
-      </w:pPr>
-      <w:r>
-        <w:rPr>
-          <w:b w:val="0"/>
-        </w:rPr>
-        <w:t>Reference for this exercise: open this week’s student lesson, “Image Generation Models”, at “See how it works” and “Follow a worked example”. Use the original worked values or code named in the question; the later pictorial case is a separate example. Keep this reference beside your workbook while practising.</w:t>
-      </w:r>
-    </w:p>
-    <w:p>
-      <w:pPr>
-        <w:spacing w:line="336" w:lineRule="auto" w:after="180"/>
-      </w:pPr>
-      <w:r>
-        <w:rPr>
-          <w:b w:val="0"/>
-        </w:rPr>
-        <w:t>For the worked scenario, propose one additional case that could reveal a failure, describe its expected outcome before running it, and explain what would need to remain fixed for a fair comparison.</w:t>
-      </w:r>
-    </w:p>
-    <w:p>
-      <w:pPr>
-        <w:spacing w:line="336" w:lineRule="auto" w:after="180"/>
-      </w:pPr>
-      <w:r>
-        <w:rPr>
-          <w:b w:val="0"/>
-        </w:rPr>
-        <w:t>Do not reuse W4 as a new final test after receiving feedback.</w:t>
-      </w:r>
-    </w:p>
-    <w:p>
-      <w:pPr>
-        <w:pStyle w:val="Heading3"/>
-      </w:pPr>
-      <w:r>
-        <w:t>My reasoning and evidence</w:t>
-      </w:r>
-    </w:p>
-    <w:p>
-      <w:r>
-        <w:t>________________________________________________________________</w:t>
-      </w:r>
-    </w:p>
-    <w:p>
-      <w:r>
-        <w:t>________________________________________________________________</w:t>
-      </w:r>
-    </w:p>
-    <w:p>
-      <w:r>
-        <w:t>________________________________________________________________</w:t>
-      </w:r>
-    </w:p>
-    <w:p>
-      <w:r>
-        <w:t>________________________________________________________________</w:t>
-      </w:r>
-    </w:p>
-    <w:p>
-      <w:r>
-        <w:t>________________________________________________________________</w:t>
-      </w:r>
-    </w:p>
-    <w:p>
-      <w:r>
-        <w:t>________________________________________________________________</w:t>
-      </w:r>
-    </w:p>
-    <w:p>
-      <w:r>
-        <w:t>________________________________________________________________</w:t>
-      </w:r>
-    </w:p>
-    <w:p>
-      <w:pPr>
-        <w:pStyle w:val="Heading1"/>
-      </w:pPr>
-      <w:r>
-        <w:t>17. Feedback, return check and learning record</w:t>
-      </w:r>
-    </w:p>
-    <w:p>
-      <w:r>
-        <w:t>Record the first repaired step and a different case to revisit after a delay.</w:t>
+        <w:t>17. Feedback · Repair and return</w:t>
+      </w:r>
+    </w:p>
+    <w:p>
+      <w:r>
+        <w:t>Keep the first attempt, the repair and a changed-case return.</w:t>
+      </w:r>
+    </w:p>
+    <w:p>
+      <w:pPr>
+        <w:pStyle w:val="Heading2"/>
+      </w:pPr>
+      <w:r>
+        <w:t>Your evidence record</w:t>
       </w:r>
     </w:p>
     <w:tbl>
@@ -1752,12 +936,934 @@
         <w:pStyle w:val="Heading1"/>
       </w:pPr>
       <w:r>
-        <w:t>18. Pictorial case practice: Image Generation Models</w:t>
-      </w:r>
-    </w:p>
-    <w:p>
-      <w:r>
-        <w:t>A fictional lesson poster illustrates one family of image-generation approaches. Explain the labelled step before checking the changed condition.</w:t>
+        <w:t>10. Finish · Judge the evidence in your work</w:t>
+      </w:r>
+    </w:p>
+    <w:p>
+      <w:r>
+        <w:t>Point to work that supports your confidence level.</w:t>
+      </w:r>
+    </w:p>
+    <w:p>
+      <w:pPr>
+        <w:pStyle w:val="Heading2"/>
+      </w:pPr>
+      <w:r>
+        <w:t>Your evidence record</w:t>
+      </w:r>
+    </w:p>
+    <w:p>
+      <w:pPr>
+        <w:pStyle w:val="ListBullet"/>
+      </w:pPr>
+      <w:r>
+        <w:t>I can explain the mechanism.</w:t>
+      </w:r>
+    </w:p>
+    <w:p>
+      <w:pPr>
+        <w:pStyle w:val="ListBullet"/>
+      </w:pPr>
+      <w:r>
+        <w:t>I can show evidence.</w:t>
+      </w:r>
+    </w:p>
+    <w:p>
+      <w:pPr>
+        <w:pStyle w:val="ListBullet"/>
+      </w:pPr>
+      <w:r>
+        <w:t>I can handle a changed case.</w:t>
+      </w:r>
+    </w:p>
+    <w:p>
+      <w:pPr>
+        <w:pStyle w:val="ListBullet"/>
+      </w:pPr>
+      <w:r>
+        <w:t>I can name a limit.</w:t>
+      </w:r>
+    </w:p>
+    <w:p>
+      <w:r>
+        <w:t>Mark each as not yet, with help or independently, and attach supporting work.</w:t>
+      </w:r>
+    </w:p>
+    <w:p>
+      <w:pPr>
+        <w:spacing w:line="336" w:lineRule="auto" w:after="180"/>
+      </w:pPr>
+      <w:r>
+        <w:rPr>
+          <w:b w:val="0"/>
+        </w:rPr>
+        <w:t>Teacher review ____________________  Next step ____________________</w:t>
+      </w:r>
+    </w:p>
+    <w:p>
+      <w:pPr>
+        <w:pStyle w:val="Heading1"/>
+      </w:pPr>
+      <w:r>
+        <w:t>Reference bank and extra practice</w:t>
+      </w:r>
+    </w:p>
+    <w:p>
+      <w:pPr>
+        <w:pStyle w:val="Heading1"/>
+      </w:pPr>
+      <w:r>
+        <w:t>02. Reference · Supported W2 record</w:t>
+      </w:r>
+    </w:p>
+    <w:p>
+      <w:r>
+        <w:t>This is the same W2 attempt. Keep one response record.</w:t>
+      </w:r>
+    </w:p>
+    <w:p>
+      <w:pPr>
+        <w:pStyle w:val="Heading2"/>
+      </w:pPr>
+      <w:r>
+        <w:t>Use this when helpful</w:t>
+      </w:r>
+    </w:p>
+    <w:p>
+      <w:pPr>
+        <w:spacing w:line="336" w:lineRule="auto" w:after="180"/>
+      </w:pPr>
+      <w:r>
+        <w:rPr>
+          <w:b w:val="0"/>
+        </w:rPr>
+        <w:t xml:space="preserve">Use W2: Trace the worked case for Image generation and </w:t>
+      </w:r>
+      <w:r>
+        <w:rPr>
+          <w:b/>
+        </w:rPr>
+        <w:t>provenance</w:t>
+      </w:r>
+      <w:r>
+        <w:rPr>
+          <w:b w:val="0"/>
+        </w:rPr>
+        <w:t>. Record the answer once; the lesson and workbook refer to the same attempt.</w:t>
+      </w:r>
+    </w:p>
+    <w:tbl>
+      <w:tblPr>
+        <w:tblStyle w:val="LightShading-Accent1"/>
+        <w:tblW w:type="auto" w:w="0"/>
+        <w:tblLook w:firstColumn="1" w:firstRow="1" w:lastColumn="0" w:lastRow="0" w:noHBand="0" w:noVBand="1" w:val="04A0"/>
+      </w:tblPr>
+      <w:tblGrid>
+        <w:gridCol w:w="2556"/>
+        <w:gridCol w:w="2556"/>
+        <w:gridCol w:w="2556"/>
+        <w:gridCol w:w="2556"/>
+      </w:tblGrid>
+      <w:tr>
+        <w:trPr>
+          <w:tblHeader/>
+        </w:trPr>
+        <w:tc>
+          <w:tcPr>
+            <w:tcW w:type="dxa" w:w="2556"/>
+          </w:tcPr>
+          <w:p>
+            <w:r>
+              <w:t>Given inputs</w:t>
+            </w:r>
+          </w:p>
+        </w:tc>
+        <w:tc>
+          <w:tcPr>
+            <w:tcW w:type="dxa" w:w="2556"/>
+          </w:tcPr>
+          <w:p>
+            <w:r>
+              <w:t>Procedure I chose</w:t>
+            </w:r>
+          </w:p>
+        </w:tc>
+        <w:tc>
+          <w:tcPr>
+            <w:tcW w:type="dxa" w:w="2556"/>
+          </w:tcPr>
+          <w:p>
+            <w:r>
+              <w:t>Middle steps</w:t>
+            </w:r>
+          </w:p>
+        </w:tc>
+        <w:tc>
+          <w:tcPr>
+            <w:tcW w:type="dxa" w:w="2556"/>
+          </w:tcPr>
+          <w:p>
+            <w:r>
+              <w:t>Result and check</w:t>
+            </w:r>
+          </w:p>
+        </w:tc>
+      </w:tr>
+      <w:tr>
+        <w:tc>
+          <w:tcPr>
+            <w:tcW w:type="dxa" w:w="2556"/>
+          </w:tcPr>
+          <w:p>
+            <w:r/>
+          </w:p>
+        </w:tc>
+        <w:tc>
+          <w:tcPr>
+            <w:tcW w:type="dxa" w:w="2556"/>
+          </w:tcPr>
+          <w:p>
+            <w:r/>
+          </w:p>
+        </w:tc>
+        <w:tc>
+          <w:tcPr>
+            <w:tcW w:type="dxa" w:w="2556"/>
+          </w:tcPr>
+          <w:p>
+            <w:r/>
+          </w:p>
+        </w:tc>
+        <w:tc>
+          <w:tcPr>
+            <w:tcW w:type="dxa" w:w="2556"/>
+          </w:tcPr>
+          <w:p>
+            <w:r/>
+          </w:p>
+        </w:tc>
+      </w:tr>
+    </w:tbl>
+    <w:p>
+      <w:pPr>
+        <w:pStyle w:val="Heading3"/>
+      </w:pPr>
+      <w:r>
+        <w:t>The step I completed without help, and the hint I needed</w:t>
+      </w:r>
+    </w:p>
+    <w:p>
+      <w:r>
+        <w:t>________________________________________________________________</w:t>
+      </w:r>
+    </w:p>
+    <w:p>
+      <w:r>
+        <w:t>________________________________________________________________</w:t>
+      </w:r>
+    </w:p>
+    <w:p>
+      <w:r>
+        <w:t>________________________________________________________________</w:t>
+      </w:r>
+    </w:p>
+    <w:p>
+      <w:pPr>
+        <w:pStyle w:val="Heading1"/>
+      </w:pPr>
+      <w:r>
+        <w:t>03. Extra practice · Repair the explanation</w:t>
+      </w:r>
+    </w:p>
+    <w:p>
+      <w:r>
+        <w:t>Explain the deciding fact before discussing the answer.</w:t>
+      </w:r>
+    </w:p>
+    <w:p>
+      <w:pPr>
+        <w:pStyle w:val="Heading2"/>
+      </w:pPr>
+      <w:r>
+        <w:t>Use this when helpful</w:t>
+      </w:r>
+    </w:p>
+    <w:p>
+      <w:pPr>
+        <w:spacing w:line="336" w:lineRule="auto" w:after="180"/>
+      </w:pPr>
+      <w:r>
+        <w:rPr>
+          <w:b w:val="0"/>
+        </w:rPr>
+        <w:t xml:space="preserve">Use the worked case for Image generation and </w:t>
+      </w:r>
+      <w:r>
+        <w:rPr>
+          <w:b/>
+        </w:rPr>
+        <w:t>provenance</w:t>
+      </w:r>
+      <w:r>
+        <w:rPr>
+          <w:b w:val="0"/>
+        </w:rPr>
+        <w:t>. Proposed explanation: “The worked result establishes every future case”. Decide whether this explanation is supported.</w:t>
+      </w:r>
+    </w:p>
+    <w:p>
+      <w:pPr>
+        <w:spacing w:line="336" w:lineRule="auto" w:after="180"/>
+      </w:pPr>
+      <w:r>
+        <w:rPr>
+          <w:b w:val="0"/>
+        </w:rPr>
+        <w:t>Point to the step or supplied fact that decides; explain your repair if needed.</w:t>
+      </w:r>
+    </w:p>
+    <w:p>
+      <w:pPr>
+        <w:pStyle w:val="Heading3"/>
+      </w:pPr>
+      <w:r>
+        <w:t>My explanation before partner discussion</w:t>
+      </w:r>
+    </w:p>
+    <w:p>
+      <w:r>
+        <w:t>________________________________________________________________</w:t>
+      </w:r>
+    </w:p>
+    <w:p>
+      <w:r>
+        <w:t>________________________________________________________________</w:t>
+      </w:r>
+    </w:p>
+    <w:p>
+      <w:r>
+        <w:t>________________________________________________________________</w:t>
+      </w:r>
+    </w:p>
+    <w:p>
+      <w:r>
+        <w:t>________________________________________________________________</w:t>
+      </w:r>
+    </w:p>
+    <w:p>
+      <w:pPr>
+        <w:pStyle w:val="Heading1"/>
+      </w:pPr>
+      <w:r>
+        <w:t>05. Reference · Original learning target</w:t>
+      </w:r>
+    </w:p>
+    <w:p>
+      <w:r>
+        <w:t>Use this target to inspect an explanation.</w:t>
+      </w:r>
+    </w:p>
+    <w:p>
+      <w:pPr>
+        <w:pStyle w:val="Heading2"/>
+      </w:pPr>
+      <w:r>
+        <w:t>Use this when helpful</w:t>
+      </w:r>
+    </w:p>
+    <w:p>
+      <w:pPr>
+        <w:spacing w:line="336" w:lineRule="auto" w:after="180"/>
+      </w:pPr>
+      <w:r>
+        <w:rPr>
+          <w:b w:val="0"/>
+        </w:rPr>
+        <w:t xml:space="preserve">An image generator produces a convincing picture of a school greenhouse on Mars. A student calls it photographic </w:t>
+      </w:r>
+      <w:r>
+        <w:rPr>
+          <w:b/>
+        </w:rPr>
+        <w:t>evidence</w:t>
+      </w:r>
+      <w:r>
+        <w:rPr>
+          <w:b w:val="0"/>
+        </w:rPr>
+        <w:t>. Explain what the image can and cannot establish.</w:t>
+      </w:r>
+    </w:p>
+    <w:p>
+      <w:pPr>
+        <w:pStyle w:val="Heading1"/>
+      </w:pPr>
+      <w:r>
+        <w:t>06. Extra practice · A complete case</w:t>
+      </w:r>
+    </w:p>
+    <w:p>
+      <w:r>
+        <w:t>Try the question before checking the worked explanation.</w:t>
+      </w:r>
+    </w:p>
+    <w:p>
+      <w:pPr>
+        <w:pStyle w:val="Heading2"/>
+      </w:pPr>
+      <w:r>
+        <w:t>Use this when helpful</w:t>
+      </w:r>
+    </w:p>
+    <w:p>
+      <w:pPr>
+        <w:spacing w:line="336" w:lineRule="auto" w:after="180"/>
+      </w:pPr>
+      <w:r>
+        <w:rPr>
+          <w:b w:val="0"/>
+        </w:rPr>
+        <w:t>A generator creates a realistic fictional bicycle beside a tree.</w:t>
+      </w:r>
+    </w:p>
+    <w:p>
+      <w:pPr>
+        <w:spacing w:line="336" w:lineRule="auto" w:after="180"/>
+      </w:pPr>
+      <w:r>
+        <w:rPr>
+          <w:b w:val="0"/>
+        </w:rPr>
+        <w:t>How does this differ from event photography?</w:t>
+      </w:r>
+    </w:p>
+    <w:p>
+      <w:pPr>
+        <w:spacing w:line="336" w:lineRule="auto" w:after="180"/>
+      </w:pPr>
+      <w:r>
+        <w:rPr>
+          <w:b w:val="0"/>
+        </w:rPr>
+        <w:t xml:space="preserve">Show your trace, calculation or </w:t>
+      </w:r>
+      <w:r>
+        <w:rPr>
+          <w:b/>
+        </w:rPr>
+        <w:t>evidence</w:t>
+      </w:r>
+    </w:p>
+    <w:p>
+      <w:pPr>
+        <w:pStyle w:val="Heading3"/>
+      </w:pPr>
+      <w:r>
+        <w:t>Write or draw your reasoning and evidence.</w:t>
+      </w:r>
+    </w:p>
+    <w:p>
+      <w:r>
+        <w:t>________________________________________________________________</w:t>
+      </w:r>
+    </w:p>
+    <w:p>
+      <w:r>
+        <w:t>________________________________________________________________</w:t>
+      </w:r>
+    </w:p>
+    <w:p>
+      <w:r>
+        <w:t>________________________________________________________________</w:t>
+      </w:r>
+    </w:p>
+    <w:p>
+      <w:r>
+        <w:t>________________________________________________________________</w:t>
+      </w:r>
+    </w:p>
+    <w:p>
+      <w:r>
+        <w:t>________________________________________________________________</w:t>
+      </w:r>
+    </w:p>
+    <w:p>
+      <w:pPr>
+        <w:pStyle w:val="Heading1"/>
+      </w:pPr>
+      <w:r>
+        <w:t>07. Extra practice · A changed case</w:t>
+      </w:r>
+    </w:p>
+    <w:p>
+      <w:r>
+        <w:t>Keep this practice separate from the reserved independent attempt.</w:t>
+      </w:r>
+    </w:p>
+    <w:p>
+      <w:pPr>
+        <w:pStyle w:val="Heading2"/>
+      </w:pPr>
+      <w:r>
+        <w:t>Use this when helpful</w:t>
+      </w:r>
+    </w:p>
+    <w:p>
+      <w:pPr>
+        <w:spacing w:line="336" w:lineRule="auto" w:after="180"/>
+      </w:pPr>
+      <w:r>
+        <w:rPr>
+          <w:b w:val="0"/>
+        </w:rPr>
+        <w:t>An image model draws a plant with seven roots after a request for exactly four. What does this show, and where should an exact count diagram be made?</w:t>
+      </w:r>
+    </w:p>
+    <w:p>
+      <w:pPr>
+        <w:spacing w:line="336" w:lineRule="auto" w:after="180"/>
+      </w:pPr>
+      <w:r>
+        <w:rPr>
+          <w:b w:val="0"/>
+        </w:rPr>
+        <w:t>My practice answer and reason</w:t>
+      </w:r>
+    </w:p>
+    <w:p>
+      <w:pPr>
+        <w:pStyle w:val="Heading3"/>
+      </w:pPr>
+      <w:r>
+        <w:t>Write or draw your reasoning and evidence.</w:t>
+      </w:r>
+    </w:p>
+    <w:p>
+      <w:r>
+        <w:t>________________________________________________________________</w:t>
+      </w:r>
+    </w:p>
+    <w:p>
+      <w:r>
+        <w:t>________________________________________________________________</w:t>
+      </w:r>
+    </w:p>
+    <w:p>
+      <w:r>
+        <w:t>________________________________________________________________</w:t>
+      </w:r>
+    </w:p>
+    <w:p>
+      <w:r>
+        <w:t>________________________________________________________________</w:t>
+      </w:r>
+    </w:p>
+    <w:p>
+      <w:r>
+        <w:t>________________________________________________________________</w:t>
+      </w:r>
+    </w:p>
+    <w:p>
+      <w:pPr>
+        <w:pStyle w:val="Heading3"/>
+      </w:pPr>
+      <w:r>
+        <w:t>Week 10 Test and reflect</w:t>
+      </w:r>
+    </w:p>
+    <w:p>
+      <w:pPr>
+        <w:pStyle w:val="Heading1"/>
+      </w:pPr>
+      <w:r>
+        <w:t>08. Extra practice · Design a revealing test</w:t>
+      </w:r>
+    </w:p>
+    <w:p>
+      <w:r>
+        <w:t>Predict before tracing or testing.</w:t>
+      </w:r>
+    </w:p>
+    <w:p>
+      <w:pPr>
+        <w:pStyle w:val="Heading2"/>
+      </w:pPr>
+      <w:r>
+        <w:t>Use this when helpful</w:t>
+      </w:r>
+    </w:p>
+    <w:p>
+      <w:pPr>
+        <w:spacing w:line="336" w:lineRule="auto" w:after="180"/>
+      </w:pPr>
+      <w:r>
+        <w:rPr>
+          <w:b w:val="0"/>
+        </w:rPr>
+        <w:t xml:space="preserve">Create a changed </w:t>
+      </w:r>
+      <w:r>
+        <w:rPr>
+          <w:b/>
+        </w:rPr>
+        <w:t>input</w:t>
+      </w:r>
+      <w:r>
+        <w:rPr>
+          <w:b w:val="0"/>
+        </w:rPr>
+        <w:t>, boundary case or missing-information case. Write the expected answer or safe response before testing.</w:t>
+      </w:r>
+    </w:p>
+    <w:tbl>
+      <w:tblPr>
+        <w:tblStyle w:val="LightShading-Accent1"/>
+        <w:tblW w:type="auto" w:w="0"/>
+        <w:tblLook w:firstColumn="1" w:firstRow="1" w:lastColumn="0" w:lastRow="0" w:noHBand="0" w:noVBand="1" w:val="04A0"/>
+      </w:tblPr>
+      <w:tblGrid>
+        <w:gridCol w:w="5112"/>
+        <w:gridCol w:w="5112"/>
+      </w:tblGrid>
+      <w:tr>
+        <w:trPr>
+          <w:tblHeader/>
+        </w:trPr>
+        <w:tc>
+          <w:tcPr>
+            <w:tcW w:type="dxa" w:w="5112"/>
+          </w:tcPr>
+          <w:p>
+            <w:r>
+              <w:t>Test record</w:t>
+            </w:r>
+          </w:p>
+        </w:tc>
+        <w:tc>
+          <w:tcPr>
+            <w:tcW w:type="dxa" w:w="5112"/>
+          </w:tcPr>
+          <w:p>
+            <w:r>
+              <w:t>My evidence</w:t>
+            </w:r>
+          </w:p>
+        </w:tc>
+      </w:tr>
+      <w:tr>
+        <w:tc>
+          <w:tcPr>
+            <w:tcW w:type="dxa" w:w="5112"/>
+          </w:tcPr>
+          <w:p>
+            <w:r>
+              <w:t>Changed input or condition</w:t>
+            </w:r>
+          </w:p>
+        </w:tc>
+        <w:tc>
+          <w:tcPr>
+            <w:tcW w:type="dxa" w:w="5112"/>
+          </w:tcPr>
+          <w:p>
+            <w:r/>
+          </w:p>
+        </w:tc>
+      </w:tr>
+      <w:tr>
+        <w:tc>
+          <w:tcPr>
+            <w:tcW w:type="dxa" w:w="5112"/>
+          </w:tcPr>
+          <w:p>
+            <w:r>
+              <w:t>Expected answer or fallback</w:t>
+            </w:r>
+          </w:p>
+        </w:tc>
+        <w:tc>
+          <w:tcPr>
+            <w:tcW w:type="dxa" w:w="5112"/>
+          </w:tcPr>
+          <w:p>
+            <w:r/>
+          </w:p>
+        </w:tc>
+      </w:tr>
+      <w:tr>
+        <w:tc>
+          <w:tcPr>
+            <w:tcW w:type="dxa" w:w="5112"/>
+          </w:tcPr>
+          <w:p>
+            <w:r>
+              <w:t>Observed result</w:t>
+            </w:r>
+          </w:p>
+        </w:tc>
+        <w:tc>
+          <w:tcPr>
+            <w:tcW w:type="dxa" w:w="5112"/>
+          </w:tcPr>
+          <w:p>
+            <w:r/>
+          </w:p>
+        </w:tc>
+      </w:tr>
+      <w:tr>
+        <w:tc>
+          <w:tcPr>
+            <w:tcW w:type="dxa" w:w="5112"/>
+          </w:tcPr>
+          <w:p>
+            <w:r>
+              <w:t>Why the result occurred</w:t>
+            </w:r>
+          </w:p>
+        </w:tc>
+        <w:tc>
+          <w:tcPr>
+            <w:tcW w:type="dxa" w:w="5112"/>
+          </w:tcPr>
+          <w:p>
+            <w:r/>
+          </w:p>
+        </w:tc>
+      </w:tr>
+    </w:tbl>
+    <w:p>
+      <w:pPr>
+        <w:pStyle w:val="Heading1"/>
+      </w:pPr>
+      <w:r>
+        <w:t>11. Reference · Original target response space</w:t>
+      </w:r>
+    </w:p>
+    <w:p>
+      <w:r>
+        <w:t>This teaching case is practice rather than a fresh assessment.</w:t>
+      </w:r>
+    </w:p>
+    <w:p>
+      <w:pPr>
+        <w:pStyle w:val="Heading2"/>
+      </w:pPr>
+      <w:r>
+        <w:t>Use this when helpful</w:t>
+      </w:r>
+    </w:p>
+    <w:p>
+      <w:pPr>
+        <w:spacing w:line="336" w:lineRule="auto" w:after="180"/>
+      </w:pPr>
+      <w:r>
+        <w:rPr>
+          <w:b w:val="0"/>
+        </w:rPr>
+        <w:t xml:space="preserve">An image generator produces a convincing picture of a school greenhouse on Mars. A student calls it photographic </w:t>
+      </w:r>
+      <w:r>
+        <w:rPr>
+          <w:b/>
+        </w:rPr>
+        <w:t>evidence</w:t>
+      </w:r>
+      <w:r>
+        <w:rPr>
+          <w:b w:val="0"/>
+        </w:rPr>
+        <w:t>. Explain what the image can and cannot establish.</w:t>
+      </w:r>
+    </w:p>
+    <w:p>
+      <w:pPr>
+        <w:pStyle w:val="Heading3"/>
+      </w:pPr>
+      <w:r>
+        <w:t>My explanation after practice</w:t>
+      </w:r>
+    </w:p>
+    <w:p>
+      <w:r>
+        <w:t>________________________________________________________________</w:t>
+      </w:r>
+    </w:p>
+    <w:p>
+      <w:r>
+        <w:t>________________________________________________________________</w:t>
+      </w:r>
+    </w:p>
+    <w:p>
+      <w:r>
+        <w:t>________________________________________________________________</w:t>
+      </w:r>
+    </w:p>
+    <w:p>
+      <w:r>
+        <w:t>________________________________________________________________</w:t>
+      </w:r>
+    </w:p>
+    <w:p>
+      <w:r>
+        <w:t>________________________________________________________________</w:t>
+      </w:r>
+    </w:p>
+    <w:p>
+      <w:r>
+        <w:t>________________________________________________________________</w:t>
+      </w:r>
+    </w:p>
+    <w:p>
+      <w:r>
+        <w:t>________________________________________________________________</w:t>
+      </w:r>
+    </w:p>
+    <w:p>
+      <w:pPr>
+        <w:spacing w:line="336" w:lineRule="auto" w:after="180"/>
+      </w:pPr>
+      <w:r>
+        <w:rPr>
+          <w:b w:val="0"/>
+        </w:rPr>
+        <w:t>Record support used: none, hint or teacher explanation.</w:t>
+      </w:r>
+    </w:p>
+    <w:p>
+      <w:pPr>
+        <w:pStyle w:val="Heading1"/>
+      </w:pPr>
+      <w:r>
+        <w:t>15. Reference · Independent-case response copy</w:t>
+      </w:r>
+    </w:p>
+    <w:p>
+      <w:r>
+        <w:t>This duplicates W4. Reuse the same first-attempt record.</w:t>
+      </w:r>
+    </w:p>
+    <w:p>
+      <w:pPr>
+        <w:pStyle w:val="Heading2"/>
+      </w:pPr>
+      <w:r>
+        <w:t>Use this when helpful</w:t>
+      </w:r>
+    </w:p>
+    <w:p>
+      <w:pPr>
+        <w:spacing w:line="336" w:lineRule="auto" w:after="180"/>
+      </w:pPr>
+      <w:r>
+        <w:rPr>
+          <w:b w:val="0"/>
+        </w:rPr>
+        <w:t xml:space="preserve">A generated diagram requires two arrows and labels </w:t>
+      </w:r>
+      <w:r>
+        <w:rPr>
+          <w:b/>
+        </w:rPr>
+        <w:t>input</w:t>
+      </w:r>
+      <w:r>
+        <w:rPr>
+          <w:b w:val="0"/>
+        </w:rPr>
+        <w:t>/</w:t>
+      </w:r>
+      <w:r>
+        <w:rPr>
+          <w:b/>
+        </w:rPr>
+        <w:t>output</w:t>
+      </w:r>
+      <w:r>
+        <w:rPr>
+          <w:b w:val="0"/>
+        </w:rPr>
+        <w:t xml:space="preserve">. It has two arrows but swapped labels. Metadata records generation, yet the caption says experimental </w:t>
+      </w:r>
+      <w:r>
+        <w:rPr>
+          <w:b/>
+        </w:rPr>
+        <w:t>observation</w:t>
+      </w:r>
+      <w:r>
+        <w:rPr>
+          <w:b w:val="0"/>
+        </w:rPr>
+        <w:t>. Audit.</w:t>
+      </w:r>
+    </w:p>
+    <w:p>
+      <w:pPr>
+        <w:pStyle w:val="Heading3"/>
+      </w:pPr>
+      <w:r>
+        <w:t>My reasoning and evidence</w:t>
+      </w:r>
+    </w:p>
+    <w:p>
+      <w:r>
+        <w:t>________________________________________________________________</w:t>
+      </w:r>
+    </w:p>
+    <w:p>
+      <w:r>
+        <w:t>________________________________________________________________</w:t>
+      </w:r>
+    </w:p>
+    <w:p>
+      <w:r>
+        <w:t>________________________________________________________________</w:t>
+      </w:r>
+    </w:p>
+    <w:p>
+      <w:r>
+        <w:t>________________________________________________________________</w:t>
+      </w:r>
+    </w:p>
+    <w:p>
+      <w:r>
+        <w:t>________________________________________________________________</w:t>
+      </w:r>
+    </w:p>
+    <w:p>
+      <w:r>
+        <w:t>________________________________________________________________</w:t>
+      </w:r>
+    </w:p>
+    <w:p>
+      <w:r>
+        <w:t>________________________________________________________________</w:t>
+      </w:r>
+    </w:p>
+    <w:p>
+      <w:r>
+        <w:t>________________________________________________________________</w:t>
+      </w:r>
+    </w:p>
+    <w:p>
+      <w:pPr>
+        <w:pStyle w:val="Heading1"/>
+      </w:pPr>
+      <w:r>
+        <w:t>18. Extra practice · Use the worked picture</w:t>
+      </w:r>
+    </w:p>
+    <w:p>
+      <w:r>
+        <w:t>Keep the explanation and the support you used.</w:t>
+      </w:r>
+    </w:p>
+    <w:p>
+      <w:pPr>
+        <w:pStyle w:val="Heading2"/>
+      </w:pPr>
+      <w:r>
+        <w:t>Use this when helpful</w:t>
       </w:r>
     </w:p>
     <w:p>
@@ -1892,7 +1998,6 @@
     <w:p>
       <w:pPr>
         <w:spacing w:line="336" w:lineRule="auto" w:after="180"/>
-        <w:shd w:fill="F5F1FB"/>
       </w:pPr>
       <w:r>
         <w:rPr>
@@ -1941,16 +2046,7 @@
     </w:p>
     <w:p>
       <w:pPr>
-        <w:pStyle w:val="Heading3"/>
-      </w:pPr>
-      <w:r>
-        <w:t>Record the help used</w:t>
-      </w:r>
-    </w:p>
-    <w:p>
-      <w:pPr>
         <w:spacing w:line="336" w:lineRule="auto" w:after="180"/>
-        <w:shd w:fill="F1F6F8"/>
       </w:pPr>
       <w:r>
         <w:rPr>
@@ -1999,12 +2095,20 @@
         <w:pStyle w:val="Heading1"/>
       </w:pPr>
       <w:r>
-        <w:t>19. Project portfolio milestone</w:t>
-      </w:r>
-    </w:p>
-    <w:p>
-      <w:r>
-        <w:t>Keep this week’s input, deciding step, result and limit together in the Verified Study Buddy record.</w:t>
+        <w:t>19. Reference · Project portfolio record</w:t>
+      </w:r>
+    </w:p>
+    <w:p>
+      <w:r>
+        <w:t>Extend your main project response when helpful.</w:t>
+      </w:r>
+    </w:p>
+    <w:p>
+      <w:pPr>
+        <w:pStyle w:val="Heading2"/>
+      </w:pPr>
+      <w:r>
+        <w:t>Use this when helpful</w:t>
       </w:r>
     </w:p>
     <w:p>
@@ -2230,12 +2334,535 @@
         <w:pStyle w:val="Heading1"/>
       </w:pPr>
       <w:r>
-        <w:t>20. Supported practice and learning evidence</w:t>
-      </w:r>
-    </w:p>
-    <w:p>
-      <w:r>
-        <w:t>Try the supported questions before comparing with hints and feedback. Record what you repaired and the evidence you retained.</w:t>
+        <w:t>20. Extra practice: pictures, repair and feedback</w:t>
+      </w:r>
+    </w:p>
+    <w:p>
+      <w:r>
+        <w:t>Attempt each question before opening its explanation. Use one browser or paper copy.</w:t>
+      </w:r>
+    </w:p>
+    <w:p>
+      <w:pPr>
+        <w:pStyle w:val="Heading2"/>
+      </w:pPr>
+      <w:r>
+        <w:t>First supported question</w:t>
+      </w:r>
+    </w:p>
+    <w:p>
+      <w:pPr>
+        <w:pStyle w:val="ListBullet"/>
+      </w:pPr>
+      <w:r>
+        <w:t>A fictional lesson poster illustrates one family of image-generation approaches.</w:t>
+      </w:r>
+    </w:p>
+    <w:p>
+      <w:pPr>
+        <w:pStyle w:val="Heading3"/>
+      </w:pPr>
+      <w:r>
+        <w:t>Practice 1: explain the deciding evidence</w:t>
+      </w:r>
+    </w:p>
+    <w:p>
+      <w:pPr>
+        <w:pStyle w:val="ListBullet"/>
+      </w:pPr>
+      <w:r>
+        <w:t>Which labelled step matches this detail? Caption it as a generated-process illustration, not a photographed experiment.</w:t>
+      </w:r>
+    </w:p>
+    <w:p>
+      <w:pPr>
+        <w:pStyle w:val="ListBullet"/>
+      </w:pPr>
+      <w:r>
+        <w:t>1. Noisy representation</w:t>
+      </w:r>
+    </w:p>
+    <w:p>
+      <w:pPr>
+        <w:pStyle w:val="ListBullet"/>
+      </w:pPr>
+      <w:r>
+        <w:t>2. Condition on request</w:t>
+      </w:r>
+    </w:p>
+    <w:p>
+      <w:pPr>
+        <w:pStyle w:val="ListBullet"/>
+      </w:pPr>
+      <w:r>
+        <w:t>3. Check provenance</w:t>
+      </w:r>
+    </w:p>
+    <w:p>
+      <w:pPr>
+        <w:pStyle w:val="ListBullet"/>
+      </w:pPr>
+      <w:r>
+        <w:t>4. Illustrative update</w:t>
+      </w:r>
+    </w:p>
+    <w:p>
+      <w:pPr>
+        <w:pStyle w:val="Heading3"/>
+      </w:pPr>
+      <w:r>
+        <w:t>My selected conclusion, deciding fact and explanation</w:t>
+      </w:r>
+    </w:p>
+    <w:p>
+      <w:r>
+        <w:t>________________________________________________________________</w:t>
+      </w:r>
+    </w:p>
+    <w:p>
+      <w:r>
+        <w:t>________________________________________________________________</w:t>
+      </w:r>
+    </w:p>
+    <w:p>
+      <w:r>
+        <w:t>________________________________________________________________</w:t>
+      </w:r>
+    </w:p>
+    <w:p>
+      <w:r>
+        <w:t>________________________________________________________________</w:t>
+      </w:r>
+    </w:p>
+    <w:p>
+      <w:r>
+        <w:t>________________________________________________________________</w:t>
+      </w:r>
+    </w:p>
+    <w:p>
+      <w:pPr>
+        <w:pStyle w:val="ListBullet"/>
+      </w:pPr>
+      <w:r>
+        <w:t>Hint if needed: Read the steps in the pictorial case. Match the supplied detail to the stage that performs or records it.</w:t>
+      </w:r>
+    </w:p>
+    <w:p>
+      <w:pPr>
+        <w:pStyle w:val="Heading2"/>
+      </w:pPr>
+      <w:r>
+        <w:t>Check the first explanation · reference / check after trying</w:t>
+      </w:r>
+    </w:p>
+    <w:p>
+      <w:pPr>
+        <w:spacing w:line="336" w:lineRule="auto" w:after="180"/>
+      </w:pPr>
+      <w:r>
+        <w:rPr>
+          <w:b w:val="0"/>
+        </w:rPr>
+        <w:t xml:space="preserve">After your attempt, compare with the supported explanation: Check </w:t>
+      </w:r>
+      <w:r>
+        <w:rPr>
+          <w:b/>
+        </w:rPr>
+        <w:t>provenance</w:t>
+      </w:r>
+      <w:r>
+        <w:rPr>
+          <w:b w:val="0"/>
+        </w:rPr>
+        <w:t xml:space="preserve"> Caption it as a generated-</w:t>
+      </w:r>
+      <w:r>
+        <w:rPr>
+          <w:b/>
+        </w:rPr>
+        <w:t>process</w:t>
+      </w:r>
+      <w:r>
+        <w:rPr>
+          <w:b w:val="0"/>
+        </w:rPr>
+        <w:t xml:space="preserve"> illustration, not a photographed experiment.</w:t>
+      </w:r>
+    </w:p>
+    <w:p>
+      <w:pPr>
+        <w:spacing w:line="336" w:lineRule="auto" w:after="180"/>
+      </w:pPr>
+      <w:r>
+        <w:rPr>
+          <w:b w:val="0"/>
+        </w:rPr>
+        <w:t xml:space="preserve">Diffusion-style generators learn to remove </w:t>
+      </w:r>
+      <w:r>
+        <w:rPr>
+          <w:b/>
+        </w:rPr>
+        <w:t>noise</w:t>
+      </w:r>
+      <w:r>
+        <w:rPr>
+          <w:b w:val="0"/>
+        </w:rPr>
+        <w:t xml:space="preserve"> in stages, often guided by text, but a real implementation can operate in a </w:t>
+      </w:r>
+      <w:r>
+        <w:rPr>
+          <w:b/>
+        </w:rPr>
+        <w:t>latent representation</w:t>
+      </w:r>
+      <w:r>
+        <w:rPr>
+          <w:b w:val="0"/>
+        </w:rPr>
+        <w:t xml:space="preserve"> rather than direct pixels.</w:t>
+      </w:r>
+    </w:p>
+    <w:p>
+      <w:pPr>
+        <w:spacing w:line="336" w:lineRule="auto" w:after="180"/>
+      </w:pPr>
+      <w:r>
+        <w:rPr>
+          <w:b w:val="0"/>
+        </w:rPr>
+        <w:t xml:space="preserve">The toy values let us inspect an update without pretending to simulate that trained </w:t>
+      </w:r>
+      <w:r>
+        <w:rPr>
+          <w:b/>
+        </w:rPr>
+        <w:t>process</w:t>
+      </w:r>
+      <w:r>
+        <w:rPr>
+          <w:b w:val="0"/>
+        </w:rPr>
+        <w:t>. An attractive final image still needs checks for labels, requested relations and factual claims.</w:t>
+      </w:r>
+    </w:p>
+    <w:p>
+      <w:pPr>
+        <w:pStyle w:val="Heading2"/>
+      </w:pPr>
+      <w:r>
+        <w:t>Changed-case question</w:t>
+      </w:r>
+    </w:p>
+    <w:p>
+      <w:pPr>
+        <w:pStyle w:val="Heading3"/>
+      </w:pPr>
+      <w:r>
+        <w:t>Practice 2: explain the deciding evidence</w:t>
+      </w:r>
+    </w:p>
+    <w:p>
+      <w:pPr>
+        <w:pStyle w:val="ListBullet"/>
+      </w:pPr>
+      <w:r>
+        <w:t>Changed-case practice: Relabel the illustration as a photograph of an actual laboratory measurement. Which conclusion is supported by the supplied facts?</w:t>
+      </w:r>
+    </w:p>
+    <w:p>
+      <w:pPr>
+        <w:pStyle w:val="ListBullet"/>
+      </w:pPr>
+      <w:r>
+        <w:t>1. We can decide the result without examining the changed input or the procedure.</w:t>
+      </w:r>
+    </w:p>
+    <w:p>
+      <w:pPr>
+        <w:pStyle w:val="ListBullet"/>
+      </w:pPr>
+      <w:r>
+        <w:t>2. That caption is unsupported.</w:t>
+      </w:r>
+    </w:p>
+    <w:p>
+      <w:pPr>
+        <w:pStyle w:val="ListBullet"/>
+      </w:pPr>
+      <w:r>
+        <w:t>3. This one example guarantees correct results for every future input.</w:t>
+      </w:r>
+    </w:p>
+    <w:p>
+      <w:pPr>
+        <w:pStyle w:val="Heading3"/>
+      </w:pPr>
+      <w:r>
+        <w:t>My selected conclusion, deciding fact and explanation</w:t>
+      </w:r>
+    </w:p>
+    <w:p>
+      <w:r>
+        <w:t>________________________________________________________________</w:t>
+      </w:r>
+    </w:p>
+    <w:p>
+      <w:r>
+        <w:t>________________________________________________________________</w:t>
+      </w:r>
+    </w:p>
+    <w:p>
+      <w:r>
+        <w:t>________________________________________________________________</w:t>
+      </w:r>
+    </w:p>
+    <w:p>
+      <w:r>
+        <w:t>________________________________________________________________</w:t>
+      </w:r>
+    </w:p>
+    <w:p>
+      <w:r>
+        <w:t>________________________________________________________________</w:t>
+      </w:r>
+    </w:p>
+    <w:p>
+      <w:pPr>
+        <w:pStyle w:val="ListBullet"/>
+      </w:pPr>
+      <w:r>
+        <w:t>Hint if needed: Use the changed condition and the deciding step in the pictorial trace. The answer must say what follows from those facts.</w:t>
+      </w:r>
+    </w:p>
+    <w:p>
+      <w:pPr>
+        <w:pStyle w:val="Heading2"/>
+      </w:pPr>
+      <w:r>
+        <w:t>Check the changed case · reference / check after trying</w:t>
+      </w:r>
+    </w:p>
+    <w:p>
+      <w:pPr>
+        <w:spacing w:line="336" w:lineRule="auto" w:after="180"/>
+      </w:pPr>
+      <w:r>
+        <w:rPr>
+          <w:b w:val="0"/>
+        </w:rPr>
+        <w:t xml:space="preserve">After your attempt, compare with the supported explanation: That caption is unsupported. Its </w:t>
+      </w:r>
+      <w:r>
+        <w:rPr>
+          <w:b/>
+        </w:rPr>
+        <w:t>provenance</w:t>
+      </w:r>
+      <w:r>
+        <w:rPr>
+          <w:b w:val="0"/>
+        </w:rPr>
+        <w:t xml:space="preserve"> is an invented diagram of a </w:t>
+      </w:r>
+      <w:r>
+        <w:rPr>
+          <w:b/>
+        </w:rPr>
+        <w:t>process</w:t>
+      </w:r>
+      <w:r>
+        <w:rPr>
+          <w:b w:val="0"/>
+        </w:rPr>
+        <w:t>, not a camera record of an event.</w:t>
+      </w:r>
+    </w:p>
+    <w:p>
+      <w:pPr>
+        <w:pStyle w:val="Heading2"/>
+      </w:pPr>
+      <w:r>
+        <w:t>Repair and save your work</w:t>
+      </w:r>
+    </w:p>
+    <w:p>
+      <w:pPr>
+        <w:spacing w:line="336" w:lineRule="auto" w:after="180"/>
+      </w:pPr>
+      <w:r>
+        <w:rPr>
+          <w:b w:val="0"/>
+        </w:rPr>
+        <w:t xml:space="preserve">Review Prompt Evaluation (ai-3/9). Goal: Explain the </w:t>
+      </w:r>
+      <w:r>
+        <w:rPr>
+          <w:b/>
+        </w:rPr>
+        <w:t>mechanism</w:t>
+      </w:r>
+      <w:r>
+        <w:rPr>
+          <w:b w:val="0"/>
+        </w:rPr>
+        <w:t xml:space="preserve"> and terminology of controlled prompt experiments. Short practice: Why is B’s selection defensible here without calling it universally superior?.</w:t>
+      </w:r>
+    </w:p>
+    <w:p>
+      <w:pPr>
+        <w:spacing w:line="336" w:lineRule="auto" w:after="180"/>
+      </w:pPr>
+      <w:r>
+        <w:rPr>
+          <w:b w:val="0"/>
+        </w:rPr>
+        <w:t>Return to this week and explain what you changed.</w:t>
+      </w:r>
+    </w:p>
+    <w:p>
+      <w:pPr>
+        <w:spacing w:line="336" w:lineRule="auto" w:after="180"/>
+      </w:pPr>
+      <w:r>
+        <w:rPr>
+          <w:b w:val="0"/>
+        </w:rPr>
+        <w:t xml:space="preserve">Review Iterative Prompting (ai-3/7). Goal: Explain the </w:t>
+      </w:r>
+      <w:r>
+        <w:rPr>
+          <w:b/>
+        </w:rPr>
+        <w:t>mechanism</w:t>
+      </w:r>
+      <w:r>
+        <w:rPr>
+          <w:b w:val="0"/>
+        </w:rPr>
+        <w:t xml:space="preserve"> and terminology of controlled prompt experiments. Short practice: What </w:t>
+      </w:r>
+      <w:r>
+        <w:rPr>
+          <w:b/>
+        </w:rPr>
+        <w:t>evidence</w:t>
+      </w:r>
+      <w:r>
+        <w:rPr>
+          <w:b w:val="0"/>
+        </w:rPr>
+        <w:t xml:space="preserve"> supports improvement here, and what remains unproven?.</w:t>
+      </w:r>
+    </w:p>
+    <w:p>
+      <w:pPr>
+        <w:spacing w:line="336" w:lineRule="auto" w:after="180"/>
+      </w:pPr>
+      <w:r>
+        <w:rPr>
+          <w:b w:val="0"/>
+        </w:rPr>
+        <w:t>Return to this week and explain what you changed.</w:t>
+      </w:r>
+    </w:p>
+    <w:p>
+      <w:pPr>
+        <w:spacing w:line="336" w:lineRule="auto" w:after="180"/>
+      </w:pPr>
+      <w:r>
+        <w:rPr>
+          <w:b w:val="0"/>
+        </w:rPr>
+        <w:t>Review Sampling and Variability (ai-3/4). Goal: Sample from a distribution using explicit cumulative intervals. Short practice: Does T=0.5 make B impossible, and does choosing A guarantee factual accuracy?.</w:t>
+      </w:r>
+    </w:p>
+    <w:p>
+      <w:pPr>
+        <w:spacing w:line="336" w:lineRule="auto" w:after="180"/>
+      </w:pPr>
+      <w:r>
+        <w:rPr>
+          <w:b w:val="0"/>
+        </w:rPr>
+        <w:t>Return to this week and explain what you changed.</w:t>
+      </w:r>
+    </w:p>
+    <w:p>
+      <w:pPr>
+        <w:spacing w:line="336" w:lineRule="auto" w:after="180"/>
+      </w:pPr>
+      <w:r>
+        <w:rPr>
+          <w:b w:val="0"/>
+        </w:rPr>
+        <w:t xml:space="preserve">Use Download completed work in the hosted lesson to export your answers, reflections, practice feedback and code-run </w:t>
+      </w:r>
+      <w:r>
+        <w:rPr>
+          <w:b/>
+        </w:rPr>
+        <w:t>evidence</w:t>
+      </w:r>
+      <w:r>
+        <w:rPr>
+          <w:b w:val="0"/>
+        </w:rPr>
+        <w:t>. Open the HTML copy to read or print it.</w:t>
+      </w:r>
+    </w:p>
+    <w:p>
+      <w:pPr>
+        <w:spacing w:line="336" w:lineRule="auto" w:after="180"/>
+      </w:pPr>
+      <w:r>
+        <w:rPr>
+          <w:b w:val="0"/>
+        </w:rPr>
+        <w:t>Drafts stay in this browser when storage is available; clear drafts on a shared device.</w:t>
+      </w:r>
+    </w:p>
+    <w:p>
+      <w:pPr>
+        <w:pStyle w:val="Heading3"/>
+      </w:pPr>
+      <w:r>
+        <w:t>What I repaired, the evidence I kept and the next test</w:t>
+      </w:r>
+    </w:p>
+    <w:p>
+      <w:r>
+        <w:t>________________________________________________________________</w:t>
+      </w:r>
+    </w:p>
+    <w:p>
+      <w:r>
+        <w:t>________________________________________________________________</w:t>
+      </w:r>
+    </w:p>
+    <w:p>
+      <w:r>
+        <w:t>________________________________________________________________</w:t>
+      </w:r>
+    </w:p>
+    <w:p>
+      <w:r>
+        <w:t>________________________________________________________________</w:t>
+      </w:r>
+    </w:p>
+    <w:p>
+      <w:r>
+        <w:t>________________________________________________________________</w:t>
+      </w:r>
+    </w:p>
+    <w:p>
+      <w:pPr>
+        <w:pStyle w:val="Heading2"/>
+      </w:pPr>
+      <w:r>
+        <w:t>Earlier wording, alternatives and picture transcripts · reference / check after trying</w:t>
       </w:r>
     </w:p>
     <w:p>
@@ -2251,98 +2878,10 @@
     </w:p>
     <w:p>
       <w:pPr>
-        <w:spacing w:line="336" w:lineRule="auto" w:after="180"/>
-      </w:pPr>
-      <w:r>
-        <w:rPr>
-          <w:b w:val="0"/>
-        </w:rPr>
-        <w:t>A fictional lesson poster illustrates one family of image-generation approaches.</w:t>
-      </w:r>
-    </w:p>
-    <w:p>
-      <w:pPr>
         <w:pStyle w:val="Heading3"/>
       </w:pPr>
       <w:r>
-        <w:t>Practice 1: explain the deciding evidence</w:t>
-      </w:r>
-    </w:p>
-    <w:p>
-      <w:pPr>
-        <w:spacing w:line="336" w:lineRule="auto" w:after="180"/>
-      </w:pPr>
-      <w:r>
-        <w:rPr>
-          <w:b w:val="0"/>
-        </w:rPr>
-        <w:t>Which labelled step matches this detail? Caption it as a generated-</w:t>
-      </w:r>
-      <w:r>
-        <w:rPr>
-          <w:b/>
-        </w:rPr>
-        <w:t>process</w:t>
-      </w:r>
-      <w:r>
-        <w:rPr>
-          <w:b w:val="0"/>
-        </w:rPr>
-        <w:t xml:space="preserve"> illustration, not a photographed experiment.</w:t>
-      </w:r>
-    </w:p>
-    <w:p>
-      <w:pPr>
-        <w:spacing w:line="336" w:lineRule="auto" w:after="180"/>
-        <w:shd w:fill="F4F9FC"/>
-      </w:pPr>
-      <w:r>
-        <w:rPr>
-          <w:b w:val="0"/>
-        </w:rPr>
-        <w:t>1. Noisy representation</w:t>
-      </w:r>
-    </w:p>
-    <w:p>
-      <w:pPr>
-        <w:spacing w:line="336" w:lineRule="auto" w:after="180"/>
-        <w:shd w:fill="F4F9FC"/>
-      </w:pPr>
-      <w:r>
-        <w:rPr>
-          <w:b w:val="0"/>
-        </w:rPr>
-        <w:t>2. Condition on request</w:t>
-      </w:r>
-    </w:p>
-    <w:p>
-      <w:pPr>
-        <w:spacing w:line="336" w:lineRule="auto" w:after="180"/>
-        <w:shd w:fill="F4F9FC"/>
-      </w:pPr>
-      <w:r>
-        <w:rPr>
-          <w:b w:val="0"/>
-        </w:rPr>
-        <w:t xml:space="preserve">3. Check </w:t>
-      </w:r>
-      <w:r>
-        <w:rPr>
-          <w:b/>
-        </w:rPr>
-        <w:t>provenance</w:t>
-      </w:r>
-    </w:p>
-    <w:p>
-      <w:pPr>
-        <w:spacing w:line="336" w:lineRule="auto" w:after="180"/>
-        <w:shd w:fill="F4F9FC"/>
-      </w:pPr>
-      <w:r>
-        <w:rPr>
-          <w:b w:val="0"/>
-        </w:rPr>
-        <w:t>4. Illustrative update</w:t>
+        <w:t>Repair a missing building block</w:t>
       </w:r>
     </w:p>
     <w:p>
@@ -2350,544 +2889,25 @@
         <w:pStyle w:val="Heading3"/>
       </w:pPr>
       <w:r>
-        <w:t>My selected conclusion, deciding fact and explanation</w:t>
-      </w:r>
-    </w:p>
-    <w:p>
-      <w:r>
-        <w:t>________________________________________________________________</w:t>
-      </w:r>
-    </w:p>
-    <w:p>
-      <w:r>
-        <w:t>________________________________________________________________</w:t>
-      </w:r>
-    </w:p>
-    <w:p>
-      <w:r>
-        <w:t>________________________________________________________________</w:t>
-      </w:r>
-    </w:p>
-    <w:p>
-      <w:r>
-        <w:t>________________________________________________________________</w:t>
-      </w:r>
-    </w:p>
-    <w:p>
-      <w:r>
-        <w:t>________________________________________________________________</w:t>
-      </w:r>
-    </w:p>
-    <w:p>
-      <w:pPr>
-        <w:pStyle w:val="Heading3"/>
-      </w:pPr>
-      <w:r>
-        <w:t>Hint · try first</w:t>
-      </w:r>
-    </w:p>
-    <w:p>
-      <w:pPr>
-        <w:spacing w:line="336" w:lineRule="auto" w:after="180"/>
-        <w:shd w:fill="F1F6F8"/>
-      </w:pPr>
-      <w:r>
-        <w:rPr>
-          <w:b w:val="0"/>
-        </w:rPr>
-        <w:t>Hint if needed: Read the steps in the pictorial case. Match the supplied detail to the stage that performs or records it.</w:t>
-      </w:r>
-    </w:p>
-    <w:p>
-      <w:pPr>
-        <w:pStyle w:val="Heading3"/>
-      </w:pPr>
-      <w:r>
-        <w:t>Feedback · compare after trying</w:t>
-      </w:r>
-    </w:p>
-    <w:p>
-      <w:pPr>
-        <w:spacing w:line="336" w:lineRule="auto" w:after="180"/>
-        <w:shd w:fill="F1F6FC"/>
-      </w:pPr>
-      <w:r>
-        <w:rPr>
-          <w:b w:val="0"/>
-        </w:rPr>
-        <w:t xml:space="preserve">After your attempt, compare with the supported explanation: Check </w:t>
-      </w:r>
-      <w:r>
-        <w:rPr>
-          <w:b/>
-        </w:rPr>
-        <w:t>provenance</w:t>
-      </w:r>
-      <w:r>
-        <w:rPr>
-          <w:b w:val="0"/>
-        </w:rPr>
-        <w:t xml:space="preserve"> Caption it as a generated-</w:t>
-      </w:r>
-      <w:r>
-        <w:rPr>
-          <w:b/>
-        </w:rPr>
-        <w:t>process</w:t>
-      </w:r>
-      <w:r>
-        <w:rPr>
-          <w:b w:val="0"/>
-        </w:rPr>
-        <w:t xml:space="preserve"> illustration, not a photographed experiment.</w:t>
-      </w:r>
-    </w:p>
-    <w:p>
-      <w:pPr>
-        <w:spacing w:line="336" w:lineRule="auto" w:after="180"/>
-        <w:shd w:fill="F1F6FC"/>
-      </w:pPr>
-      <w:r>
-        <w:rPr>
-          <w:b w:val="0"/>
-        </w:rPr>
-        <w:t xml:space="preserve">Diffusion-style generators learn to remove </w:t>
-      </w:r>
-      <w:r>
-        <w:rPr>
-          <w:b/>
-        </w:rPr>
-        <w:t>noise</w:t>
-      </w:r>
-      <w:r>
-        <w:rPr>
-          <w:b w:val="0"/>
-        </w:rPr>
-        <w:t xml:space="preserve"> in stages, often guided by text, but a real implementation can operate in a </w:t>
-      </w:r>
-      <w:r>
-        <w:rPr>
-          <w:b/>
-        </w:rPr>
-        <w:t>latent representation</w:t>
-      </w:r>
-      <w:r>
-        <w:rPr>
-          <w:b w:val="0"/>
-        </w:rPr>
-        <w:t xml:space="preserve"> rather than direct pixels.</w:t>
-      </w:r>
-    </w:p>
-    <w:p>
-      <w:pPr>
-        <w:spacing w:line="336" w:lineRule="auto" w:after="180"/>
-        <w:shd w:fill="F1F6FC"/>
-      </w:pPr>
-      <w:r>
-        <w:rPr>
-          <w:b w:val="0"/>
-        </w:rPr>
-        <w:t xml:space="preserve">The toy values let us inspect an update without pretending to simulate that trained </w:t>
-      </w:r>
-      <w:r>
-        <w:rPr>
-          <w:b/>
-        </w:rPr>
-        <w:t>process</w:t>
-      </w:r>
-      <w:r>
-        <w:rPr>
-          <w:b w:val="0"/>
-        </w:rPr>
-        <w:t>. An attractive final image still needs checks for labels, requested relations and factual claims.</w:t>
-      </w:r>
-    </w:p>
-    <w:p>
-      <w:pPr>
-        <w:pStyle w:val="Heading3"/>
-      </w:pPr>
-      <w:r>
-        <w:t>Practice 2: explain the deciding evidence</w:t>
-      </w:r>
-    </w:p>
-    <w:p>
-      <w:pPr>
-        <w:pStyle w:val="Heading3"/>
-      </w:pPr>
-      <w:r>
-        <w:t>Changed case · predict first</w:t>
-      </w:r>
-    </w:p>
-    <w:p>
-      <w:pPr>
-        <w:spacing w:line="336" w:lineRule="auto" w:after="180"/>
-        <w:shd w:fill="F5F1FB"/>
-      </w:pPr>
-      <w:r>
-        <w:rPr>
-          <w:b w:val="0"/>
-        </w:rPr>
-        <w:t>Changed-case practice: Relabel the illustration as a photograph of an actual laboratory measurement. Which conclusion is supported by the supplied facts?</w:t>
-      </w:r>
-    </w:p>
-    <w:p>
-      <w:pPr>
-        <w:spacing w:line="336" w:lineRule="auto" w:after="180"/>
-        <w:shd w:fill="F4F9FC"/>
-      </w:pPr>
-      <w:r>
-        <w:rPr>
-          <w:b w:val="0"/>
-        </w:rPr>
-        <w:t xml:space="preserve">1. We can decide the result without examining the changed </w:t>
-      </w:r>
-      <w:r>
-        <w:rPr>
-          <w:b/>
-        </w:rPr>
-        <w:t>input</w:t>
-      </w:r>
-      <w:r>
-        <w:rPr>
-          <w:b w:val="0"/>
-        </w:rPr>
-        <w:t xml:space="preserve"> or the procedure.</w:t>
-      </w:r>
-    </w:p>
-    <w:p>
-      <w:pPr>
-        <w:spacing w:line="336" w:lineRule="auto" w:after="180"/>
-        <w:shd w:fill="F4F9FC"/>
-      </w:pPr>
-      <w:r>
-        <w:rPr>
-          <w:b w:val="0"/>
-        </w:rPr>
-        <w:t>2. That caption is unsupported.</w:t>
-      </w:r>
-    </w:p>
-    <w:p>
-      <w:pPr>
-        <w:spacing w:line="336" w:lineRule="auto" w:after="180"/>
-        <w:shd w:fill="F4F9FC"/>
-      </w:pPr>
-      <w:r>
-        <w:rPr>
-          <w:b w:val="0"/>
-        </w:rPr>
-        <w:t xml:space="preserve">3. This one example guarantees correct results for every future </w:t>
-      </w:r>
-      <w:r>
-        <w:rPr>
-          <w:b/>
-        </w:rPr>
-        <w:t>input</w:t>
-      </w:r>
-      <w:r>
-        <w:rPr>
-          <w:b w:val="0"/>
-        </w:rPr>
-        <w:t>.</w:t>
-      </w:r>
-    </w:p>
-    <w:p>
-      <w:pPr>
-        <w:pStyle w:val="Heading3"/>
-      </w:pPr>
-      <w:r>
-        <w:t>My selected conclusion, deciding fact and explanation</w:t>
-      </w:r>
-    </w:p>
-    <w:p>
-      <w:r>
-        <w:t>________________________________________________________________</w:t>
-      </w:r>
-    </w:p>
-    <w:p>
-      <w:r>
-        <w:t>________________________________________________________________</w:t>
-      </w:r>
-    </w:p>
-    <w:p>
-      <w:r>
-        <w:t>________________________________________________________________</w:t>
-      </w:r>
-    </w:p>
-    <w:p>
-      <w:r>
-        <w:t>________________________________________________________________</w:t>
-      </w:r>
-    </w:p>
-    <w:p>
-      <w:r>
-        <w:t>________________________________________________________________</w:t>
-      </w:r>
-    </w:p>
-    <w:p>
-      <w:pPr>
-        <w:pStyle w:val="Heading3"/>
-      </w:pPr>
-      <w:r>
-        <w:t>Hint · try first</w:t>
-      </w:r>
-    </w:p>
-    <w:p>
-      <w:pPr>
-        <w:spacing w:line="336" w:lineRule="auto" w:after="180"/>
-        <w:shd w:fill="F1F6F8"/>
-      </w:pPr>
-      <w:r>
-        <w:rPr>
-          <w:b w:val="0"/>
-        </w:rPr>
-        <w:t>Hint if needed: Use the changed condition and the deciding step in the pictorial trace. The answer must say what follows from those facts.</w:t>
-      </w:r>
-    </w:p>
-    <w:p>
-      <w:pPr>
-        <w:pStyle w:val="Heading3"/>
-      </w:pPr>
-      <w:r>
-        <w:t>Feedback · compare after trying</w:t>
-      </w:r>
-    </w:p>
-    <w:p>
-      <w:pPr>
-        <w:spacing w:line="336" w:lineRule="auto" w:after="180"/>
-        <w:shd w:fill="F1F6FC"/>
-      </w:pPr>
-      <w:r>
-        <w:rPr>
-          <w:b w:val="0"/>
-        </w:rPr>
-        <w:t xml:space="preserve">After your attempt, compare with the supported explanation: That caption is unsupported. Its </w:t>
-      </w:r>
-      <w:r>
-        <w:rPr>
-          <w:b/>
-        </w:rPr>
-        <w:t>provenance</w:t>
-      </w:r>
-      <w:r>
-        <w:rPr>
-          <w:b w:val="0"/>
-        </w:rPr>
-        <w:t xml:space="preserve"> is an invented diagram of a </w:t>
-      </w:r>
-      <w:r>
-        <w:rPr>
-          <w:b/>
-        </w:rPr>
-        <w:t>process</w:t>
-      </w:r>
-      <w:r>
-        <w:rPr>
-          <w:b w:val="0"/>
-        </w:rPr>
-        <w:t>, not a camera record of an event.</w:t>
-      </w:r>
-    </w:p>
-    <w:p>
-      <w:pPr>
-        <w:pStyle w:val="Heading3"/>
-      </w:pPr>
-      <w:r>
-        <w:t>Repair a missing building block</w:t>
-      </w:r>
-    </w:p>
-    <w:p>
-      <w:pPr>
-        <w:spacing w:line="336" w:lineRule="auto" w:after="180"/>
-      </w:pPr>
-      <w:r>
-        <w:rPr>
-          <w:b w:val="0"/>
-        </w:rPr>
-        <w:t xml:space="preserve">Review Prompt Evaluation (ai-3/9). Goal: Explain the </w:t>
-      </w:r>
-      <w:r>
-        <w:rPr>
-          <w:b/>
-        </w:rPr>
-        <w:t>mechanism</w:t>
-      </w:r>
-      <w:r>
-        <w:rPr>
-          <w:b w:val="0"/>
-        </w:rPr>
-        <w:t xml:space="preserve"> and terminology of controlled prompt experiments. Short practice: Why is B’s selection defensible here without calling it universally superior?.</w:t>
-      </w:r>
-    </w:p>
-    <w:p>
-      <w:pPr>
-        <w:spacing w:line="336" w:lineRule="auto" w:after="180"/>
-      </w:pPr>
-      <w:r>
-        <w:rPr>
-          <w:b w:val="0"/>
-        </w:rPr>
-        <w:t>Return to this week and explain what you changed.</w:t>
-      </w:r>
-    </w:p>
-    <w:p>
-      <w:pPr>
-        <w:spacing w:line="336" w:lineRule="auto" w:after="180"/>
-      </w:pPr>
-      <w:r>
-        <w:rPr>
-          <w:b w:val="0"/>
-        </w:rPr>
-        <w:t xml:space="preserve">Review Iterative Prompting (ai-3/7). Goal: Explain the </w:t>
-      </w:r>
-      <w:r>
-        <w:rPr>
-          <w:b/>
-        </w:rPr>
-        <w:t>mechanism</w:t>
-      </w:r>
-      <w:r>
-        <w:rPr>
-          <w:b w:val="0"/>
-        </w:rPr>
-        <w:t xml:space="preserve"> and terminology of controlled prompt experiments. Short practice: What </w:t>
-      </w:r>
-      <w:r>
-        <w:rPr>
-          <w:b/>
-        </w:rPr>
-        <w:t>evidence</w:t>
-      </w:r>
-      <w:r>
-        <w:rPr>
-          <w:b w:val="0"/>
-        </w:rPr>
-        <w:t xml:space="preserve"> supports improvement here, and what remains unproven?.</w:t>
-      </w:r>
-    </w:p>
-    <w:p>
-      <w:pPr>
-        <w:spacing w:line="336" w:lineRule="auto" w:after="180"/>
-      </w:pPr>
-      <w:r>
-        <w:rPr>
-          <w:b w:val="0"/>
-        </w:rPr>
-        <w:t>Return to this week and explain what you changed.</w:t>
-      </w:r>
-    </w:p>
-    <w:p>
-      <w:pPr>
-        <w:spacing w:line="336" w:lineRule="auto" w:after="180"/>
-      </w:pPr>
-      <w:r>
-        <w:rPr>
-          <w:b w:val="0"/>
-        </w:rPr>
-        <w:t>Review Sampling and Variability (ai-3/4). Goal: Sample from a distribution using explicit cumulative intervals. Short practice: Does T=0.5 make B impossible, and does choosing A guarantee factual accuracy?.</w:t>
-      </w:r>
-    </w:p>
-    <w:p>
-      <w:pPr>
-        <w:spacing w:line="336" w:lineRule="auto" w:after="180"/>
-      </w:pPr>
-      <w:r>
-        <w:rPr>
-          <w:b w:val="0"/>
-        </w:rPr>
-        <w:t>Return to this week and explain what you changed.</w:t>
-      </w:r>
-    </w:p>
-    <w:p>
-      <w:pPr>
-        <w:pStyle w:val="Heading3"/>
-      </w:pPr>
-      <w:r>
         <w:t>Keep your completed work</w:t>
       </w:r>
     </w:p>
     <w:p>
       <w:pPr>
-        <w:spacing w:line="336" w:lineRule="auto" w:after="180"/>
-      </w:pPr>
-      <w:r>
-        <w:rPr>
-          <w:b w:val="0"/>
-        </w:rPr>
-        <w:t xml:space="preserve">Use Download completed work in the hosted lesson to export your answers, reflections, practice feedback and code-run </w:t>
-      </w:r>
-      <w:r>
-        <w:rPr>
-          <w:b/>
-        </w:rPr>
-        <w:t>evidence</w:t>
-      </w:r>
-      <w:r>
-        <w:rPr>
-          <w:b w:val="0"/>
-        </w:rPr>
-        <w:t>. Open the HTML copy to read or print it.</w:t>
-      </w:r>
-    </w:p>
-    <w:p>
-      <w:pPr>
-        <w:spacing w:line="336" w:lineRule="auto" w:after="180"/>
-      </w:pPr>
-      <w:r>
-        <w:rPr>
-          <w:b w:val="0"/>
-        </w:rPr>
-        <w:t>Drafts stay in this browser when storage is available; clear drafts on a shared device.</w:t>
-      </w:r>
-    </w:p>
-    <w:p>
-      <w:pPr>
-        <w:pStyle w:val="Heading3"/>
-      </w:pPr>
-      <w:r>
-        <w:t>What I repaired, the evidence I kept and the next test</w:t>
-      </w:r>
-    </w:p>
-    <w:p>
-      <w:r>
-        <w:t>________________________________________________________________</w:t>
-      </w:r>
-    </w:p>
-    <w:p>
-      <w:r>
-        <w:t>________________________________________________________________</w:t>
-      </w:r>
-    </w:p>
-    <w:p>
-      <w:r>
-        <w:t>________________________________________________________________</w:t>
-      </w:r>
-    </w:p>
-    <w:p>
-      <w:r>
-        <w:t>________________________________________________________________</w:t>
-      </w:r>
-    </w:p>
-    <w:p>
-      <w:r>
-        <w:t>________________________________________________________________</w:t>
-      </w:r>
-    </w:p>
-    <w:p>
-      <w:pPr>
         <w:pStyle w:val="Heading1"/>
       </w:pPr>
       <w:r>
-        <w:t>21. Visual concept journey</w:t>
-      </w:r>
-    </w:p>
-    <w:p>
-      <w:r>
-        <w:t>Explain each Image Generation Models picture from its labels, then record a relevant limit.</w:t>
-      </w:r>
-    </w:p>
-    <w:p>
-      <w:pPr>
-        <w:pStyle w:val="Heading3"/>
+        <w:t>21. Reference · Six-picture response sheets</w:t>
+      </w:r>
+    </w:p>
+    <w:p>
+      <w:r>
+        <w:t>Choose the image that helps rather than repeating all six.</w:t>
+      </w:r>
+    </w:p>
+    <w:p>
+      <w:pPr>
+        <w:pStyle w:val="Heading2"/>
       </w:pPr>
       <w:r>
         <w:t>01. Image Generation Models: the case</w:t>
@@ -2978,7 +2998,6 @@
     <w:p>
       <w:pPr>
         <w:spacing w:line="336" w:lineRule="auto" w:after="180"/>
-        <w:shd w:fill="F5F1FB"/>
       </w:pPr>
       <w:r>
         <w:rPr>
@@ -3017,7 +3036,7 @@
     </w:p>
     <w:p>
       <w:pPr>
-        <w:pStyle w:val="Heading3"/>
+        <w:pStyle w:val="Heading2"/>
       </w:pPr>
       <w:r>
         <w:t>02. Follow the deciding steps</w:t>
@@ -3121,7 +3140,6 @@
     <w:p>
       <w:pPr>
         <w:spacing w:line="336" w:lineRule="auto" w:after="180"/>
-        <w:shd w:fill="F5F1FB"/>
       </w:pPr>
       <w:r>
         <w:rPr>
@@ -3172,7 +3190,7 @@
     </w:p>
     <w:p>
       <w:pPr>
-        <w:pStyle w:val="Heading3"/>
+        <w:pStyle w:val="Heading2"/>
       </w:pPr>
       <w:r>
         <w:t>03. Illustrative grids, not executed model outputs</w:t>
@@ -3240,7 +3258,6 @@
     <w:p>
       <w:pPr>
         <w:spacing w:line="336" w:lineRule="auto" w:after="180"/>
-        <w:shd w:fill="F5F1FB"/>
       </w:pPr>
       <w:r>
         <w:rPr>
@@ -3279,7 +3296,7 @@
     </w:p>
     <w:p>
       <w:pPr>
-        <w:pStyle w:val="Heading3"/>
+        <w:pStyle w:val="Heading2"/>
       </w:pPr>
       <w:r>
         <w:t>04. Change one thing. Trace what follows.</w:t>
@@ -3382,7 +3399,6 @@
     <w:p>
       <w:pPr>
         <w:spacing w:line="336" w:lineRule="auto" w:after="180"/>
-        <w:shd w:fill="F5F1FB"/>
       </w:pPr>
       <w:r>
         <w:rPr>
@@ -3421,7 +3437,7 @@
     </w:p>
     <w:p>
       <w:pPr>
-        <w:pStyle w:val="Heading3"/>
+        <w:pStyle w:val="Heading2"/>
       </w:pPr>
       <w:r>
         <w:t>05. Connect the explanation to its limit</w:t>
@@ -3535,7 +3551,6 @@
     <w:p>
       <w:pPr>
         <w:spacing w:line="336" w:lineRule="auto" w:after="180"/>
-        <w:shd w:fill="F5F1FB"/>
       </w:pPr>
       <w:r>
         <w:rPr>
@@ -3574,7 +3589,7 @@
     </w:p>
     <w:p>
       <w:pPr>
-        <w:pStyle w:val="Heading3"/>
+        <w:pStyle w:val="Heading2"/>
       </w:pPr>
       <w:r>
         <w:t>06. Make the idea visible in your project</w:t>
@@ -3619,7 +3634,6 @@
     <w:p>
       <w:pPr>
         <w:spacing w:line="336" w:lineRule="auto" w:after="180"/>
-        <w:shd w:fill="F5F1FB"/>
       </w:pPr>
       <w:r>
         <w:rPr>
@@ -3655,7 +3669,6 @@
     <w:p>
       <w:pPr>
         <w:spacing w:line="336" w:lineRule="auto" w:after="180"/>
-        <w:shd w:fill="F5F1FB"/>
       </w:pPr>
       <w:r>
         <w:rPr>
@@ -3667,7 +3680,6 @@
     <w:p>
       <w:pPr>
         <w:spacing w:line="336" w:lineRule="auto" w:after="180"/>
-        <w:shd w:fill="F5F1FB"/>
       </w:pPr>
       <w:r>
         <w:rPr>
@@ -3714,6 +3726,62 @@
     <w:p>
       <w:r>
         <w:t>________________________________________________________________</w:t>
+      </w:r>
+    </w:p>
+    <w:p>
+      <w:pPr>
+        <w:pStyle w:val="Heading2"/>
+      </w:pPr>
+      <w:r>
+        <w:t>Earlier wording, alternatives and picture transcripts · reference / check after trying</w:t>
+      </w:r>
+    </w:p>
+    <w:p>
+      <w:pPr>
+        <w:pStyle w:val="Heading3"/>
+      </w:pPr>
+      <w:r>
+        <w:t>01. Image Generation Models: the case</w:t>
+      </w:r>
+    </w:p>
+    <w:p>
+      <w:pPr>
+        <w:pStyle w:val="Heading3"/>
+      </w:pPr>
+      <w:r>
+        <w:t>02. Follow the deciding steps</w:t>
+      </w:r>
+    </w:p>
+    <w:p>
+      <w:pPr>
+        <w:pStyle w:val="Heading3"/>
+      </w:pPr>
+      <w:r>
+        <w:t>03. Illustrative grids, not executed model outputs</w:t>
+      </w:r>
+    </w:p>
+    <w:p>
+      <w:pPr>
+        <w:pStyle w:val="Heading3"/>
+      </w:pPr>
+      <w:r>
+        <w:t>04. Change one thing. Trace what follows.</w:t>
+      </w:r>
+    </w:p>
+    <w:p>
+      <w:pPr>
+        <w:pStyle w:val="Heading3"/>
+      </w:pPr>
+      <w:r>
+        <w:t>05. Connect the explanation to its limit</w:t>
+      </w:r>
+    </w:p>
+    <w:p>
+      <w:pPr>
+        <w:pStyle w:val="Heading3"/>
+      </w:pPr>
+      <w:r>
+        <w:t>06. Make the idea visible in your project</w:t>
       </w:r>
     </w:p>
     <w:sectPr>
